--- a/public/assets/files/niestacjonarne/JPT.docx
+++ b/public/assets/files/niestacjonarne/JPT.docx
@@ -523,6 +523,7 @@
                 <w:i w:val="0"/>
                 <w:sz w:val="22"/>
               </w:rPr>
+              <w:t>I</w:t>
             </w:r>
           </w:p>
         </w:tc>
@@ -560,6 +561,7 @@
                 <w:i w:val="0"/>
                 <w:sz w:val="22"/>
               </w:rPr>
+              <w:t>obieralny</w:t>
             </w:r>
           </w:p>
         </w:tc>

--- a/public/assets/files/niestacjonarne/JPT.docx
+++ b/public/assets/files/niestacjonarne/JPT.docx
@@ -1156,6 +1156,7 @@
                 <w:i w:val="0"/>
                 <w:sz w:val="22"/>
               </w:rPr>
+              <w:t>Implementacja aplikacji w języku Python; korzystanie z bibliotek standardowych i zewnętrznych; dokumentacja kodu; przygotowanie i prezentacja projektu zaliczeniowego.</w:t>
             </w:r>
           </w:p>
         </w:tc>
@@ -1266,7 +1267,84 @@
           <w:tcPr>
             <w:tcW w:type="dxa" w:w="9972"/>
           </w:tcPr>
-          <w:p/>
+          <w:p>
+            <w:pPr>
+              <w:spacing w:before="20" w:after="20"/>
+            </w:pPr>
+            <w:r>
+              <w:rPr>
+                <w:rFonts w:ascii="Aptos" w:hAnsi="Aptos"/>
+                <w:b/>
+                <w:sz w:val="22"/>
+              </w:rPr>
+              <w:t>Wykład:</w:t>
+            </w:r>
+          </w:p>
+          <w:p>
+            <w:pPr>
+              <w:spacing w:before="20" w:after="20"/>
+            </w:pPr>
+            <w:r>
+              <w:rPr>
+                <w:rFonts w:ascii="Aptos" w:hAnsi="Aptos"/>
+                <w:b w:val="0"/>
+                <w:sz w:val="22"/>
+              </w:rPr>
+              <w:t>• wykład z prezentacją multimedialną</w:t>
+            </w:r>
+          </w:p>
+          <w:p>
+            <w:pPr>
+              <w:spacing w:before="20" w:after="20"/>
+            </w:pPr>
+            <w:r>
+              <w:rPr>
+                <w:rFonts w:ascii="Aptos" w:hAnsi="Aptos"/>
+                <w:b w:val="0"/>
+                <w:sz w:val="22"/>
+              </w:rPr>
+              <w:t>• wykład z prezentacją oprogramowania</w:t>
+            </w:r>
+          </w:p>
+          <w:p>
+            <w:pPr>
+              <w:spacing w:before="20" w:after="20"/>
+            </w:pPr>
+            <w:r>
+              <w:rPr>
+                <w:rFonts w:ascii="Aptos" w:hAnsi="Aptos"/>
+                <w:b/>
+                <w:sz w:val="22"/>
+              </w:rPr>
+              <w:t>Ćwiczenia / Laboratorium:</w:t>
+            </w:r>
+          </w:p>
+          <w:p>
+            <w:pPr>
+              <w:spacing w:before="20" w:after="20"/>
+            </w:pPr>
+            <w:r>
+              <w:rPr>
+                <w:rFonts w:ascii="Aptos" w:hAnsi="Aptos"/>
+                <w:b w:val="0"/>
+                <w:sz w:val="22"/>
+              </w:rPr>
+              <w:t>• metoda projektów (projekt praktyczny)</w:t>
+            </w:r>
+          </w:p>
+          <w:p>
+            <w:pPr>
+              <w:spacing w:before="20" w:after="20"/>
+            </w:pPr>
+            <w:r>
+              <w:rPr>
+                <w:rFonts w:ascii="Aptos" w:hAnsi="Aptos"/>
+                <w:b w:val="0"/>
+                <w:sz w:val="22"/>
+              </w:rPr>
+              <w:t>• rozwiązywanie zadań</w:t>
+            </w:r>
+          </w:p>
         </w:tc>
       </w:tr>
     </w:tbl>
@@ -1515,33 +1593,10 @@
             <w:r>
               <w:rPr>
                 <w:rFonts w:ascii="Aptos" w:hAnsi="Aptos"/>
-                <w:sz w:val="22"/>
-              </w:rPr>
-              <w:t>1. Projekt programistyczny realizowany indywidualnie lub w parach – 100%</w:t>
-            </w:r>
-          </w:p>
-          <w:p>
-            <w:pPr>
-              <w:spacing w:before="20" w:after="20"/>
-            </w:pPr>
-            <w:r>
-              <w:rPr>
-                <w:rFonts w:ascii="Aptos" w:hAnsi="Aptos"/>
-                <w:sz w:val="22"/>
-              </w:rPr>
-              <w:t>2. Ocena projektu obejmuje: poprawność działania, jakość kodu, strukturę programu, dokumentację oraz prezentację rozwiązania</w:t>
-            </w:r>
-          </w:p>
-          <w:p>
-            <w:pPr>
-              <w:spacing w:before="20" w:after="20"/>
-            </w:pPr>
-            <w:r>
-              <w:rPr>
-                <w:rFonts w:ascii="Aptos" w:hAnsi="Aptos"/>
-                <w:sz w:val="22"/>
-              </w:rPr>
-              <w:t>3. Warunkiem zaliczenia jest oddanie kompletnego projektu oraz jego pozytywna ocena</w:t>
+                <w:b w:val="0"/>
+                <w:i w:val="0"/>
+                <w:sz w:val="22"/>
+              </w:rPr>
             </w:r>
           </w:p>
         </w:tc>
@@ -1558,31 +1613,19 @@
                 <w:rFonts w:ascii="Aptos" w:hAnsi="Aptos"/>
                 <w:sz w:val="22"/>
               </w:rPr>
-              <w:t>1. Projekt programistyczny realizowany indywidualnie lub w parach – 100%</w:t>
-            </w:r>
-          </w:p>
-          <w:p>
-            <w:pPr>
-              <w:spacing w:before="20" w:after="20"/>
-            </w:pPr>
-            <w:r>
-              <w:rPr>
-                <w:rFonts w:ascii="Aptos" w:hAnsi="Aptos"/>
-                <w:sz w:val="22"/>
-              </w:rPr>
-              <w:t>2. Ocena projektu obejmuje: poprawność działania, jakość kodu, strukturę programu, dokumentację oraz prezentację rozwiązania</w:t>
-            </w:r>
-          </w:p>
-          <w:p>
-            <w:pPr>
-              <w:spacing w:before="20" w:after="20"/>
-            </w:pPr>
-            <w:r>
-              <w:rPr>
-                <w:rFonts w:ascii="Aptos" w:hAnsi="Aptos"/>
-                <w:sz w:val="22"/>
-              </w:rPr>
-              <w:t>3. Warunkiem zaliczenia jest oddanie kompletnego projektu oraz jego pozytywna ocena</w:t>
+              <w:t>1. prezentacja projektu i dokumentacji</w:t>
+            </w:r>
+          </w:p>
+          <w:p>
+            <w:pPr>
+              <w:spacing w:before="20" w:after="20"/>
+            </w:pPr>
+            <w:r>
+              <w:rPr>
+                <w:rFonts w:ascii="Aptos" w:hAnsi="Aptos"/>
+                <w:sz w:val="22"/>
+              </w:rPr>
+              <w:t>2. ocena sporządzonego oprogramowania</w:t>
             </w:r>
           </w:p>
         </w:tc>
@@ -2928,7 +2971,7 @@
                 <w:i w:val="0"/>
                 <w:sz w:val="22"/>
               </w:rPr>
-              <w:t>Projekt programistyczny realizowany indywidualnie lub w parach – 100%; Ocena projektu obejmuje: poprawność działania, jakość kodu, strukturę programu, dokumentację oraz prezentację rozwiązania; Warunkiem zaliczenia jest oddanie kompletnego projektu oraz jego pozytywna ocena</w:t>
+              <w:t>prezentacja projektu i dokumentacji; ocena sporządzonego oprogramowania</w:t>
             </w:r>
           </w:p>
         </w:tc>
@@ -2986,7 +3029,7 @@
                 <w:i w:val="0"/>
                 <w:sz w:val="22"/>
               </w:rPr>
-              <w:t>Projekt programistyczny realizowany indywidualnie lub w parach – 100%; Ocena projektu obejmuje: poprawność działania, jakość kodu, strukturę programu, dokumentację oraz prezentację rozwiązania; Warunkiem zaliczenia jest oddanie kompletnego projektu oraz jego pozytywna ocena</w:t>
+              <w:t>prezentacja projektu i dokumentacji; ocena sporządzonego oprogramowania</w:t>
             </w:r>
           </w:p>
         </w:tc>
@@ -3044,7 +3087,7 @@
                 <w:i w:val="0"/>
                 <w:sz w:val="22"/>
               </w:rPr>
-              <w:t>Projekt programistyczny realizowany indywidualnie lub w parach – 100%; Ocena projektu obejmuje: poprawność działania, jakość kodu, strukturę programu, dokumentację oraz prezentację rozwiązania; Warunkiem zaliczenia jest oddanie kompletnego projektu oraz jego pozytywna ocena</w:t>
+              <w:t>prezentacja projektu i dokumentacji; ocena sporządzonego oprogramowania</w:t>
             </w:r>
           </w:p>
         </w:tc>
@@ -3102,7 +3145,7 @@
                 <w:i w:val="0"/>
                 <w:sz w:val="22"/>
               </w:rPr>
-              <w:t>Projekt programistyczny realizowany indywidualnie lub w parach – 100%; Ocena projektu obejmuje: poprawność działania, jakość kodu, strukturę programu, dokumentację oraz prezentację rozwiązania; Warunkiem zaliczenia jest oddanie kompletnego projektu oraz jego pozytywna ocena</w:t>
+              <w:t>prezentacja projektu i dokumentacji; ocena sporządzonego oprogramowania</w:t>
             </w:r>
           </w:p>
         </w:tc>
@@ -3160,7 +3203,7 @@
                 <w:i w:val="0"/>
                 <w:sz w:val="22"/>
               </w:rPr>
-              <w:t>Projekt programistyczny realizowany indywidualnie lub w parach – 100%; Ocena projektu obejmuje: poprawność działania, jakość kodu, strukturę programu, dokumentację oraz prezentację rozwiązania; Warunkiem zaliczenia jest oddanie kompletnego projektu oraz jego pozytywna ocena</w:t>
+              <w:t>prezentacja projektu i dokumentacji; ocena sporządzonego oprogramowania</w:t>
             </w:r>
           </w:p>
         </w:tc>
@@ -3218,7 +3261,7 @@
                 <w:i w:val="0"/>
                 <w:sz w:val="22"/>
               </w:rPr>
-              <w:t>Projekt programistyczny realizowany indywidualnie lub w parach – 100%; Ocena projektu obejmuje: poprawność działania, jakość kodu, strukturę programu, dokumentację oraz prezentację rozwiązania; Warunkiem zaliczenia jest oddanie kompletnego projektu oraz jego pozytywna ocena</w:t>
+              <w:t>prezentacja projektu i dokumentacji; ocena sporządzonego oprogramowania</w:t>
             </w:r>
           </w:p>
         </w:tc>
@@ -3276,7 +3319,7 @@
                 <w:i w:val="0"/>
                 <w:sz w:val="22"/>
               </w:rPr>
-              <w:t>Projekt programistyczny realizowany indywidualnie lub w parach – 100%; Ocena projektu obejmuje: poprawność działania, jakość kodu, strukturę programu, dokumentację oraz prezentację rozwiązania; Warunkiem zaliczenia jest oddanie kompletnego projektu oraz jego pozytywna ocena</w:t>
+              <w:t>prezentacja projektu i dokumentacji; ocena sporządzonego oprogramowania</w:t>
             </w:r>
           </w:p>
         </w:tc>
@@ -3334,7 +3377,7 @@
                 <w:i w:val="0"/>
                 <w:sz w:val="22"/>
               </w:rPr>
-              <w:t>Projekt programistyczny realizowany indywidualnie lub w parach – 100%; Ocena projektu obejmuje: poprawność działania, jakość kodu, strukturę programu, dokumentację oraz prezentację rozwiązania; Warunkiem zaliczenia jest oddanie kompletnego projektu oraz jego pozytywna ocena</w:t>
+              <w:t>prezentacja projektu i dokumentacji; ocena sporządzonego oprogramowania</w:t>
             </w:r>
           </w:p>
         </w:tc>
@@ -3392,7 +3435,7 @@
                 <w:i w:val="0"/>
                 <w:sz w:val="22"/>
               </w:rPr>
-              <w:t>Projekt programistyczny realizowany indywidualnie lub w parach – 100%; Ocena projektu obejmuje: poprawność działania, jakość kodu, strukturę programu, dokumentację oraz prezentację rozwiązania; Warunkiem zaliczenia jest oddanie kompletnego projektu oraz jego pozytywna ocena</w:t>
+              <w:t>prezentacja projektu i dokumentacji; ocena sporządzonego oprogramowania</w:t>
             </w:r>
           </w:p>
         </w:tc>
@@ -3450,7 +3493,7 @@
                 <w:i w:val="0"/>
                 <w:sz w:val="22"/>
               </w:rPr>
-              <w:t>Projekt programistyczny realizowany indywidualnie lub w parach – 100%; Ocena projektu obejmuje: poprawność działania, jakość kodu, strukturę programu, dokumentację oraz prezentację rozwiązania; Warunkiem zaliczenia jest oddanie kompletnego projektu oraz jego pozytywna ocena</w:t>
+              <w:t>prezentacja projektu i dokumentacji; ocena sporządzonego oprogramowania</w:t>
             </w:r>
           </w:p>
         </w:tc>
@@ -3508,7 +3551,7 @@
                 <w:i w:val="0"/>
                 <w:sz w:val="22"/>
               </w:rPr>
-              <w:t>Projekt programistyczny realizowany indywidualnie lub w parach – 100%; Ocena projektu obejmuje: poprawność działania, jakość kodu, strukturę programu, dokumentację oraz prezentację rozwiązania; Warunkiem zaliczenia jest oddanie kompletnego projektu oraz jego pozytywna ocena</w:t>
+              <w:t>prezentacja projektu i dokumentacji; ocena sporządzonego oprogramowania</w:t>
             </w:r>
           </w:p>
         </w:tc>
@@ -3566,7 +3609,7 @@
                 <w:i w:val="0"/>
                 <w:sz w:val="22"/>
               </w:rPr>
-              <w:t>Projekt programistyczny realizowany indywidualnie lub w parach – 100%; Ocena projektu obejmuje: poprawność działania, jakość kodu, strukturę programu, dokumentację oraz prezentację rozwiązania; Warunkiem zaliczenia jest oddanie kompletnego projektu oraz jego pozytywna ocena</w:t>
+              <w:t>prezentacja projektu i dokumentacji; ocena sporządzonego oprogramowania</w:t>
             </w:r>
           </w:p>
         </w:tc>
@@ -3624,7 +3667,7 @@
                 <w:i w:val="0"/>
                 <w:sz w:val="22"/>
               </w:rPr>
-              <w:t>Projekt programistyczny realizowany indywidualnie lub w parach – 100%; Ocena projektu obejmuje: poprawność działania, jakość kodu, strukturę programu, dokumentację oraz prezentację rozwiązania; Warunkiem zaliczenia jest oddanie kompletnego projektu oraz jego pozytywna ocena</w:t>
+              <w:t>prezentacja projektu i dokumentacji; ocena sporządzonego oprogramowania</w:t>
             </w:r>
           </w:p>
         </w:tc>
@@ -3682,7 +3725,7 @@
                 <w:i w:val="0"/>
                 <w:sz w:val="22"/>
               </w:rPr>
-              <w:t>Projekt programistyczny realizowany indywidualnie lub w parach – 100%; Ocena projektu obejmuje: poprawność działania, jakość kodu, strukturę programu, dokumentację oraz prezentację rozwiązania; Warunkiem zaliczenia jest oddanie kompletnego projektu oraz jego pozytywna ocena</w:t>
+              <w:t>prezentacja projektu i dokumentacji; ocena sporządzonego oprogramowania</w:t>
             </w:r>
           </w:p>
         </w:tc>
@@ -3740,7 +3783,7 @@
                 <w:i w:val="0"/>
                 <w:sz w:val="22"/>
               </w:rPr>
-              <w:t>Projekt programistyczny realizowany indywidualnie lub w parach – 100%; Ocena projektu obejmuje: poprawność działania, jakość kodu, strukturę programu, dokumentację oraz prezentację rozwiązania; Warunkiem zaliczenia jest oddanie kompletnego projektu oraz jego pozytywna ocena</w:t>
+              <w:t>prezentacja projektu i dokumentacji; ocena sporządzonego oprogramowania</w:t>
             </w:r>
           </w:p>
         </w:tc>
@@ -3798,7 +3841,7 @@
                 <w:i w:val="0"/>
                 <w:sz w:val="22"/>
               </w:rPr>
-              <w:t>Projekt programistyczny realizowany indywidualnie lub w parach – 100%; Ocena projektu obejmuje: poprawność działania, jakość kodu, strukturę programu, dokumentację oraz prezentację rozwiązania; Warunkiem zaliczenia jest oddanie kompletnego projektu oraz jego pozytywna ocena</w:t>
+              <w:t>prezentacja projektu i dokumentacji; ocena sporządzonego oprogramowania</w:t>
             </w:r>
           </w:p>
         </w:tc>
@@ -3856,7 +3899,7 @@
                 <w:i w:val="0"/>
                 <w:sz w:val="22"/>
               </w:rPr>
-              <w:t>Projekt programistyczny realizowany indywidualnie lub w parach – 100%; Ocena projektu obejmuje: poprawność działania, jakość kodu, strukturę programu, dokumentację oraz prezentację rozwiązania; Warunkiem zaliczenia jest oddanie kompletnego projektu oraz jego pozytywna ocena</w:t>
+              <w:t>prezentacja projektu i dokumentacji; ocena sporządzonego oprogramowania</w:t>
             </w:r>
           </w:p>
         </w:tc>
@@ -3914,7 +3957,7 @@
                 <w:i w:val="0"/>
                 <w:sz w:val="22"/>
               </w:rPr>
-              <w:t>Projekt programistyczny realizowany indywidualnie lub w parach – 100%; Ocena projektu obejmuje: poprawność działania, jakość kodu, strukturę programu, dokumentację oraz prezentację rozwiązania; Warunkiem zaliczenia jest oddanie kompletnego projektu oraz jego pozytywna ocena</w:t>
+              <w:t>prezentacja projektu i dokumentacji; ocena sporządzonego oprogramowania</w:t>
             </w:r>
           </w:p>
         </w:tc>
@@ -3972,7 +4015,7 @@
                 <w:i w:val="0"/>
                 <w:sz w:val="22"/>
               </w:rPr>
-              <w:t>Projekt programistyczny realizowany indywidualnie lub w parach – 100%; Ocena projektu obejmuje: poprawność działania, jakość kodu, strukturę programu, dokumentację oraz prezentację rozwiązania; Warunkiem zaliczenia jest oddanie kompletnego projektu oraz jego pozytywna ocena</w:t>
+              <w:t>prezentacja projektu i dokumentacji; ocena sporządzonego oprogramowania</w:t>
             </w:r>
           </w:p>
         </w:tc>
@@ -4030,7 +4073,7 @@
                 <w:i w:val="0"/>
                 <w:sz w:val="22"/>
               </w:rPr>
-              <w:t>Projekt programistyczny realizowany indywidualnie lub w parach – 100%; Ocena projektu obejmuje: poprawność działania, jakość kodu, strukturę programu, dokumentację oraz prezentację rozwiązania; Warunkiem zaliczenia jest oddanie kompletnego projektu oraz jego pozytywna ocena</w:t>
+              <w:t>prezentacja projektu i dokumentacji; ocena sporządzonego oprogramowania</w:t>
             </w:r>
           </w:p>
         </w:tc>
@@ -4088,7 +4131,7 @@
                 <w:i w:val="0"/>
                 <w:sz w:val="22"/>
               </w:rPr>
-              <w:t>Projekt programistyczny realizowany indywidualnie lub w parach – 100%; Ocena projektu obejmuje: poprawność działania, jakość kodu, strukturę programu, dokumentację oraz prezentację rozwiązania; Warunkiem zaliczenia jest oddanie kompletnego projektu oraz jego pozytywna ocena</w:t>
+              <w:t>prezentacja projektu i dokumentacji; ocena sporządzonego oprogramowania</w:t>
             </w:r>
           </w:p>
         </w:tc>
@@ -4146,7 +4189,7 @@
                 <w:i w:val="0"/>
                 <w:sz w:val="22"/>
               </w:rPr>
-              <w:t>Projekt programistyczny realizowany indywidualnie lub w parach – 100%; Ocena projektu obejmuje: poprawność działania, jakość kodu, strukturę programu, dokumentację oraz prezentację rozwiązania; Warunkiem zaliczenia jest oddanie kompletnego projektu oraz jego pozytywna ocena</w:t>
+              <w:t>prezentacja projektu i dokumentacji; ocena sporządzonego oprogramowania</w:t>
             </w:r>
           </w:p>
         </w:tc>
@@ -4204,7 +4247,7 @@
                 <w:i w:val="0"/>
                 <w:sz w:val="22"/>
               </w:rPr>
-              <w:t>Projekt programistyczny realizowany indywidualnie lub w parach – 100%; Ocena projektu obejmuje: poprawność działania, jakość kodu, strukturę programu, dokumentację oraz prezentację rozwiązania; Warunkiem zaliczenia jest oddanie kompletnego projektu oraz jego pozytywna ocena</w:t>
+              <w:t>prezentacja projektu i dokumentacji; ocena sporządzonego oprogramowania</w:t>
             </w:r>
           </w:p>
         </w:tc>
@@ -4262,7 +4305,7 @@
                 <w:i w:val="0"/>
                 <w:sz w:val="22"/>
               </w:rPr>
-              <w:t>Projekt programistyczny realizowany indywidualnie lub w parach – 100%; Ocena projektu obejmuje: poprawność działania, jakość kodu, strukturę programu, dokumentację oraz prezentację rozwiązania; Warunkiem zaliczenia jest oddanie kompletnego projektu oraz jego pozytywna ocena</w:t>
+              <w:t>prezentacja projektu i dokumentacji; ocena sporządzonego oprogramowania</w:t>
             </w:r>
           </w:p>
         </w:tc>
@@ -4320,7 +4363,7 @@
                 <w:i w:val="0"/>
                 <w:sz w:val="22"/>
               </w:rPr>
-              <w:t>Projekt programistyczny realizowany indywidualnie lub w parach – 100%; Ocena projektu obejmuje: poprawność działania, jakość kodu, strukturę programu, dokumentację oraz prezentację rozwiązania; Warunkiem zaliczenia jest oddanie kompletnego projektu oraz jego pozytywna ocena</w:t>
+              <w:t>prezentacja projektu i dokumentacji; ocena sporządzonego oprogramowania</w:t>
             </w:r>
           </w:p>
         </w:tc>
@@ -4378,7 +4421,7 @@
                 <w:i w:val="0"/>
                 <w:sz w:val="22"/>
               </w:rPr>
-              <w:t>Projekt programistyczny realizowany indywidualnie lub w parach – 100%; Ocena projektu obejmuje: poprawność działania, jakość kodu, strukturę programu, dokumentację oraz prezentację rozwiązania; Warunkiem zaliczenia jest oddanie kompletnego projektu oraz jego pozytywna ocena</w:t>
+              <w:t>prezentacja projektu i dokumentacji; ocena sporządzonego oprogramowania</w:t>
             </w:r>
           </w:p>
         </w:tc>
@@ -4436,7 +4479,7 @@
                 <w:i w:val="0"/>
                 <w:sz w:val="22"/>
               </w:rPr>
-              <w:t>Projekt programistyczny realizowany indywidualnie lub w parach – 100%; Ocena projektu obejmuje: poprawność działania, jakość kodu, strukturę programu, dokumentację oraz prezentację rozwiązania; Warunkiem zaliczenia jest oddanie kompletnego projektu oraz jego pozytywna ocena</w:t>
+              <w:t>prezentacja projektu i dokumentacji; ocena sporządzonego oprogramowania</w:t>
             </w:r>
           </w:p>
         </w:tc>
@@ -4494,7 +4537,7 @@
                 <w:i w:val="0"/>
                 <w:sz w:val="22"/>
               </w:rPr>
-              <w:t>Projekt programistyczny realizowany indywidualnie lub w parach – 100%; Ocena projektu obejmuje: poprawność działania, jakość kodu, strukturę programu, dokumentację oraz prezentację rozwiązania; Warunkiem zaliczenia jest oddanie kompletnego projektu oraz jego pozytywna ocena</w:t>
+              <w:t>prezentacja projektu i dokumentacji; ocena sporządzonego oprogramowania</w:t>
             </w:r>
           </w:p>
         </w:tc>
@@ -4552,7 +4595,7 @@
                 <w:i w:val="0"/>
                 <w:sz w:val="22"/>
               </w:rPr>
-              <w:t>Projekt programistyczny realizowany indywidualnie lub w parach – 100%; Ocena projektu obejmuje: poprawność działania, jakość kodu, strukturę programu, dokumentację oraz prezentację rozwiązania; Warunkiem zaliczenia jest oddanie kompletnego projektu oraz jego pozytywna ocena</w:t>
+              <w:t>prezentacja projektu i dokumentacji; ocena sporządzonego oprogramowania</w:t>
             </w:r>
           </w:p>
         </w:tc>
@@ -4610,7 +4653,7 @@
                 <w:i w:val="0"/>
                 <w:sz w:val="22"/>
               </w:rPr>
-              <w:t>Projekt programistyczny realizowany indywidualnie lub w parach – 100%; Ocena projektu obejmuje: poprawność działania, jakość kodu, strukturę programu, dokumentację oraz prezentację rozwiązania; Warunkiem zaliczenia jest oddanie kompletnego projektu oraz jego pozytywna ocena</w:t>
+              <w:t>prezentacja projektu i dokumentacji; ocena sporządzonego oprogramowania</w:t>
             </w:r>
           </w:p>
         </w:tc>
@@ -4668,7 +4711,7 @@
                 <w:i w:val="0"/>
                 <w:sz w:val="22"/>
               </w:rPr>
-              <w:t>Projekt programistyczny realizowany indywidualnie lub w parach – 100%; Ocena projektu obejmuje: poprawność działania, jakość kodu, strukturę programu, dokumentację oraz prezentację rozwiązania; Warunkiem zaliczenia jest oddanie kompletnego projektu oraz jego pozytywna ocena</w:t>
+              <w:t>prezentacja projektu i dokumentacji; ocena sporządzonego oprogramowania</w:t>
             </w:r>
           </w:p>
         </w:tc>
@@ -4726,7 +4769,7 @@
                 <w:i w:val="0"/>
                 <w:sz w:val="22"/>
               </w:rPr>
-              <w:t>Projekt programistyczny realizowany indywidualnie lub w parach – 100%; Ocena projektu obejmuje: poprawność działania, jakość kodu, strukturę programu, dokumentację oraz prezentację rozwiązania; Warunkiem zaliczenia jest oddanie kompletnego projektu oraz jego pozytywna ocena</w:t>
+              <w:t>prezentacja projektu i dokumentacji; ocena sporządzonego oprogramowania</w:t>
             </w:r>
           </w:p>
         </w:tc>
@@ -4784,7 +4827,7 @@
                 <w:i w:val="0"/>
                 <w:sz w:val="22"/>
               </w:rPr>
-              <w:t>Projekt programistyczny realizowany indywidualnie lub w parach – 100%; Ocena projektu obejmuje: poprawność działania, jakość kodu, strukturę programu, dokumentację oraz prezentację rozwiązania; Warunkiem zaliczenia jest oddanie kompletnego projektu oraz jego pozytywna ocena</w:t>
+              <w:t>prezentacja projektu i dokumentacji; ocena sporządzonego oprogramowania</w:t>
             </w:r>
           </w:p>
         </w:tc>
@@ -4842,7 +4885,7 @@
                 <w:i w:val="0"/>
                 <w:sz w:val="22"/>
               </w:rPr>
-              <w:t>Projekt programistyczny realizowany indywidualnie lub w parach – 100%; Ocena projektu obejmuje: poprawność działania, jakość kodu, strukturę programu, dokumentację oraz prezentację rozwiązania; Warunkiem zaliczenia jest oddanie kompletnego projektu oraz jego pozytywna ocena</w:t>
+              <w:t>prezentacja projektu i dokumentacji; ocena sporządzonego oprogramowania</w:t>
             </w:r>
           </w:p>
         </w:tc>
@@ -4900,7 +4943,7 @@
                 <w:i w:val="0"/>
                 <w:sz w:val="22"/>
               </w:rPr>
-              <w:t>Projekt programistyczny realizowany indywidualnie lub w parach – 100%; Ocena projektu obejmuje: poprawność działania, jakość kodu, strukturę programu, dokumentację oraz prezentację rozwiązania; Warunkiem zaliczenia jest oddanie kompletnego projektu oraz jego pozytywna ocena</w:t>
+              <w:t>prezentacja projektu i dokumentacji; ocena sporządzonego oprogramowania</w:t>
             </w:r>
           </w:p>
         </w:tc>
@@ -4958,7 +5001,7 @@
                 <w:i w:val="0"/>
                 <w:sz w:val="22"/>
               </w:rPr>
-              <w:t>Projekt programistyczny realizowany indywidualnie lub w parach – 100%; Ocena projektu obejmuje: poprawność działania, jakość kodu, strukturę programu, dokumentację oraz prezentację rozwiązania; Warunkiem zaliczenia jest oddanie kompletnego projektu oraz jego pozytywna ocena</w:t>
+              <w:t>prezentacja projektu i dokumentacji; ocena sporządzonego oprogramowania</w:t>
             </w:r>
           </w:p>
         </w:tc>
@@ -5016,7 +5059,7 @@
                 <w:i w:val="0"/>
                 <w:sz w:val="22"/>
               </w:rPr>
-              <w:t>Projekt programistyczny realizowany indywidualnie lub w parach – 100%; Ocena projektu obejmuje: poprawność działania, jakość kodu, strukturę programu, dokumentację oraz prezentację rozwiązania; Warunkiem zaliczenia jest oddanie kompletnego projektu oraz jego pozytywna ocena</w:t>
+              <w:t>prezentacja projektu i dokumentacji; ocena sporządzonego oprogramowania</w:t>
             </w:r>
           </w:p>
         </w:tc>
@@ -5074,7 +5117,7 @@
                 <w:i w:val="0"/>
                 <w:sz w:val="22"/>
               </w:rPr>
-              <w:t>Projekt programistyczny realizowany indywidualnie lub w parach – 100%; Ocena projektu obejmuje: poprawność działania, jakość kodu, strukturę programu, dokumentację oraz prezentację rozwiązania; Warunkiem zaliczenia jest oddanie kompletnego projektu oraz jego pozytywna ocena</w:t>
+              <w:t>prezentacja projektu i dokumentacji; ocena sporządzonego oprogramowania</w:t>
             </w:r>
           </w:p>
         </w:tc>
@@ -5132,7 +5175,7 @@
                 <w:i w:val="0"/>
                 <w:sz w:val="22"/>
               </w:rPr>
-              <w:t>Projekt programistyczny realizowany indywidualnie lub w parach – 100%; Ocena projektu obejmuje: poprawność działania, jakość kodu, strukturę programu, dokumentację oraz prezentację rozwiązania; Warunkiem zaliczenia jest oddanie kompletnego projektu oraz jego pozytywna ocena</w:t>
+              <w:t>prezentacja projektu i dokumentacji; ocena sporządzonego oprogramowania</w:t>
             </w:r>
           </w:p>
         </w:tc>
@@ -5190,7 +5233,7 @@
                 <w:i w:val="0"/>
                 <w:sz w:val="22"/>
               </w:rPr>
-              <w:t>Projekt programistyczny realizowany indywidualnie lub w parach – 100%; Ocena projektu obejmuje: poprawność działania, jakość kodu, strukturę programu, dokumentację oraz prezentację rozwiązania; Warunkiem zaliczenia jest oddanie kompletnego projektu oraz jego pozytywna ocena</w:t>
+              <w:t>prezentacja projektu i dokumentacji; ocena sporządzonego oprogramowania</w:t>
             </w:r>
           </w:p>
         </w:tc>
@@ -5248,7 +5291,7 @@
                 <w:i w:val="0"/>
                 <w:sz w:val="22"/>
               </w:rPr>
-              <w:t>Projekt programistyczny realizowany indywidualnie lub w parach – 100%; Ocena projektu obejmuje: poprawność działania, jakość kodu, strukturę programu, dokumentację oraz prezentację rozwiązania; Warunkiem zaliczenia jest oddanie kompletnego projektu oraz jego pozytywna ocena</w:t>
+              <w:t>prezentacja projektu i dokumentacji; ocena sporządzonego oprogramowania</w:t>
             </w:r>
           </w:p>
         </w:tc>
@@ -5306,7 +5349,7 @@
                 <w:i w:val="0"/>
                 <w:sz w:val="22"/>
               </w:rPr>
-              <w:t>Projekt programistyczny realizowany indywidualnie lub w parach – 100%; Ocena projektu obejmuje: poprawność działania, jakość kodu, strukturę programu, dokumentację oraz prezentację rozwiązania; Warunkiem zaliczenia jest oddanie kompletnego projektu oraz jego pozytywna ocena</w:t>
+              <w:t>prezentacja projektu i dokumentacji; ocena sporządzonego oprogramowania</w:t>
             </w:r>
           </w:p>
         </w:tc>
@@ -5364,7 +5407,7 @@
                 <w:i w:val="0"/>
                 <w:sz w:val="22"/>
               </w:rPr>
-              <w:t>Projekt programistyczny realizowany indywidualnie lub w parach – 100%; Ocena projektu obejmuje: poprawność działania, jakość kodu, strukturę programu, dokumentację oraz prezentację rozwiązania; Warunkiem zaliczenia jest oddanie kompletnego projektu oraz jego pozytywna ocena</w:t>
+              <w:t>prezentacja projektu i dokumentacji; ocena sporządzonego oprogramowania</w:t>
             </w:r>
           </w:p>
         </w:tc>
@@ -5422,7 +5465,7 @@
                 <w:i w:val="0"/>
                 <w:sz w:val="22"/>
               </w:rPr>
-              <w:t>Projekt programistyczny realizowany indywidualnie lub w parach – 100%; Ocena projektu obejmuje: poprawność działania, jakość kodu, strukturę programu, dokumentację oraz prezentację rozwiązania; Warunkiem zaliczenia jest oddanie kompletnego projektu oraz jego pozytywna ocena</w:t>
+              <w:t>prezentacja projektu i dokumentacji; ocena sporządzonego oprogramowania</w:t>
             </w:r>
           </w:p>
         </w:tc>
@@ -5480,7 +5523,7 @@
                 <w:i w:val="0"/>
                 <w:sz w:val="22"/>
               </w:rPr>
-              <w:t>Projekt programistyczny realizowany indywidualnie lub w parach – 100%; Ocena projektu obejmuje: poprawność działania, jakość kodu, strukturę programu, dokumentację oraz prezentację rozwiązania; Warunkiem zaliczenia jest oddanie kompletnego projektu oraz jego pozytywna ocena</w:t>
+              <w:t>prezentacja projektu i dokumentacji; ocena sporządzonego oprogramowania</w:t>
             </w:r>
           </w:p>
         </w:tc>
@@ -5538,7 +5581,7 @@
                 <w:i w:val="0"/>
                 <w:sz w:val="22"/>
               </w:rPr>
-              <w:t>Projekt programistyczny realizowany indywidualnie lub w parach – 100%; Ocena projektu obejmuje: poprawność działania, jakość kodu, strukturę programu, dokumentację oraz prezentację rozwiązania; Warunkiem zaliczenia jest oddanie kompletnego projektu oraz jego pozytywna ocena</w:t>
+              <w:t>prezentacja projektu i dokumentacji; ocena sporządzonego oprogramowania</w:t>
             </w:r>
           </w:p>
         </w:tc>
@@ -5596,7 +5639,7 @@
                 <w:i w:val="0"/>
                 <w:sz w:val="22"/>
               </w:rPr>
-              <w:t>Projekt programistyczny realizowany indywidualnie lub w parach – 100%; Ocena projektu obejmuje: poprawność działania, jakość kodu, strukturę programu, dokumentację oraz prezentację rozwiązania; Warunkiem zaliczenia jest oddanie kompletnego projektu oraz jego pozytywna ocena</w:t>
+              <w:t>prezentacja projektu i dokumentacji; ocena sporządzonego oprogramowania</w:t>
             </w:r>
           </w:p>
         </w:tc>
@@ -5654,7 +5697,7 @@
                 <w:i w:val="0"/>
                 <w:sz w:val="22"/>
               </w:rPr>
-              <w:t>Projekt programistyczny realizowany indywidualnie lub w parach – 100%; Ocena projektu obejmuje: poprawność działania, jakość kodu, strukturę programu, dokumentację oraz prezentację rozwiązania; Warunkiem zaliczenia jest oddanie kompletnego projektu oraz jego pozytywna ocena</w:t>
+              <w:t>prezentacja projektu i dokumentacji; ocena sporządzonego oprogramowania</w:t>
             </w:r>
           </w:p>
         </w:tc>
@@ -5712,7 +5755,7 @@
                 <w:i w:val="0"/>
                 <w:sz w:val="22"/>
               </w:rPr>
-              <w:t>Projekt programistyczny realizowany indywidualnie lub w parach – 100%; Ocena projektu obejmuje: poprawność działania, jakość kodu, strukturę programu, dokumentację oraz prezentację rozwiązania; Warunkiem zaliczenia jest oddanie kompletnego projektu oraz jego pozytywna ocena</w:t>
+              <w:t>prezentacja projektu i dokumentacji; ocena sporządzonego oprogramowania</w:t>
             </w:r>
           </w:p>
         </w:tc>
@@ -5770,7 +5813,7 @@
                 <w:i w:val="0"/>
                 <w:sz w:val="22"/>
               </w:rPr>
-              <w:t>Projekt programistyczny realizowany indywidualnie lub w parach – 100%; Ocena projektu obejmuje: poprawność działania, jakość kodu, strukturę programu, dokumentację oraz prezentację rozwiązania; Warunkiem zaliczenia jest oddanie kompletnego projektu oraz jego pozytywna ocena</w:t>
+              <w:t>prezentacja projektu i dokumentacji; ocena sporządzonego oprogramowania</w:t>
             </w:r>
           </w:p>
         </w:tc>
@@ -5828,7 +5871,7 @@
                 <w:i w:val="0"/>
                 <w:sz w:val="22"/>
               </w:rPr>
-              <w:t>Projekt programistyczny realizowany indywidualnie lub w parach – 100%; Ocena projektu obejmuje: poprawność działania, jakość kodu, strukturę programu, dokumentację oraz prezentację rozwiązania; Warunkiem zaliczenia jest oddanie kompletnego projektu oraz jego pozytywna ocena</w:t>
+              <w:t>prezentacja projektu i dokumentacji; ocena sporządzonego oprogramowania</w:t>
             </w:r>
           </w:p>
         </w:tc>
@@ -5886,7 +5929,7 @@
                 <w:i w:val="0"/>
                 <w:sz w:val="22"/>
               </w:rPr>
-              <w:t>Projekt programistyczny realizowany indywidualnie lub w parach – 100%; Ocena projektu obejmuje: poprawność działania, jakość kodu, strukturę programu, dokumentację oraz prezentację rozwiązania; Warunkiem zaliczenia jest oddanie kompletnego projektu oraz jego pozytywna ocena</w:t>
+              <w:t>prezentacja projektu i dokumentacji; ocena sporządzonego oprogramowania</w:t>
             </w:r>
           </w:p>
         </w:tc>
@@ -5944,7 +5987,7 @@
                 <w:i w:val="0"/>
                 <w:sz w:val="22"/>
               </w:rPr>
-              <w:t>Projekt programistyczny realizowany indywidualnie lub w parach – 100%; Ocena projektu obejmuje: poprawność działania, jakość kodu, strukturę programu, dokumentację oraz prezentację rozwiązania; Warunkiem zaliczenia jest oddanie kompletnego projektu oraz jego pozytywna ocena</w:t>
+              <w:t>prezentacja projektu i dokumentacji; ocena sporządzonego oprogramowania</w:t>
             </w:r>
           </w:p>
         </w:tc>
@@ -6002,7 +6045,7 @@
                 <w:i w:val="0"/>
                 <w:sz w:val="22"/>
               </w:rPr>
-              <w:t>Projekt programistyczny realizowany indywidualnie lub w parach – 100%; Ocena projektu obejmuje: poprawność działania, jakość kodu, strukturę programu, dokumentację oraz prezentację rozwiązania; Warunkiem zaliczenia jest oddanie kompletnego projektu oraz jego pozytywna ocena</w:t>
+              <w:t>prezentacja projektu i dokumentacji; ocena sporządzonego oprogramowania</w:t>
             </w:r>
           </w:p>
         </w:tc>
@@ -6060,7 +6103,7 @@
                 <w:i w:val="0"/>
                 <w:sz w:val="22"/>
               </w:rPr>
-              <w:t>Projekt programistyczny realizowany indywidualnie lub w parach – 100%; Ocena projektu obejmuje: poprawność działania, jakość kodu, strukturę programu, dokumentację oraz prezentację rozwiązania; Warunkiem zaliczenia jest oddanie kompletnego projektu oraz jego pozytywna ocena</w:t>
+              <w:t>prezentacja projektu i dokumentacji; ocena sporządzonego oprogramowania</w:t>
             </w:r>
           </w:p>
         </w:tc>
@@ -6118,7 +6161,7 @@
                 <w:i w:val="0"/>
                 <w:sz w:val="22"/>
               </w:rPr>
-              <w:t>Projekt programistyczny realizowany indywidualnie lub w parach – 100%; Ocena projektu obejmuje: poprawność działania, jakość kodu, strukturę programu, dokumentację oraz prezentację rozwiązania; Warunkiem zaliczenia jest oddanie kompletnego projektu oraz jego pozytywna ocena</w:t>
+              <w:t>prezentacja projektu i dokumentacji; ocena sporządzonego oprogramowania</w:t>
             </w:r>
           </w:p>
         </w:tc>
@@ -6176,7 +6219,7 @@
                 <w:i w:val="0"/>
                 <w:sz w:val="22"/>
               </w:rPr>
-              <w:t>Projekt programistyczny realizowany indywidualnie lub w parach – 100%; Ocena projektu obejmuje: poprawność działania, jakość kodu, strukturę programu, dokumentację oraz prezentację rozwiązania; Warunkiem zaliczenia jest oddanie kompletnego projektu oraz jego pozytywna ocena</w:t>
+              <w:t>prezentacja projektu i dokumentacji; ocena sporządzonego oprogramowania</w:t>
             </w:r>
           </w:p>
         </w:tc>
@@ -6234,7 +6277,7 @@
                 <w:i w:val="0"/>
                 <w:sz w:val="22"/>
               </w:rPr>
-              <w:t>Projekt programistyczny realizowany indywidualnie lub w parach – 100%; Ocena projektu obejmuje: poprawność działania, jakość kodu, strukturę programu, dokumentację oraz prezentację rozwiązania; Warunkiem zaliczenia jest oddanie kompletnego projektu oraz jego pozytywna ocena</w:t>
+              <w:t>prezentacja projektu i dokumentacji; ocena sporządzonego oprogramowania</w:t>
             </w:r>
           </w:p>
         </w:tc>
@@ -6292,7 +6335,7 @@
                 <w:i w:val="0"/>
                 <w:sz w:val="22"/>
               </w:rPr>
-              <w:t>Projekt programistyczny realizowany indywidualnie lub w parach – 100%; Ocena projektu obejmuje: poprawność działania, jakość kodu, strukturę programu, dokumentację oraz prezentację rozwiązania; Warunkiem zaliczenia jest oddanie kompletnego projektu oraz jego pozytywna ocena</w:t>
+              <w:t>prezentacja projektu i dokumentacji; ocena sporządzonego oprogramowania</w:t>
             </w:r>
           </w:p>
         </w:tc>
@@ -6350,7 +6393,7 @@
                 <w:i w:val="0"/>
                 <w:sz w:val="22"/>
               </w:rPr>
-              <w:t>Projekt programistyczny realizowany indywidualnie lub w parach – 100%; Ocena projektu obejmuje: poprawność działania, jakość kodu, strukturę programu, dokumentację oraz prezentację rozwiązania; Warunkiem zaliczenia jest oddanie kompletnego projektu oraz jego pozytywna ocena</w:t>
+              <w:t>prezentacja projektu i dokumentacji; ocena sporządzonego oprogramowania</w:t>
             </w:r>
           </w:p>
         </w:tc>
@@ -6408,7 +6451,7 @@
                 <w:i w:val="0"/>
                 <w:sz w:val="22"/>
               </w:rPr>
-              <w:t>Projekt programistyczny realizowany indywidualnie lub w parach – 100%; Ocena projektu obejmuje: poprawność działania, jakość kodu, strukturę programu, dokumentację oraz prezentację rozwiązania; Warunkiem zaliczenia jest oddanie kompletnego projektu oraz jego pozytywna ocena</w:t>
+              <w:t>prezentacja projektu i dokumentacji; ocena sporządzonego oprogramowania</w:t>
             </w:r>
           </w:p>
         </w:tc>
@@ -6466,7 +6509,7 @@
                 <w:i w:val="0"/>
                 <w:sz w:val="22"/>
               </w:rPr>
-              <w:t>Projekt programistyczny realizowany indywidualnie lub w parach – 100%; Ocena projektu obejmuje: poprawność działania, jakość kodu, strukturę programu, dokumentację oraz prezentację rozwiązania; Warunkiem zaliczenia jest oddanie kompletnego projektu oraz jego pozytywna ocena</w:t>
+              <w:t>prezentacja projektu i dokumentacji; ocena sporządzonego oprogramowania</w:t>
             </w:r>
           </w:p>
         </w:tc>
@@ -6524,7 +6567,7 @@
                 <w:i w:val="0"/>
                 <w:sz w:val="22"/>
               </w:rPr>
-              <w:t>Projekt programistyczny realizowany indywidualnie lub w parach – 100%; Ocena projektu obejmuje: poprawność działania, jakość kodu, strukturę programu, dokumentację oraz prezentację rozwiązania; Warunkiem zaliczenia jest oddanie kompletnego projektu oraz jego pozytywna ocena</w:t>
+              <w:t>prezentacja projektu i dokumentacji; ocena sporządzonego oprogramowania</w:t>
             </w:r>
           </w:p>
         </w:tc>
@@ -6582,7 +6625,7 @@
                 <w:i w:val="0"/>
                 <w:sz w:val="22"/>
               </w:rPr>
-              <w:t>Projekt programistyczny realizowany indywidualnie lub w parach – 100%; Ocena projektu obejmuje: poprawność działania, jakość kodu, strukturę programu, dokumentację oraz prezentację rozwiązania; Warunkiem zaliczenia jest oddanie kompletnego projektu oraz jego pozytywna ocena</w:t>
+              <w:t>prezentacja projektu i dokumentacji; ocena sporządzonego oprogramowania</w:t>
             </w:r>
           </w:p>
         </w:tc>
@@ -6640,7 +6683,7 @@
                 <w:i w:val="0"/>
                 <w:sz w:val="22"/>
               </w:rPr>
-              <w:t>Projekt programistyczny realizowany indywidualnie lub w parach – 100%; Ocena projektu obejmuje: poprawność działania, jakość kodu, strukturę programu, dokumentację oraz prezentację rozwiązania; Warunkiem zaliczenia jest oddanie kompletnego projektu oraz jego pozytywna ocena</w:t>
+              <w:t>prezentacja projektu i dokumentacji; ocena sporządzonego oprogramowania</w:t>
             </w:r>
           </w:p>
         </w:tc>
@@ -6698,7 +6741,7 @@
                 <w:i w:val="0"/>
                 <w:sz w:val="22"/>
               </w:rPr>
-              <w:t>Projekt programistyczny realizowany indywidualnie lub w parach – 100%; Ocena projektu obejmuje: poprawność działania, jakość kodu, strukturę programu, dokumentację oraz prezentację rozwiązania; Warunkiem zaliczenia jest oddanie kompletnego projektu oraz jego pozytywna ocena</w:t>
+              <w:t>prezentacja projektu i dokumentacji; ocena sporządzonego oprogramowania</w:t>
             </w:r>
           </w:p>
         </w:tc>
@@ -6756,7 +6799,7 @@
                 <w:i w:val="0"/>
                 <w:sz w:val="22"/>
               </w:rPr>
-              <w:t>Projekt programistyczny realizowany indywidualnie lub w parach – 100%; Ocena projektu obejmuje: poprawność działania, jakość kodu, strukturę programu, dokumentację oraz prezentację rozwiązania; Warunkiem zaliczenia jest oddanie kompletnego projektu oraz jego pozytywna ocena</w:t>
+              <w:t>prezentacja projektu i dokumentacji; ocena sporządzonego oprogramowania</w:t>
             </w:r>
           </w:p>
         </w:tc>
@@ -6814,7 +6857,7 @@
                 <w:i w:val="0"/>
                 <w:sz w:val="22"/>
               </w:rPr>
-              <w:t>Projekt programistyczny realizowany indywidualnie lub w parach – 100%; Ocena projektu obejmuje: poprawność działania, jakość kodu, strukturę programu, dokumentację oraz prezentację rozwiązania; Warunkiem zaliczenia jest oddanie kompletnego projektu oraz jego pozytywna ocena</w:t>
+              <w:t>prezentacja projektu i dokumentacji; ocena sporządzonego oprogramowania</w:t>
             </w:r>
           </w:p>
         </w:tc>
@@ -6872,7 +6915,7 @@
                 <w:i w:val="0"/>
                 <w:sz w:val="22"/>
               </w:rPr>
-              <w:t>Projekt programistyczny realizowany indywidualnie lub w parach – 100%; Ocena projektu obejmuje: poprawność działania, jakość kodu, strukturę programu, dokumentację oraz prezentację rozwiązania; Warunkiem zaliczenia jest oddanie kompletnego projektu oraz jego pozytywna ocena</w:t>
+              <w:t>prezentacja projektu i dokumentacji; ocena sporządzonego oprogramowania</w:t>
             </w:r>
           </w:p>
         </w:tc>
@@ -6930,7 +6973,7 @@
                 <w:i w:val="0"/>
                 <w:sz w:val="22"/>
               </w:rPr>
-              <w:t>Projekt programistyczny realizowany indywidualnie lub w parach – 100%; Ocena projektu obejmuje: poprawność działania, jakość kodu, strukturę programu, dokumentację oraz prezentację rozwiązania; Warunkiem zaliczenia jest oddanie kompletnego projektu oraz jego pozytywna ocena</w:t>
+              <w:t>prezentacja projektu i dokumentacji; ocena sporządzonego oprogramowania</w:t>
             </w:r>
           </w:p>
         </w:tc>
@@ -6988,7 +7031,7 @@
                 <w:i w:val="0"/>
                 <w:sz w:val="22"/>
               </w:rPr>
-              <w:t>Projekt programistyczny realizowany indywidualnie lub w parach – 100%; Ocena projektu obejmuje: poprawność działania, jakość kodu, strukturę programu, dokumentację oraz prezentację rozwiązania; Warunkiem zaliczenia jest oddanie kompletnego projektu oraz jego pozytywna ocena</w:t>
+              <w:t>prezentacja projektu i dokumentacji; ocena sporządzonego oprogramowania</w:t>
             </w:r>
           </w:p>
         </w:tc>
@@ -7046,7 +7089,7 @@
                 <w:i w:val="0"/>
                 <w:sz w:val="22"/>
               </w:rPr>
-              <w:t>Projekt programistyczny realizowany indywidualnie lub w parach – 100%; Ocena projektu obejmuje: poprawność działania, jakość kodu, strukturę programu, dokumentację oraz prezentację rozwiązania; Warunkiem zaliczenia jest oddanie kompletnego projektu oraz jego pozytywna ocena</w:t>
+              <w:t>prezentacja projektu i dokumentacji; ocena sporządzonego oprogramowania</w:t>
             </w:r>
           </w:p>
         </w:tc>
@@ -7104,7 +7147,7 @@
                 <w:i w:val="0"/>
                 <w:sz w:val="22"/>
               </w:rPr>
-              <w:t>Projekt programistyczny realizowany indywidualnie lub w parach – 100%; Ocena projektu obejmuje: poprawność działania, jakość kodu, strukturę programu, dokumentację oraz prezentację rozwiązania; Warunkiem zaliczenia jest oddanie kompletnego projektu oraz jego pozytywna ocena</w:t>
+              <w:t>prezentacja projektu i dokumentacji; ocena sporządzonego oprogramowania</w:t>
             </w:r>
           </w:p>
         </w:tc>
@@ -7162,7 +7205,7 @@
                 <w:i w:val="0"/>
                 <w:sz w:val="22"/>
               </w:rPr>
-              <w:t>Projekt programistyczny realizowany indywidualnie lub w parach – 100%; Ocena projektu obejmuje: poprawność działania, jakość kodu, strukturę programu, dokumentację oraz prezentację rozwiązania; Warunkiem zaliczenia jest oddanie kompletnego projektu oraz jego pozytywna ocena</w:t>
+              <w:t>prezentacja projektu i dokumentacji; ocena sporządzonego oprogramowania</w:t>
             </w:r>
           </w:p>
         </w:tc>
@@ -7220,7 +7263,7 @@
                 <w:i w:val="0"/>
                 <w:sz w:val="22"/>
               </w:rPr>
-              <w:t>Projekt programistyczny realizowany indywidualnie lub w parach – 100%; Ocena projektu obejmuje: poprawność działania, jakość kodu, strukturę programu, dokumentację oraz prezentację rozwiązania; Warunkiem zaliczenia jest oddanie kompletnego projektu oraz jego pozytywna ocena</w:t>
+              <w:t>prezentacja projektu i dokumentacji; ocena sporządzonego oprogramowania</w:t>
             </w:r>
           </w:p>
         </w:tc>
@@ -7278,7 +7321,7 @@
                 <w:i w:val="0"/>
                 <w:sz w:val="22"/>
               </w:rPr>
-              <w:t>Projekt programistyczny realizowany indywidualnie lub w parach – 100%; Ocena projektu obejmuje: poprawność działania, jakość kodu, strukturę programu, dokumentację oraz prezentację rozwiązania; Warunkiem zaliczenia jest oddanie kompletnego projektu oraz jego pozytywna ocena</w:t>
+              <w:t>prezentacja projektu i dokumentacji; ocena sporządzonego oprogramowania</w:t>
             </w:r>
           </w:p>
         </w:tc>
@@ -7336,7 +7379,7 @@
                 <w:i w:val="0"/>
                 <w:sz w:val="22"/>
               </w:rPr>
-              <w:t>Projekt programistyczny realizowany indywidualnie lub w parach – 100%; Ocena projektu obejmuje: poprawność działania, jakość kodu, strukturę programu, dokumentację oraz prezentację rozwiązania; Warunkiem zaliczenia jest oddanie kompletnego projektu oraz jego pozytywna ocena</w:t>
+              <w:t>prezentacja projektu i dokumentacji; ocena sporządzonego oprogramowania</w:t>
             </w:r>
           </w:p>
         </w:tc>
@@ -7394,7 +7437,7 @@
                 <w:i w:val="0"/>
                 <w:sz w:val="22"/>
               </w:rPr>
-              <w:t>Projekt programistyczny realizowany indywidualnie lub w parach – 100%; Ocena projektu obejmuje: poprawność działania, jakość kodu, strukturę programu, dokumentację oraz prezentację rozwiązania; Warunkiem zaliczenia jest oddanie kompletnego projektu oraz jego pozytywna ocena</w:t>
+              <w:t>prezentacja projektu i dokumentacji; ocena sporządzonego oprogramowania</w:t>
             </w:r>
           </w:p>
         </w:tc>
@@ -7452,7 +7495,7 @@
                 <w:i w:val="0"/>
                 <w:sz w:val="22"/>
               </w:rPr>
-              <w:t>Projekt programistyczny realizowany indywidualnie lub w parach – 100%; Ocena projektu obejmuje: poprawność działania, jakość kodu, strukturę programu, dokumentację oraz prezentację rozwiązania; Warunkiem zaliczenia jest oddanie kompletnego projektu oraz jego pozytywna ocena</w:t>
+              <w:t>prezentacja projektu i dokumentacji; ocena sporządzonego oprogramowania</w:t>
             </w:r>
           </w:p>
         </w:tc>
@@ -7510,7 +7553,7 @@
                 <w:i w:val="0"/>
                 <w:sz w:val="22"/>
               </w:rPr>
-              <w:t>Projekt programistyczny realizowany indywidualnie lub w parach – 100%; Ocena projektu obejmuje: poprawność działania, jakość kodu, strukturę programu, dokumentację oraz prezentację rozwiązania; Warunkiem zaliczenia jest oddanie kompletnego projektu oraz jego pozytywna ocena</w:t>
+              <w:t>prezentacja projektu i dokumentacji; ocena sporządzonego oprogramowania</w:t>
             </w:r>
           </w:p>
         </w:tc>
@@ -7568,7 +7611,7 @@
                 <w:i w:val="0"/>
                 <w:sz w:val="22"/>
               </w:rPr>
-              <w:t>Projekt programistyczny realizowany indywidualnie lub w parach – 100%; Ocena projektu obejmuje: poprawność działania, jakość kodu, strukturę programu, dokumentację oraz prezentację rozwiązania; Warunkiem zaliczenia jest oddanie kompletnego projektu oraz jego pozytywna ocena</w:t>
+              <w:t>prezentacja projektu i dokumentacji; ocena sporządzonego oprogramowania</w:t>
             </w:r>
           </w:p>
         </w:tc>
@@ -7626,7 +7669,7 @@
                 <w:i w:val="0"/>
                 <w:sz w:val="22"/>
               </w:rPr>
-              <w:t>Projekt programistyczny realizowany indywidualnie lub w parach – 100%; Ocena projektu obejmuje: poprawność działania, jakość kodu, strukturę programu, dokumentację oraz prezentację rozwiązania; Warunkiem zaliczenia jest oddanie kompletnego projektu oraz jego pozytywna ocena</w:t>
+              <w:t>prezentacja projektu i dokumentacji; ocena sporządzonego oprogramowania</w:t>
             </w:r>
           </w:p>
         </w:tc>
@@ -7684,7 +7727,7 @@
                 <w:i w:val="0"/>
                 <w:sz w:val="22"/>
               </w:rPr>
-              <w:t>Projekt programistyczny realizowany indywidualnie lub w parach – 100%; Ocena projektu obejmuje: poprawność działania, jakość kodu, strukturę programu, dokumentację oraz prezentację rozwiązania; Warunkiem zaliczenia jest oddanie kompletnego projektu oraz jego pozytywna ocena</w:t>
+              <w:t>prezentacja projektu i dokumentacji; ocena sporządzonego oprogramowania</w:t>
             </w:r>
           </w:p>
         </w:tc>
@@ -7742,7 +7785,7 @@
                 <w:i w:val="0"/>
                 <w:sz w:val="22"/>
               </w:rPr>
-              <w:t>Projekt programistyczny realizowany indywidualnie lub w parach – 100%; Ocena projektu obejmuje: poprawność działania, jakość kodu, strukturę programu, dokumentację oraz prezentację rozwiązania; Warunkiem zaliczenia jest oddanie kompletnego projektu oraz jego pozytywna ocena</w:t>
+              <w:t>prezentacja projektu i dokumentacji; ocena sporządzonego oprogramowania</w:t>
             </w:r>
           </w:p>
         </w:tc>
@@ -7800,7 +7843,7 @@
                 <w:i w:val="0"/>
                 <w:sz w:val="22"/>
               </w:rPr>
-              <w:t>Projekt programistyczny realizowany indywidualnie lub w parach – 100%; Ocena projektu obejmuje: poprawność działania, jakość kodu, strukturę programu, dokumentację oraz prezentację rozwiązania; Warunkiem zaliczenia jest oddanie kompletnego projektu oraz jego pozytywna ocena</w:t>
+              <w:t>prezentacja projektu i dokumentacji; ocena sporządzonego oprogramowania</w:t>
             </w:r>
           </w:p>
         </w:tc>
@@ -7858,7 +7901,7 @@
                 <w:i w:val="0"/>
                 <w:sz w:val="22"/>
               </w:rPr>
-              <w:t>Projekt programistyczny realizowany indywidualnie lub w parach – 100%; Ocena projektu obejmuje: poprawność działania, jakość kodu, strukturę programu, dokumentację oraz prezentację rozwiązania; Warunkiem zaliczenia jest oddanie kompletnego projektu oraz jego pozytywna ocena</w:t>
+              <w:t>prezentacja projektu i dokumentacji; ocena sporządzonego oprogramowania</w:t>
             </w:r>
           </w:p>
         </w:tc>
@@ -7916,7 +7959,7 @@
                 <w:i w:val="0"/>
                 <w:sz w:val="22"/>
               </w:rPr>
-              <w:t>Projekt programistyczny realizowany indywidualnie lub w parach – 100%; Ocena projektu obejmuje: poprawność działania, jakość kodu, strukturę programu, dokumentację oraz prezentację rozwiązania; Warunkiem zaliczenia jest oddanie kompletnego projektu oraz jego pozytywna ocena</w:t>
+              <w:t>prezentacja projektu i dokumentacji; ocena sporządzonego oprogramowania</w:t>
             </w:r>
           </w:p>
         </w:tc>
@@ -7974,7 +8017,7 @@
                 <w:i w:val="0"/>
                 <w:sz w:val="22"/>
               </w:rPr>
-              <w:t>Projekt programistyczny realizowany indywidualnie lub w parach – 100%; Ocena projektu obejmuje: poprawność działania, jakość kodu, strukturę programu, dokumentację oraz prezentację rozwiązania; Warunkiem zaliczenia jest oddanie kompletnego projektu oraz jego pozytywna ocena</w:t>
+              <w:t>prezentacja projektu i dokumentacji; ocena sporządzonego oprogramowania</w:t>
             </w:r>
           </w:p>
         </w:tc>
@@ -8032,7 +8075,7 @@
                 <w:i w:val="0"/>
                 <w:sz w:val="22"/>
               </w:rPr>
-              <w:t>Projekt programistyczny realizowany indywidualnie lub w parach – 100%; Ocena projektu obejmuje: poprawność działania, jakość kodu, strukturę programu, dokumentację oraz prezentację rozwiązania; Warunkiem zaliczenia jest oddanie kompletnego projektu oraz jego pozytywna ocena</w:t>
+              <w:t>prezentacja projektu i dokumentacji; ocena sporządzonego oprogramowania</w:t>
             </w:r>
           </w:p>
         </w:tc>
@@ -8090,7 +8133,7 @@
                 <w:i w:val="0"/>
                 <w:sz w:val="22"/>
               </w:rPr>
-              <w:t>Projekt programistyczny realizowany indywidualnie lub w parach – 100%; Ocena projektu obejmuje: poprawność działania, jakość kodu, strukturę programu, dokumentację oraz prezentację rozwiązania; Warunkiem zaliczenia jest oddanie kompletnego projektu oraz jego pozytywna ocena</w:t>
+              <w:t>prezentacja projektu i dokumentacji; ocena sporządzonego oprogramowania</w:t>
             </w:r>
           </w:p>
         </w:tc>
@@ -8148,7 +8191,7 @@
                 <w:i w:val="0"/>
                 <w:sz w:val="22"/>
               </w:rPr>
-              <w:t>Projekt programistyczny realizowany indywidualnie lub w parach – 100%; Ocena projektu obejmuje: poprawność działania, jakość kodu, strukturę programu, dokumentację oraz prezentację rozwiązania; Warunkiem zaliczenia jest oddanie kompletnego projektu oraz jego pozytywna ocena</w:t>
+              <w:t>prezentacja projektu i dokumentacji; ocena sporządzonego oprogramowania</w:t>
             </w:r>
           </w:p>
         </w:tc>
@@ -8206,7 +8249,7 @@
                 <w:i w:val="0"/>
                 <w:sz w:val="22"/>
               </w:rPr>
-              <w:t>Projekt programistyczny realizowany indywidualnie lub w parach – 100%; Ocena projektu obejmuje: poprawność działania, jakość kodu, strukturę programu, dokumentację oraz prezentację rozwiązania; Warunkiem zaliczenia jest oddanie kompletnego projektu oraz jego pozytywna ocena</w:t>
+              <w:t>prezentacja projektu i dokumentacji; ocena sporządzonego oprogramowania</w:t>
             </w:r>
           </w:p>
         </w:tc>
@@ -8264,7 +8307,7 @@
                 <w:i w:val="0"/>
                 <w:sz w:val="22"/>
               </w:rPr>
-              <w:t>Projekt programistyczny realizowany indywidualnie lub w parach – 100%; Ocena projektu obejmuje: poprawność działania, jakość kodu, strukturę programu, dokumentację oraz prezentację rozwiązania; Warunkiem zaliczenia jest oddanie kompletnego projektu oraz jego pozytywna ocena</w:t>
+              <w:t>prezentacja projektu i dokumentacji; ocena sporządzonego oprogramowania</w:t>
             </w:r>
           </w:p>
         </w:tc>
@@ -8322,7 +8365,7 @@
                 <w:i w:val="0"/>
                 <w:sz w:val="22"/>
               </w:rPr>
-              <w:t>Projekt programistyczny realizowany indywidualnie lub w parach – 100%; Ocena projektu obejmuje: poprawność działania, jakość kodu, strukturę programu, dokumentację oraz prezentację rozwiązania; Warunkiem zaliczenia jest oddanie kompletnego projektu oraz jego pozytywna ocena</w:t>
+              <w:t>prezentacja projektu i dokumentacji; ocena sporządzonego oprogramowania</w:t>
             </w:r>
           </w:p>
         </w:tc>
@@ -8380,7 +8423,7 @@
                 <w:i w:val="0"/>
                 <w:sz w:val="22"/>
               </w:rPr>
-              <w:t>Projekt programistyczny realizowany indywidualnie lub w parach – 100%; Ocena projektu obejmuje: poprawność działania, jakość kodu, strukturę programu, dokumentację oraz prezentację rozwiązania; Warunkiem zaliczenia jest oddanie kompletnego projektu oraz jego pozytywna ocena</w:t>
+              <w:t>prezentacja projektu i dokumentacji; ocena sporządzonego oprogramowania</w:t>
             </w:r>
           </w:p>
         </w:tc>
@@ -8438,7 +8481,7 @@
                 <w:i w:val="0"/>
                 <w:sz w:val="22"/>
               </w:rPr>
-              <w:t>Projekt programistyczny realizowany indywidualnie lub w parach – 100%; Ocena projektu obejmuje: poprawność działania, jakość kodu, strukturę programu, dokumentację oraz prezentację rozwiązania; Warunkiem zaliczenia jest oddanie kompletnego projektu oraz jego pozytywna ocena</w:t>
+              <w:t>prezentacja projektu i dokumentacji; ocena sporządzonego oprogramowania</w:t>
             </w:r>
           </w:p>
         </w:tc>
@@ -8496,7 +8539,7 @@
                 <w:i w:val="0"/>
                 <w:sz w:val="22"/>
               </w:rPr>
-              <w:t>Projekt programistyczny realizowany indywidualnie lub w parach – 100%; Ocena projektu obejmuje: poprawność działania, jakość kodu, strukturę programu, dokumentację oraz prezentację rozwiązania; Warunkiem zaliczenia jest oddanie kompletnego projektu oraz jego pozytywna ocena</w:t>
+              <w:t>prezentacja projektu i dokumentacji; ocena sporządzonego oprogramowania</w:t>
             </w:r>
           </w:p>
         </w:tc>
@@ -8554,7 +8597,7 @@
                 <w:i w:val="0"/>
                 <w:sz w:val="22"/>
               </w:rPr>
-              <w:t>Projekt programistyczny realizowany indywidualnie lub w parach – 100%; Ocena projektu obejmuje: poprawność działania, jakość kodu, strukturę programu, dokumentację oraz prezentację rozwiązania; Warunkiem zaliczenia jest oddanie kompletnego projektu oraz jego pozytywna ocena</w:t>
+              <w:t>prezentacja projektu i dokumentacji; ocena sporządzonego oprogramowania</w:t>
             </w:r>
           </w:p>
         </w:tc>
@@ -8612,7 +8655,7 @@
                 <w:i w:val="0"/>
                 <w:sz w:val="22"/>
               </w:rPr>
-              <w:t>Projekt programistyczny realizowany indywidualnie lub w parach – 100%; Ocena projektu obejmuje: poprawność działania, jakość kodu, strukturę programu, dokumentację oraz prezentację rozwiązania; Warunkiem zaliczenia jest oddanie kompletnego projektu oraz jego pozytywna ocena</w:t>
+              <w:t>prezentacja projektu i dokumentacji; ocena sporządzonego oprogramowania</w:t>
             </w:r>
           </w:p>
         </w:tc>
@@ -8670,7 +8713,7 @@
                 <w:i w:val="0"/>
                 <w:sz w:val="22"/>
               </w:rPr>
-              <w:t>Projekt programistyczny realizowany indywidualnie lub w parach – 100%; Ocena projektu obejmuje: poprawność działania, jakość kodu, strukturę programu, dokumentację oraz prezentację rozwiązania; Warunkiem zaliczenia jest oddanie kompletnego projektu oraz jego pozytywna ocena</w:t>
+              <w:t>prezentacja projektu i dokumentacji; ocena sporządzonego oprogramowania</w:t>
             </w:r>
           </w:p>
         </w:tc>
@@ -8728,7 +8771,7 @@
                 <w:i w:val="0"/>
                 <w:sz w:val="22"/>
               </w:rPr>
-              <w:t>Projekt programistyczny realizowany indywidualnie lub w parach – 100%; Ocena projektu obejmuje: poprawność działania, jakość kodu, strukturę programu, dokumentację oraz prezentację rozwiązania; Warunkiem zaliczenia jest oddanie kompletnego projektu oraz jego pozytywna ocena</w:t>
+              <w:t>prezentacja projektu i dokumentacji; ocena sporządzonego oprogramowania</w:t>
             </w:r>
           </w:p>
         </w:tc>
@@ -8786,7 +8829,7 @@
                 <w:i w:val="0"/>
                 <w:sz w:val="22"/>
               </w:rPr>
-              <w:t>Projekt programistyczny realizowany indywidualnie lub w parach – 100%; Ocena projektu obejmuje: poprawność działania, jakość kodu, strukturę programu, dokumentację oraz prezentację rozwiązania; Warunkiem zaliczenia jest oddanie kompletnego projektu oraz jego pozytywna ocena</w:t>
+              <w:t>prezentacja projektu i dokumentacji; ocena sporządzonego oprogramowania</w:t>
             </w:r>
           </w:p>
         </w:tc>
@@ -8844,7 +8887,7 @@
                 <w:i w:val="0"/>
                 <w:sz w:val="22"/>
               </w:rPr>
-              <w:t>Projekt programistyczny realizowany indywidualnie lub w parach – 100%; Ocena projektu obejmuje: poprawność działania, jakość kodu, strukturę programu, dokumentację oraz prezentację rozwiązania; Warunkiem zaliczenia jest oddanie kompletnego projektu oraz jego pozytywna ocena</w:t>
+              <w:t>prezentacja projektu i dokumentacji; ocena sporządzonego oprogramowania</w:t>
             </w:r>
           </w:p>
         </w:tc>
@@ -8902,7 +8945,7 @@
                 <w:i w:val="0"/>
                 <w:sz w:val="22"/>
               </w:rPr>
-              <w:t>Projekt programistyczny realizowany indywidualnie lub w parach – 100%; Ocena projektu obejmuje: poprawność działania, jakość kodu, strukturę programu, dokumentację oraz prezentację rozwiązania; Warunkiem zaliczenia jest oddanie kompletnego projektu oraz jego pozytywna ocena</w:t>
+              <w:t>prezentacja projektu i dokumentacji; ocena sporządzonego oprogramowania</w:t>
             </w:r>
           </w:p>
         </w:tc>
@@ -8960,7 +9003,7 @@
                 <w:i w:val="0"/>
                 <w:sz w:val="22"/>
               </w:rPr>
-              <w:t>Projekt programistyczny realizowany indywidualnie lub w parach – 100%; Ocena projektu obejmuje: poprawność działania, jakość kodu, strukturę programu, dokumentację oraz prezentację rozwiązania; Warunkiem zaliczenia jest oddanie kompletnego projektu oraz jego pozytywna ocena</w:t>
+              <w:t>prezentacja projektu i dokumentacji; ocena sporządzonego oprogramowania</w:t>
             </w:r>
           </w:p>
         </w:tc>
@@ -9018,7 +9061,7 @@
                 <w:i w:val="0"/>
                 <w:sz w:val="22"/>
               </w:rPr>
-              <w:t>Projekt programistyczny realizowany indywidualnie lub w parach – 100%; Ocena projektu obejmuje: poprawność działania, jakość kodu, strukturę programu, dokumentację oraz prezentację rozwiązania; Warunkiem zaliczenia jest oddanie kompletnego projektu oraz jego pozytywna ocena</w:t>
+              <w:t>prezentacja projektu i dokumentacji; ocena sporządzonego oprogramowania</w:t>
             </w:r>
           </w:p>
         </w:tc>
@@ -9076,7 +9119,7 @@
                 <w:i w:val="0"/>
                 <w:sz w:val="22"/>
               </w:rPr>
-              <w:t>Projekt programistyczny realizowany indywidualnie lub w parach – 100%; Ocena projektu obejmuje: poprawność działania, jakość kodu, strukturę programu, dokumentację oraz prezentację rozwiązania; Warunkiem zaliczenia jest oddanie kompletnego projektu oraz jego pozytywna ocena</w:t>
+              <w:t>prezentacja projektu i dokumentacji; ocena sporządzonego oprogramowania</w:t>
             </w:r>
           </w:p>
         </w:tc>
@@ -9134,7 +9177,7 @@
                 <w:i w:val="0"/>
                 <w:sz w:val="22"/>
               </w:rPr>
-              <w:t>Projekt programistyczny realizowany indywidualnie lub w parach – 100%; Ocena projektu obejmuje: poprawność działania, jakość kodu, strukturę programu, dokumentację oraz prezentację rozwiązania; Warunkiem zaliczenia jest oddanie kompletnego projektu oraz jego pozytywna ocena</w:t>
+              <w:t>prezentacja projektu i dokumentacji; ocena sporządzonego oprogramowania</w:t>
             </w:r>
           </w:p>
         </w:tc>
@@ -9192,7 +9235,7 @@
                 <w:i w:val="0"/>
                 <w:sz w:val="22"/>
               </w:rPr>
-              <w:t>Projekt programistyczny realizowany indywidualnie lub w parach – 100%; Ocena projektu obejmuje: poprawność działania, jakość kodu, strukturę programu, dokumentację oraz prezentację rozwiązania; Warunkiem zaliczenia jest oddanie kompletnego projektu oraz jego pozytywna ocena</w:t>
+              <w:t>prezentacja projektu i dokumentacji; ocena sporządzonego oprogramowania</w:t>
             </w:r>
           </w:p>
         </w:tc>
@@ -9250,7 +9293,7 @@
                 <w:i w:val="0"/>
                 <w:sz w:val="22"/>
               </w:rPr>
-              <w:t>Projekt programistyczny realizowany indywidualnie lub w parach – 100%; Ocena projektu obejmuje: poprawność działania, jakość kodu, strukturę programu, dokumentację oraz prezentację rozwiązania; Warunkiem zaliczenia jest oddanie kompletnego projektu oraz jego pozytywna ocena</w:t>
+              <w:t>prezentacja projektu i dokumentacji; ocena sporządzonego oprogramowania</w:t>
             </w:r>
           </w:p>
         </w:tc>
@@ -9308,7 +9351,7 @@
                 <w:i w:val="0"/>
                 <w:sz w:val="22"/>
               </w:rPr>
-              <w:t>Projekt programistyczny realizowany indywidualnie lub w parach – 100%; Ocena projektu obejmuje: poprawność działania, jakość kodu, strukturę programu, dokumentację oraz prezentację rozwiązania; Warunkiem zaliczenia jest oddanie kompletnego projektu oraz jego pozytywna ocena</w:t>
+              <w:t>prezentacja projektu i dokumentacji; ocena sporządzonego oprogramowania</w:t>
             </w:r>
           </w:p>
         </w:tc>
@@ -9366,7 +9409,7 @@
                 <w:i w:val="0"/>
                 <w:sz w:val="22"/>
               </w:rPr>
-              <w:t>Projekt programistyczny realizowany indywidualnie lub w parach – 100%; Ocena projektu obejmuje: poprawność działania, jakość kodu, strukturę programu, dokumentację oraz prezentację rozwiązania; Warunkiem zaliczenia jest oddanie kompletnego projektu oraz jego pozytywna ocena</w:t>
+              <w:t>prezentacja projektu i dokumentacji; ocena sporządzonego oprogramowania</w:t>
             </w:r>
           </w:p>
         </w:tc>
@@ -9424,7 +9467,7 @@
                 <w:i w:val="0"/>
                 <w:sz w:val="22"/>
               </w:rPr>
-              <w:t>Projekt programistyczny realizowany indywidualnie lub w parach – 100%; Ocena projektu obejmuje: poprawność działania, jakość kodu, strukturę programu, dokumentację oraz prezentację rozwiązania; Warunkiem zaliczenia jest oddanie kompletnego projektu oraz jego pozytywna ocena</w:t>
+              <w:t>prezentacja projektu i dokumentacji; ocena sporządzonego oprogramowania</w:t>
             </w:r>
           </w:p>
         </w:tc>
@@ -9482,7 +9525,7 @@
                 <w:i w:val="0"/>
                 <w:sz w:val="22"/>
               </w:rPr>
-              <w:t>Projekt programistyczny realizowany indywidualnie lub w parach – 100%; Ocena projektu obejmuje: poprawność działania, jakość kodu, strukturę programu, dokumentację oraz prezentację rozwiązania; Warunkiem zaliczenia jest oddanie kompletnego projektu oraz jego pozytywna ocena</w:t>
+              <w:t>prezentacja projektu i dokumentacji; ocena sporządzonego oprogramowania</w:t>
             </w:r>
           </w:p>
         </w:tc>
@@ -9540,7 +9583,7 @@
                 <w:i w:val="0"/>
                 <w:sz w:val="22"/>
               </w:rPr>
-              <w:t>Projekt programistyczny realizowany indywidualnie lub w parach – 100%; Ocena projektu obejmuje: poprawność działania, jakość kodu, strukturę programu, dokumentację oraz prezentację rozwiązania; Warunkiem zaliczenia jest oddanie kompletnego projektu oraz jego pozytywna ocena</w:t>
+              <w:t>prezentacja projektu i dokumentacji; ocena sporządzonego oprogramowania</w:t>
             </w:r>
           </w:p>
         </w:tc>
@@ -9598,7 +9641,7 @@
                 <w:i w:val="0"/>
                 <w:sz w:val="22"/>
               </w:rPr>
-              <w:t>Projekt programistyczny realizowany indywidualnie lub w parach – 100%; Ocena projektu obejmuje: poprawność działania, jakość kodu, strukturę programu, dokumentację oraz prezentację rozwiązania; Warunkiem zaliczenia jest oddanie kompletnego projektu oraz jego pozytywna ocena</w:t>
+              <w:t>prezentacja projektu i dokumentacji; ocena sporządzonego oprogramowania</w:t>
             </w:r>
           </w:p>
         </w:tc>
@@ -9656,7 +9699,7 @@
                 <w:i w:val="0"/>
                 <w:sz w:val="22"/>
               </w:rPr>
-              <w:t>Projekt programistyczny realizowany indywidualnie lub w parach – 100%; Ocena projektu obejmuje: poprawność działania, jakość kodu, strukturę programu, dokumentację oraz prezentację rozwiązania; Warunkiem zaliczenia jest oddanie kompletnego projektu oraz jego pozytywna ocena</w:t>
+              <w:t>prezentacja projektu i dokumentacji; ocena sporządzonego oprogramowania</w:t>
             </w:r>
           </w:p>
         </w:tc>
@@ -9714,7 +9757,7 @@
                 <w:i w:val="0"/>
                 <w:sz w:val="22"/>
               </w:rPr>
-              <w:t>Projekt programistyczny realizowany indywidualnie lub w parach – 100%; Ocena projektu obejmuje: poprawność działania, jakość kodu, strukturę programu, dokumentację oraz prezentację rozwiązania; Warunkiem zaliczenia jest oddanie kompletnego projektu oraz jego pozytywna ocena</w:t>
+              <w:t>prezentacja projektu i dokumentacji; ocena sporządzonego oprogramowania</w:t>
             </w:r>
           </w:p>
         </w:tc>
@@ -9772,7 +9815,7 @@
                 <w:i w:val="0"/>
                 <w:sz w:val="22"/>
               </w:rPr>
-              <w:t>Projekt programistyczny realizowany indywidualnie lub w parach – 100%; Ocena projektu obejmuje: poprawność działania, jakość kodu, strukturę programu, dokumentację oraz prezentację rozwiązania; Warunkiem zaliczenia jest oddanie kompletnego projektu oraz jego pozytywna ocena</w:t>
+              <w:t>prezentacja projektu i dokumentacji; ocena sporządzonego oprogramowania</w:t>
             </w:r>
           </w:p>
         </w:tc>
@@ -9830,7 +9873,7 @@
                 <w:i w:val="0"/>
                 <w:sz w:val="22"/>
               </w:rPr>
-              <w:t>Projekt programistyczny realizowany indywidualnie lub w parach – 100%; Ocena projektu obejmuje: poprawność działania, jakość kodu, strukturę programu, dokumentację oraz prezentację rozwiązania; Warunkiem zaliczenia jest oddanie kompletnego projektu oraz jego pozytywna ocena</w:t>
+              <w:t>prezentacja projektu i dokumentacji; ocena sporządzonego oprogramowania</w:t>
             </w:r>
           </w:p>
         </w:tc>
@@ -9888,7 +9931,7 @@
                 <w:i w:val="0"/>
                 <w:sz w:val="22"/>
               </w:rPr>
-              <w:t>Projekt programistyczny realizowany indywidualnie lub w parach – 100%; Ocena projektu obejmuje: poprawność działania, jakość kodu, strukturę programu, dokumentację oraz prezentację rozwiązania; Warunkiem zaliczenia jest oddanie kompletnego projektu oraz jego pozytywna ocena</w:t>
+              <w:t>prezentacja projektu i dokumentacji; ocena sporządzonego oprogramowania</w:t>
             </w:r>
           </w:p>
         </w:tc>
@@ -9946,7 +9989,7 @@
                 <w:i w:val="0"/>
                 <w:sz w:val="22"/>
               </w:rPr>
-              <w:t>Projekt programistyczny realizowany indywidualnie lub w parach – 100%; Ocena projektu obejmuje: poprawność działania, jakość kodu, strukturę programu, dokumentację oraz prezentację rozwiązania; Warunkiem zaliczenia jest oddanie kompletnego projektu oraz jego pozytywna ocena</w:t>
+              <w:t>prezentacja projektu i dokumentacji; ocena sporządzonego oprogramowania</w:t>
             </w:r>
           </w:p>
         </w:tc>
@@ -10004,7 +10047,7 @@
                 <w:i w:val="0"/>
                 <w:sz w:val="22"/>
               </w:rPr>
-              <w:t>Projekt programistyczny realizowany indywidualnie lub w parach – 100%; Ocena projektu obejmuje: poprawność działania, jakość kodu, strukturę programu, dokumentację oraz prezentację rozwiązania; Warunkiem zaliczenia jest oddanie kompletnego projektu oraz jego pozytywna ocena</w:t>
+              <w:t>prezentacja projektu i dokumentacji; ocena sporządzonego oprogramowania</w:t>
             </w:r>
           </w:p>
         </w:tc>
@@ -10062,7 +10105,7 @@
                 <w:i w:val="0"/>
                 <w:sz w:val="22"/>
               </w:rPr>
-              <w:t>Projekt programistyczny realizowany indywidualnie lub w parach – 100%; Ocena projektu obejmuje: poprawność działania, jakość kodu, strukturę programu, dokumentację oraz prezentację rozwiązania; Warunkiem zaliczenia jest oddanie kompletnego projektu oraz jego pozytywna ocena</w:t>
+              <w:t>prezentacja projektu i dokumentacji; ocena sporządzonego oprogramowania</w:t>
             </w:r>
           </w:p>
         </w:tc>
@@ -10120,7 +10163,7 @@
                 <w:i w:val="0"/>
                 <w:sz w:val="22"/>
               </w:rPr>
-              <w:t>Projekt programistyczny realizowany indywidualnie lub w parach – 100%; Ocena projektu obejmuje: poprawność działania, jakość kodu, strukturę programu, dokumentację oraz prezentację rozwiązania; Warunkiem zaliczenia jest oddanie kompletnego projektu oraz jego pozytywna ocena</w:t>
+              <w:t>prezentacja projektu i dokumentacji; ocena sporządzonego oprogramowania</w:t>
             </w:r>
           </w:p>
         </w:tc>
@@ -10178,7 +10221,7 @@
                 <w:i w:val="0"/>
                 <w:sz w:val="22"/>
               </w:rPr>
-              <w:t>Projekt programistyczny realizowany indywidualnie lub w parach – 100%; Ocena projektu obejmuje: poprawność działania, jakość kodu, strukturę programu, dokumentację oraz prezentację rozwiązania; Warunkiem zaliczenia jest oddanie kompletnego projektu oraz jego pozytywna ocena</w:t>
+              <w:t>prezentacja projektu i dokumentacji; ocena sporządzonego oprogramowania</w:t>
             </w:r>
           </w:p>
         </w:tc>
@@ -10236,7 +10279,7 @@
                 <w:i w:val="0"/>
                 <w:sz w:val="22"/>
               </w:rPr>
-              <w:t>Projekt programistyczny realizowany indywidualnie lub w parach – 100%; Ocena projektu obejmuje: poprawność działania, jakość kodu, strukturę programu, dokumentację oraz prezentację rozwiązania; Warunkiem zaliczenia jest oddanie kompletnego projektu oraz jego pozytywna ocena</w:t>
+              <w:t>prezentacja projektu i dokumentacji; ocena sporządzonego oprogramowania</w:t>
             </w:r>
           </w:p>
         </w:tc>
@@ -10294,7 +10337,7 @@
                 <w:i w:val="0"/>
                 <w:sz w:val="22"/>
               </w:rPr>
-              <w:t>Projekt programistyczny realizowany indywidualnie lub w parach – 100%; Ocena projektu obejmuje: poprawność działania, jakość kodu, strukturę programu, dokumentację oraz prezentację rozwiązania; Warunkiem zaliczenia jest oddanie kompletnego projektu oraz jego pozytywna ocena</w:t>
+              <w:t>prezentacja projektu i dokumentacji; ocena sporządzonego oprogramowania</w:t>
             </w:r>
           </w:p>
         </w:tc>
@@ -10352,7 +10395,7 @@
                 <w:i w:val="0"/>
                 <w:sz w:val="22"/>
               </w:rPr>
-              <w:t>Projekt programistyczny realizowany indywidualnie lub w parach – 100%; Ocena projektu obejmuje: poprawność działania, jakość kodu, strukturę programu, dokumentację oraz prezentację rozwiązania; Warunkiem zaliczenia jest oddanie kompletnego projektu oraz jego pozytywna ocena</w:t>
+              <w:t>prezentacja projektu i dokumentacji; ocena sporządzonego oprogramowania</w:t>
             </w:r>
           </w:p>
         </w:tc>
@@ -10410,7 +10453,7 @@
                 <w:i w:val="0"/>
                 <w:sz w:val="22"/>
               </w:rPr>
-              <w:t>Projekt programistyczny realizowany indywidualnie lub w parach – 100%; Ocena projektu obejmuje: poprawność działania, jakość kodu, strukturę programu, dokumentację oraz prezentację rozwiązania; Warunkiem zaliczenia jest oddanie kompletnego projektu oraz jego pozytywna ocena</w:t>
+              <w:t>prezentacja projektu i dokumentacji; ocena sporządzonego oprogramowania</w:t>
             </w:r>
           </w:p>
         </w:tc>
@@ -10468,7 +10511,7 @@
                 <w:i w:val="0"/>
                 <w:sz w:val="22"/>
               </w:rPr>
-              <w:t>Projekt programistyczny realizowany indywidualnie lub w parach – 100%; Ocena projektu obejmuje: poprawność działania, jakość kodu, strukturę programu, dokumentację oraz prezentację rozwiązania; Warunkiem zaliczenia jest oddanie kompletnego projektu oraz jego pozytywna ocena</w:t>
+              <w:t>prezentacja projektu i dokumentacji; ocena sporządzonego oprogramowania</w:t>
             </w:r>
           </w:p>
         </w:tc>
@@ -10526,7 +10569,7 @@
                 <w:i w:val="0"/>
                 <w:sz w:val="22"/>
               </w:rPr>
-              <w:t>Projekt programistyczny realizowany indywidualnie lub w parach – 100%; Ocena projektu obejmuje: poprawność działania, jakość kodu, strukturę programu, dokumentację oraz prezentację rozwiązania; Warunkiem zaliczenia jest oddanie kompletnego projektu oraz jego pozytywna ocena</w:t>
+              <w:t>prezentacja projektu i dokumentacji; ocena sporządzonego oprogramowania</w:t>
             </w:r>
           </w:p>
         </w:tc>
@@ -10584,7 +10627,7 @@
                 <w:i w:val="0"/>
                 <w:sz w:val="22"/>
               </w:rPr>
-              <w:t>Projekt programistyczny realizowany indywidualnie lub w parach – 100%; Ocena projektu obejmuje: poprawność działania, jakość kodu, strukturę programu, dokumentację oraz prezentację rozwiązania; Warunkiem zaliczenia jest oddanie kompletnego projektu oraz jego pozytywna ocena</w:t>
+              <w:t>prezentacja projektu i dokumentacji; ocena sporządzonego oprogramowania</w:t>
             </w:r>
           </w:p>
         </w:tc>
@@ -10642,7 +10685,7 @@
                 <w:i w:val="0"/>
                 <w:sz w:val="22"/>
               </w:rPr>
-              <w:t>Projekt programistyczny realizowany indywidualnie lub w parach – 100%; Ocena projektu obejmuje: poprawność działania, jakość kodu, strukturę programu, dokumentację oraz prezentację rozwiązania; Warunkiem zaliczenia jest oddanie kompletnego projektu oraz jego pozytywna ocena</w:t>
+              <w:t>prezentacja projektu i dokumentacji; ocena sporządzonego oprogramowania</w:t>
             </w:r>
           </w:p>
         </w:tc>
@@ -10700,7 +10743,7 @@
                 <w:i w:val="0"/>
                 <w:sz w:val="22"/>
               </w:rPr>
-              <w:t>Projekt programistyczny realizowany indywidualnie lub w parach – 100%; Ocena projektu obejmuje: poprawność działania, jakość kodu, strukturę programu, dokumentację oraz prezentację rozwiązania; Warunkiem zaliczenia jest oddanie kompletnego projektu oraz jego pozytywna ocena</w:t>
+              <w:t>prezentacja projektu i dokumentacji; ocena sporządzonego oprogramowania</w:t>
             </w:r>
           </w:p>
         </w:tc>
@@ -10758,7 +10801,7 @@
                 <w:i w:val="0"/>
                 <w:sz w:val="22"/>
               </w:rPr>
-              <w:t>Projekt programistyczny realizowany indywidualnie lub w parach – 100%; Ocena projektu obejmuje: poprawność działania, jakość kodu, strukturę programu, dokumentację oraz prezentację rozwiązania; Warunkiem zaliczenia jest oddanie kompletnego projektu oraz jego pozytywna ocena</w:t>
+              <w:t>prezentacja projektu i dokumentacji; ocena sporządzonego oprogramowania</w:t>
             </w:r>
           </w:p>
         </w:tc>
@@ -10816,7 +10859,7 @@
                 <w:i w:val="0"/>
                 <w:sz w:val="22"/>
               </w:rPr>
-              <w:t>Projekt programistyczny realizowany indywidualnie lub w parach – 100%; Ocena projektu obejmuje: poprawność działania, jakość kodu, strukturę programu, dokumentację oraz prezentację rozwiązania; Warunkiem zaliczenia jest oddanie kompletnego projektu oraz jego pozytywna ocena</w:t>
+              <w:t>prezentacja projektu i dokumentacji; ocena sporządzonego oprogramowania</w:t>
             </w:r>
           </w:p>
         </w:tc>
@@ -10874,7 +10917,7 @@
                 <w:i w:val="0"/>
                 <w:sz w:val="22"/>
               </w:rPr>
-              <w:t>Projekt programistyczny realizowany indywidualnie lub w parach – 100%; Ocena projektu obejmuje: poprawność działania, jakość kodu, strukturę programu, dokumentację oraz prezentację rozwiązania; Warunkiem zaliczenia jest oddanie kompletnego projektu oraz jego pozytywna ocena</w:t>
+              <w:t>prezentacja projektu i dokumentacji; ocena sporządzonego oprogramowania</w:t>
             </w:r>
           </w:p>
         </w:tc>
@@ -10932,7 +10975,7 @@
                 <w:i w:val="0"/>
                 <w:sz w:val="22"/>
               </w:rPr>
-              <w:t>Projekt programistyczny realizowany indywidualnie lub w parach – 100%; Ocena projektu obejmuje: poprawność działania, jakość kodu, strukturę programu, dokumentację oraz prezentację rozwiązania; Warunkiem zaliczenia jest oddanie kompletnego projektu oraz jego pozytywna ocena</w:t>
+              <w:t>prezentacja projektu i dokumentacji; ocena sporządzonego oprogramowania</w:t>
             </w:r>
           </w:p>
         </w:tc>
@@ -10990,7 +11033,7 @@
                 <w:i w:val="0"/>
                 <w:sz w:val="22"/>
               </w:rPr>
-              <w:t>Projekt programistyczny realizowany indywidualnie lub w parach – 100%; Ocena projektu obejmuje: poprawność działania, jakość kodu, strukturę programu, dokumentację oraz prezentację rozwiązania; Warunkiem zaliczenia jest oddanie kompletnego projektu oraz jego pozytywna ocena</w:t>
+              <w:t>prezentacja projektu i dokumentacji; ocena sporządzonego oprogramowania</w:t>
             </w:r>
           </w:p>
         </w:tc>
@@ -11048,7 +11091,7 @@
                 <w:i w:val="0"/>
                 <w:sz w:val="22"/>
               </w:rPr>
-              <w:t>Projekt programistyczny realizowany indywidualnie lub w parach – 100%; Ocena projektu obejmuje: poprawność działania, jakość kodu, strukturę programu, dokumentację oraz prezentację rozwiązania; Warunkiem zaliczenia jest oddanie kompletnego projektu oraz jego pozytywna ocena</w:t>
+              <w:t>prezentacja projektu i dokumentacji; ocena sporządzonego oprogramowania</w:t>
             </w:r>
           </w:p>
         </w:tc>
@@ -11106,7 +11149,7 @@
                 <w:i w:val="0"/>
                 <w:sz w:val="22"/>
               </w:rPr>
-              <w:t>Projekt programistyczny realizowany indywidualnie lub w parach – 100%; Ocena projektu obejmuje: poprawność działania, jakość kodu, strukturę programu, dokumentację oraz prezentację rozwiązania; Warunkiem zaliczenia jest oddanie kompletnego projektu oraz jego pozytywna ocena</w:t>
+              <w:t>prezentacja projektu i dokumentacji; ocena sporządzonego oprogramowania</w:t>
             </w:r>
           </w:p>
         </w:tc>
@@ -11164,7 +11207,7 @@
                 <w:i w:val="0"/>
                 <w:sz w:val="22"/>
               </w:rPr>
-              <w:t>Projekt programistyczny realizowany indywidualnie lub w parach – 100%; Ocena projektu obejmuje: poprawność działania, jakość kodu, strukturę programu, dokumentację oraz prezentację rozwiązania; Warunkiem zaliczenia jest oddanie kompletnego projektu oraz jego pozytywna ocena</w:t>
+              <w:t>prezentacja projektu i dokumentacji; ocena sporządzonego oprogramowania</w:t>
             </w:r>
           </w:p>
         </w:tc>
@@ -11222,7 +11265,7 @@
                 <w:i w:val="0"/>
                 <w:sz w:val="22"/>
               </w:rPr>
-              <w:t>Projekt programistyczny realizowany indywidualnie lub w parach – 100%; Ocena projektu obejmuje: poprawność działania, jakość kodu, strukturę programu, dokumentację oraz prezentację rozwiązania; Warunkiem zaliczenia jest oddanie kompletnego projektu oraz jego pozytywna ocena</w:t>
+              <w:t>prezentacja projektu i dokumentacji; ocena sporządzonego oprogramowania</w:t>
             </w:r>
           </w:p>
         </w:tc>
@@ -11280,7 +11323,7 @@
                 <w:i w:val="0"/>
                 <w:sz w:val="22"/>
               </w:rPr>
-              <w:t>Projekt programistyczny realizowany indywidualnie lub w parach – 100%; Ocena projektu obejmuje: poprawność działania, jakość kodu, strukturę programu, dokumentację oraz prezentację rozwiązania; Warunkiem zaliczenia jest oddanie kompletnego projektu oraz jego pozytywna ocena</w:t>
+              <w:t>prezentacja projektu i dokumentacji; ocena sporządzonego oprogramowania</w:t>
             </w:r>
           </w:p>
         </w:tc>
@@ -11338,7 +11381,7 @@
                 <w:i w:val="0"/>
                 <w:sz w:val="22"/>
               </w:rPr>
-              <w:t>Projekt programistyczny realizowany indywidualnie lub w parach – 100%; Ocena projektu obejmuje: poprawność działania, jakość kodu, strukturę programu, dokumentację oraz prezentację rozwiązania; Warunkiem zaliczenia jest oddanie kompletnego projektu oraz jego pozytywna ocena</w:t>
+              <w:t>prezentacja projektu i dokumentacji; ocena sporządzonego oprogramowania</w:t>
             </w:r>
           </w:p>
         </w:tc>
@@ -11396,7 +11439,7 @@
                 <w:i w:val="0"/>
                 <w:sz w:val="22"/>
               </w:rPr>
-              <w:t>Projekt programistyczny realizowany indywidualnie lub w parach – 100%; Ocena projektu obejmuje: poprawność działania, jakość kodu, strukturę programu, dokumentację oraz prezentację rozwiązania; Warunkiem zaliczenia jest oddanie kompletnego projektu oraz jego pozytywna ocena</w:t>
+              <w:t>prezentacja projektu i dokumentacji; ocena sporządzonego oprogramowania</w:t>
             </w:r>
           </w:p>
         </w:tc>
@@ -11454,7 +11497,7 @@
                 <w:i w:val="0"/>
                 <w:sz w:val="22"/>
               </w:rPr>
-              <w:t>Projekt programistyczny realizowany indywidualnie lub w parach – 100%; Ocena projektu obejmuje: poprawność działania, jakość kodu, strukturę programu, dokumentację oraz prezentację rozwiązania; Warunkiem zaliczenia jest oddanie kompletnego projektu oraz jego pozytywna ocena</w:t>
+              <w:t>prezentacja projektu i dokumentacji; ocena sporządzonego oprogramowania</w:t>
             </w:r>
           </w:p>
         </w:tc>
@@ -11512,7 +11555,7 @@
                 <w:i w:val="0"/>
                 <w:sz w:val="22"/>
               </w:rPr>
-              <w:t>Projekt programistyczny realizowany indywidualnie lub w parach – 100%; Ocena projektu obejmuje: poprawność działania, jakość kodu, strukturę programu, dokumentację oraz prezentację rozwiązania; Warunkiem zaliczenia jest oddanie kompletnego projektu oraz jego pozytywna ocena</w:t>
+              <w:t>prezentacja projektu i dokumentacji; ocena sporządzonego oprogramowania</w:t>
             </w:r>
           </w:p>
         </w:tc>
@@ -11570,7 +11613,7 @@
                 <w:i w:val="0"/>
                 <w:sz w:val="22"/>
               </w:rPr>
-              <w:t>Projekt programistyczny realizowany indywidualnie lub w parach – 100%; Ocena projektu obejmuje: poprawność działania, jakość kodu, strukturę programu, dokumentację oraz prezentację rozwiązania; Warunkiem zaliczenia jest oddanie kompletnego projektu oraz jego pozytywna ocena</w:t>
+              <w:t>prezentacja projektu i dokumentacji; ocena sporządzonego oprogramowania</w:t>
             </w:r>
           </w:p>
         </w:tc>
@@ -11628,7 +11671,7 @@
                 <w:i w:val="0"/>
                 <w:sz w:val="22"/>
               </w:rPr>
-              <w:t>Projekt programistyczny realizowany indywidualnie lub w parach – 100%; Ocena projektu obejmuje: poprawność działania, jakość kodu, strukturę programu, dokumentację oraz prezentację rozwiązania; Warunkiem zaliczenia jest oddanie kompletnego projektu oraz jego pozytywna ocena</w:t>
+              <w:t>prezentacja projektu i dokumentacji; ocena sporządzonego oprogramowania</w:t>
             </w:r>
           </w:p>
         </w:tc>
@@ -11686,7 +11729,7 @@
                 <w:i w:val="0"/>
                 <w:sz w:val="22"/>
               </w:rPr>
-              <w:t>Projekt programistyczny realizowany indywidualnie lub w parach – 100%; Ocena projektu obejmuje: poprawność działania, jakość kodu, strukturę programu, dokumentację oraz prezentację rozwiązania; Warunkiem zaliczenia jest oddanie kompletnego projektu oraz jego pozytywna ocena</w:t>
+              <w:t>prezentacja projektu i dokumentacji; ocena sporządzonego oprogramowania</w:t>
             </w:r>
           </w:p>
         </w:tc>
@@ -11744,7 +11787,7 @@
                 <w:i w:val="0"/>
                 <w:sz w:val="22"/>
               </w:rPr>
-              <w:t>Projekt programistyczny realizowany indywidualnie lub w parach – 100%; Ocena projektu obejmuje: poprawność działania, jakość kodu, strukturę programu, dokumentację oraz prezentację rozwiązania; Warunkiem zaliczenia jest oddanie kompletnego projektu oraz jego pozytywna ocena</w:t>
+              <w:t>prezentacja projektu i dokumentacji; ocena sporządzonego oprogramowania</w:t>
             </w:r>
           </w:p>
         </w:tc>
@@ -11802,7 +11845,7 @@
                 <w:i w:val="0"/>
                 <w:sz w:val="22"/>
               </w:rPr>
-              <w:t>Projekt programistyczny realizowany indywidualnie lub w parach – 100%; Ocena projektu obejmuje: poprawność działania, jakość kodu, strukturę programu, dokumentację oraz prezentację rozwiązania; Warunkiem zaliczenia jest oddanie kompletnego projektu oraz jego pozytywna ocena</w:t>
+              <w:t>prezentacja projektu i dokumentacji; ocena sporządzonego oprogramowania</w:t>
             </w:r>
           </w:p>
         </w:tc>
@@ -11860,7 +11903,7 @@
                 <w:i w:val="0"/>
                 <w:sz w:val="22"/>
               </w:rPr>
-              <w:t>Projekt programistyczny realizowany indywidualnie lub w parach – 100%; Ocena projektu obejmuje: poprawność działania, jakość kodu, strukturę programu, dokumentację oraz prezentację rozwiązania; Warunkiem zaliczenia jest oddanie kompletnego projektu oraz jego pozytywna ocena</w:t>
+              <w:t>prezentacja projektu i dokumentacji; ocena sporządzonego oprogramowania</w:t>
             </w:r>
           </w:p>
         </w:tc>
@@ -11918,7 +11961,7 @@
                 <w:i w:val="0"/>
                 <w:sz w:val="22"/>
               </w:rPr>
-              <w:t>Projekt programistyczny realizowany indywidualnie lub w parach – 100%; Ocena projektu obejmuje: poprawność działania, jakość kodu, strukturę programu, dokumentację oraz prezentację rozwiązania; Warunkiem zaliczenia jest oddanie kompletnego projektu oraz jego pozytywna ocena</w:t>
+              <w:t>prezentacja projektu i dokumentacji; ocena sporządzonego oprogramowania</w:t>
             </w:r>
           </w:p>
         </w:tc>
@@ -11976,7 +12019,7 @@
                 <w:i w:val="0"/>
                 <w:sz w:val="22"/>
               </w:rPr>
-              <w:t>Projekt programistyczny realizowany indywidualnie lub w parach – 100%; Ocena projektu obejmuje: poprawność działania, jakość kodu, strukturę programu, dokumentację oraz prezentację rozwiązania; Warunkiem zaliczenia jest oddanie kompletnego projektu oraz jego pozytywna ocena</w:t>
+              <w:t>prezentacja projektu i dokumentacji; ocena sporządzonego oprogramowania</w:t>
             </w:r>
           </w:p>
         </w:tc>
@@ -12034,7 +12077,7 @@
                 <w:i w:val="0"/>
                 <w:sz w:val="22"/>
               </w:rPr>
-              <w:t>Projekt programistyczny realizowany indywidualnie lub w parach – 100%; Ocena projektu obejmuje: poprawność działania, jakość kodu, strukturę programu, dokumentację oraz prezentację rozwiązania; Warunkiem zaliczenia jest oddanie kompletnego projektu oraz jego pozytywna ocena</w:t>
+              <w:t>prezentacja projektu i dokumentacji; ocena sporządzonego oprogramowania</w:t>
             </w:r>
           </w:p>
         </w:tc>
@@ -12092,7 +12135,7 @@
                 <w:i w:val="0"/>
                 <w:sz w:val="22"/>
               </w:rPr>
-              <w:t>Projekt programistyczny realizowany indywidualnie lub w parach – 100%; Ocena projektu obejmuje: poprawność działania, jakość kodu, strukturę programu, dokumentację oraz prezentację rozwiązania; Warunkiem zaliczenia jest oddanie kompletnego projektu oraz jego pozytywna ocena</w:t>
+              <w:t>prezentacja projektu i dokumentacji; ocena sporządzonego oprogramowania</w:t>
             </w:r>
           </w:p>
         </w:tc>
@@ -12150,7 +12193,7 @@
                 <w:i w:val="0"/>
                 <w:sz w:val="22"/>
               </w:rPr>
-              <w:t>Projekt programistyczny realizowany indywidualnie lub w parach – 100%; Ocena projektu obejmuje: poprawność działania, jakość kodu, strukturę programu, dokumentację oraz prezentację rozwiązania; Warunkiem zaliczenia jest oddanie kompletnego projektu oraz jego pozytywna ocena</w:t>
+              <w:t>prezentacja projektu i dokumentacji; ocena sporządzonego oprogramowania</w:t>
             </w:r>
           </w:p>
         </w:tc>
@@ -12208,7 +12251,7 @@
                 <w:i w:val="0"/>
                 <w:sz w:val="22"/>
               </w:rPr>
-              <w:t>Projekt programistyczny realizowany indywidualnie lub w parach – 100%; Ocena projektu obejmuje: poprawność działania, jakość kodu, strukturę programu, dokumentację oraz prezentację rozwiązania; Warunkiem zaliczenia jest oddanie kompletnego projektu oraz jego pozytywna ocena</w:t>
+              <w:t>prezentacja projektu i dokumentacji; ocena sporządzonego oprogramowania</w:t>
             </w:r>
           </w:p>
         </w:tc>
@@ -12266,7 +12309,7 @@
                 <w:i w:val="0"/>
                 <w:sz w:val="22"/>
               </w:rPr>
-              <w:t>Projekt programistyczny realizowany indywidualnie lub w parach – 100%; Ocena projektu obejmuje: poprawność działania, jakość kodu, strukturę programu, dokumentację oraz prezentację rozwiązania; Warunkiem zaliczenia jest oddanie kompletnego projektu oraz jego pozytywna ocena</w:t>
+              <w:t>prezentacja projektu i dokumentacji; ocena sporządzonego oprogramowania</w:t>
             </w:r>
           </w:p>
         </w:tc>
@@ -12324,7 +12367,7 @@
                 <w:i w:val="0"/>
                 <w:sz w:val="22"/>
               </w:rPr>
-              <w:t>Projekt programistyczny realizowany indywidualnie lub w parach – 100%; Ocena projektu obejmuje: poprawność działania, jakość kodu, strukturę programu, dokumentację oraz prezentację rozwiązania; Warunkiem zaliczenia jest oddanie kompletnego projektu oraz jego pozytywna ocena</w:t>
+              <w:t>prezentacja projektu i dokumentacji; ocena sporządzonego oprogramowania</w:t>
             </w:r>
           </w:p>
         </w:tc>
@@ -12382,7 +12425,7 @@
                 <w:i w:val="0"/>
                 <w:sz w:val="22"/>
               </w:rPr>
-              <w:t>Projekt programistyczny realizowany indywidualnie lub w parach – 100%; Ocena projektu obejmuje: poprawność działania, jakość kodu, strukturę programu, dokumentację oraz prezentację rozwiązania; Warunkiem zaliczenia jest oddanie kompletnego projektu oraz jego pozytywna ocena</w:t>
+              <w:t>prezentacja projektu i dokumentacji; ocena sporządzonego oprogramowania</w:t>
             </w:r>
           </w:p>
         </w:tc>
@@ -12440,7 +12483,7 @@
                 <w:i w:val="0"/>
                 <w:sz w:val="22"/>
               </w:rPr>
-              <w:t>Projekt programistyczny realizowany indywidualnie lub w parach – 100%; Ocena projektu obejmuje: poprawność działania, jakość kodu, strukturę programu, dokumentację oraz prezentację rozwiązania; Warunkiem zaliczenia jest oddanie kompletnego projektu oraz jego pozytywna ocena</w:t>
+              <w:t>prezentacja projektu i dokumentacji; ocena sporządzonego oprogramowania</w:t>
             </w:r>
           </w:p>
         </w:tc>
@@ -12498,7 +12541,7 @@
                 <w:i w:val="0"/>
                 <w:sz w:val="22"/>
               </w:rPr>
-              <w:t>Projekt programistyczny realizowany indywidualnie lub w parach – 100%; Ocena projektu obejmuje: poprawność działania, jakość kodu, strukturę programu, dokumentację oraz prezentację rozwiązania; Warunkiem zaliczenia jest oddanie kompletnego projektu oraz jego pozytywna ocena</w:t>
+              <w:t>prezentacja projektu i dokumentacji; ocena sporządzonego oprogramowania</w:t>
             </w:r>
           </w:p>
         </w:tc>
@@ -12556,7 +12599,7 @@
                 <w:i w:val="0"/>
                 <w:sz w:val="22"/>
               </w:rPr>
-              <w:t>Projekt programistyczny realizowany indywidualnie lub w parach – 100%; Ocena projektu obejmuje: poprawność działania, jakość kodu, strukturę programu, dokumentację oraz prezentację rozwiązania; Warunkiem zaliczenia jest oddanie kompletnego projektu oraz jego pozytywna ocena</w:t>
+              <w:t>prezentacja projektu i dokumentacji; ocena sporządzonego oprogramowania</w:t>
             </w:r>
           </w:p>
         </w:tc>
@@ -12614,7 +12657,7 @@
                 <w:i w:val="0"/>
                 <w:sz w:val="22"/>
               </w:rPr>
-              <w:t>Projekt programistyczny realizowany indywidualnie lub w parach – 100%; Ocena projektu obejmuje: poprawność działania, jakość kodu, strukturę programu, dokumentację oraz prezentację rozwiązania; Warunkiem zaliczenia jest oddanie kompletnego projektu oraz jego pozytywna ocena</w:t>
+              <w:t>prezentacja projektu i dokumentacji; ocena sporządzonego oprogramowania</w:t>
             </w:r>
           </w:p>
         </w:tc>
@@ -12672,7 +12715,7 @@
                 <w:i w:val="0"/>
                 <w:sz w:val="22"/>
               </w:rPr>
-              <w:t>Projekt programistyczny realizowany indywidualnie lub w parach – 100%; Ocena projektu obejmuje: poprawność działania, jakość kodu, strukturę programu, dokumentację oraz prezentację rozwiązania; Warunkiem zaliczenia jest oddanie kompletnego projektu oraz jego pozytywna ocena</w:t>
+              <w:t>prezentacja projektu i dokumentacji; ocena sporządzonego oprogramowania</w:t>
             </w:r>
           </w:p>
         </w:tc>
@@ -12730,7 +12773,7 @@
                 <w:i w:val="0"/>
                 <w:sz w:val="22"/>
               </w:rPr>
-              <w:t>Projekt programistyczny realizowany indywidualnie lub w parach – 100%; Ocena projektu obejmuje: poprawność działania, jakość kodu, strukturę programu, dokumentację oraz prezentację rozwiązania; Warunkiem zaliczenia jest oddanie kompletnego projektu oraz jego pozytywna ocena</w:t>
+              <w:t>prezentacja projektu i dokumentacji; ocena sporządzonego oprogramowania</w:t>
             </w:r>
           </w:p>
         </w:tc>
@@ -12788,7 +12831,7 @@
                 <w:i w:val="0"/>
                 <w:sz w:val="22"/>
               </w:rPr>
-              <w:t>Projekt programistyczny realizowany indywidualnie lub w parach – 100%; Ocena projektu obejmuje: poprawność działania, jakość kodu, strukturę programu, dokumentację oraz prezentację rozwiązania; Warunkiem zaliczenia jest oddanie kompletnego projektu oraz jego pozytywna ocena</w:t>
+              <w:t>prezentacja projektu i dokumentacji; ocena sporządzonego oprogramowania</w:t>
             </w:r>
           </w:p>
         </w:tc>
@@ -12846,7 +12889,7 @@
                 <w:i w:val="0"/>
                 <w:sz w:val="22"/>
               </w:rPr>
-              <w:t>Projekt programistyczny realizowany indywidualnie lub w parach – 100%; Ocena projektu obejmuje: poprawność działania, jakość kodu, strukturę programu, dokumentację oraz prezentację rozwiązania; Warunkiem zaliczenia jest oddanie kompletnego projektu oraz jego pozytywna ocena</w:t>
+              <w:t>prezentacja projektu i dokumentacji; ocena sporządzonego oprogramowania</w:t>
             </w:r>
           </w:p>
         </w:tc>
@@ -12904,7 +12947,7 @@
                 <w:i w:val="0"/>
                 <w:sz w:val="22"/>
               </w:rPr>
-              <w:t>Projekt programistyczny realizowany indywidualnie lub w parach – 100%; Ocena projektu obejmuje: poprawność działania, jakość kodu, strukturę programu, dokumentację oraz prezentację rozwiązania; Warunkiem zaliczenia jest oddanie kompletnego projektu oraz jego pozytywna ocena</w:t>
+              <w:t>prezentacja projektu i dokumentacji; ocena sporządzonego oprogramowania</w:t>
             </w:r>
           </w:p>
         </w:tc>
@@ -12962,7 +13005,7 @@
                 <w:i w:val="0"/>
                 <w:sz w:val="22"/>
               </w:rPr>
-              <w:t>Projekt programistyczny realizowany indywidualnie lub w parach – 100%; Ocena projektu obejmuje: poprawność działania, jakość kodu, strukturę programu, dokumentację oraz prezentację rozwiązania; Warunkiem zaliczenia jest oddanie kompletnego projektu oraz jego pozytywna ocena</w:t>
+              <w:t>prezentacja projektu i dokumentacji; ocena sporządzonego oprogramowania</w:t>
             </w:r>
           </w:p>
         </w:tc>
@@ -13020,7 +13063,7 @@
                 <w:i w:val="0"/>
                 <w:sz w:val="22"/>
               </w:rPr>
-              <w:t>Projekt programistyczny realizowany indywidualnie lub w parach – 100%; Ocena projektu obejmuje: poprawność działania, jakość kodu, strukturę programu, dokumentację oraz prezentację rozwiązania; Warunkiem zaliczenia jest oddanie kompletnego projektu oraz jego pozytywna ocena</w:t>
+              <w:t>prezentacja projektu i dokumentacji; ocena sporządzonego oprogramowania</w:t>
             </w:r>
           </w:p>
         </w:tc>
@@ -13078,7 +13121,7 @@
                 <w:i w:val="0"/>
                 <w:sz w:val="22"/>
               </w:rPr>
-              <w:t>Projekt programistyczny realizowany indywidualnie lub w parach – 100%; Ocena projektu obejmuje: poprawność działania, jakość kodu, strukturę programu, dokumentację oraz prezentację rozwiązania; Warunkiem zaliczenia jest oddanie kompletnego projektu oraz jego pozytywna ocena</w:t>
+              <w:t>prezentacja projektu i dokumentacji; ocena sporządzonego oprogramowania</w:t>
             </w:r>
           </w:p>
         </w:tc>
@@ -13136,7 +13179,7 @@
                 <w:i w:val="0"/>
                 <w:sz w:val="22"/>
               </w:rPr>
-              <w:t>Projekt programistyczny realizowany indywidualnie lub w parach – 100%; Ocena projektu obejmuje: poprawność działania, jakość kodu, strukturę programu, dokumentację oraz prezentację rozwiązania; Warunkiem zaliczenia jest oddanie kompletnego projektu oraz jego pozytywna ocena</w:t>
+              <w:t>prezentacja projektu i dokumentacji; ocena sporządzonego oprogramowania</w:t>
             </w:r>
           </w:p>
         </w:tc>
@@ -13194,7 +13237,7 @@
                 <w:i w:val="0"/>
                 <w:sz w:val="22"/>
               </w:rPr>
-              <w:t>Projekt programistyczny realizowany indywidualnie lub w parach – 100%; Ocena projektu obejmuje: poprawność działania, jakość kodu, strukturę programu, dokumentację oraz prezentację rozwiązania; Warunkiem zaliczenia jest oddanie kompletnego projektu oraz jego pozytywna ocena</w:t>
+              <w:t>prezentacja projektu i dokumentacji; ocena sporządzonego oprogramowania</w:t>
             </w:r>
           </w:p>
         </w:tc>
@@ -13252,7 +13295,7 @@
                 <w:i w:val="0"/>
                 <w:sz w:val="22"/>
               </w:rPr>
-              <w:t>Projekt programistyczny realizowany indywidualnie lub w parach – 100%; Ocena projektu obejmuje: poprawność działania, jakość kodu, strukturę programu, dokumentację oraz prezentację rozwiązania; Warunkiem zaliczenia jest oddanie kompletnego projektu oraz jego pozytywna ocena</w:t>
+              <w:t>prezentacja projektu i dokumentacji; ocena sporządzonego oprogramowania</w:t>
             </w:r>
           </w:p>
         </w:tc>
@@ -13310,7 +13353,7 @@
                 <w:i w:val="0"/>
                 <w:sz w:val="22"/>
               </w:rPr>
-              <w:t>Projekt programistyczny realizowany indywidualnie lub w parach – 100%; Ocena projektu obejmuje: poprawność działania, jakość kodu, strukturę programu, dokumentację oraz prezentację rozwiązania; Warunkiem zaliczenia jest oddanie kompletnego projektu oraz jego pozytywna ocena</w:t>
+              <w:t>prezentacja projektu i dokumentacji; ocena sporządzonego oprogramowania</w:t>
             </w:r>
           </w:p>
         </w:tc>
@@ -13368,7 +13411,7 @@
                 <w:i w:val="0"/>
                 <w:sz w:val="22"/>
               </w:rPr>
-              <w:t>Projekt programistyczny realizowany indywidualnie lub w parach – 100%; Ocena projektu obejmuje: poprawność działania, jakość kodu, strukturę programu, dokumentację oraz prezentację rozwiązania; Warunkiem zaliczenia jest oddanie kompletnego projektu oraz jego pozytywna ocena</w:t>
+              <w:t>prezentacja projektu i dokumentacji; ocena sporządzonego oprogramowania</w:t>
             </w:r>
           </w:p>
         </w:tc>
@@ -13426,7 +13469,7 @@
                 <w:i w:val="0"/>
                 <w:sz w:val="22"/>
               </w:rPr>
-              <w:t>Projekt programistyczny realizowany indywidualnie lub w parach – 100%; Ocena projektu obejmuje: poprawność działania, jakość kodu, strukturę programu, dokumentację oraz prezentację rozwiązania; Warunkiem zaliczenia jest oddanie kompletnego projektu oraz jego pozytywna ocena</w:t>
+              <w:t>prezentacja projektu i dokumentacji; ocena sporządzonego oprogramowania</w:t>
             </w:r>
           </w:p>
         </w:tc>
@@ -13484,7 +13527,7 @@
                 <w:i w:val="0"/>
                 <w:sz w:val="22"/>
               </w:rPr>
-              <w:t>Projekt programistyczny realizowany indywidualnie lub w parach – 100%; Ocena projektu obejmuje: poprawność działania, jakość kodu, strukturę programu, dokumentację oraz prezentację rozwiązania; Warunkiem zaliczenia jest oddanie kompletnego projektu oraz jego pozytywna ocena</w:t>
+              <w:t>prezentacja projektu i dokumentacji; ocena sporządzonego oprogramowania</w:t>
             </w:r>
           </w:p>
         </w:tc>
@@ -13542,7 +13585,7 @@
                 <w:i w:val="0"/>
                 <w:sz w:val="22"/>
               </w:rPr>
-              <w:t>Projekt programistyczny realizowany indywidualnie lub w parach – 100%; Ocena projektu obejmuje: poprawność działania, jakość kodu, strukturę programu, dokumentację oraz prezentację rozwiązania; Warunkiem zaliczenia jest oddanie kompletnego projektu oraz jego pozytywna ocena</w:t>
+              <w:t>prezentacja projektu i dokumentacji; ocena sporządzonego oprogramowania</w:t>
             </w:r>
           </w:p>
         </w:tc>
@@ -13600,7 +13643,7 @@
                 <w:i w:val="0"/>
                 <w:sz w:val="22"/>
               </w:rPr>
-              <w:t>Projekt programistyczny realizowany indywidualnie lub w parach – 100%; Ocena projektu obejmuje: poprawność działania, jakość kodu, strukturę programu, dokumentację oraz prezentację rozwiązania; Warunkiem zaliczenia jest oddanie kompletnego projektu oraz jego pozytywna ocena</w:t>
+              <w:t>prezentacja projektu i dokumentacji; ocena sporządzonego oprogramowania</w:t>
             </w:r>
           </w:p>
         </w:tc>
@@ -13658,7 +13701,7 @@
                 <w:i w:val="0"/>
                 <w:sz w:val="22"/>
               </w:rPr>
-              <w:t>Projekt programistyczny realizowany indywidualnie lub w parach – 100%; Ocena projektu obejmuje: poprawność działania, jakość kodu, strukturę programu, dokumentację oraz prezentację rozwiązania; Warunkiem zaliczenia jest oddanie kompletnego projektu oraz jego pozytywna ocena</w:t>
+              <w:t>prezentacja projektu i dokumentacji; ocena sporządzonego oprogramowania</w:t>
             </w:r>
           </w:p>
         </w:tc>
@@ -13716,7 +13759,7 @@
                 <w:i w:val="0"/>
                 <w:sz w:val="22"/>
               </w:rPr>
-              <w:t>Projekt programistyczny realizowany indywidualnie lub w parach – 100%; Ocena projektu obejmuje: poprawność działania, jakość kodu, strukturę programu, dokumentację oraz prezentację rozwiązania; Warunkiem zaliczenia jest oddanie kompletnego projektu oraz jego pozytywna ocena</w:t>
+              <w:t>prezentacja projektu i dokumentacji; ocena sporządzonego oprogramowania</w:t>
             </w:r>
           </w:p>
         </w:tc>
@@ -13774,7 +13817,7 @@
                 <w:i w:val="0"/>
                 <w:sz w:val="22"/>
               </w:rPr>
-              <w:t>Projekt programistyczny realizowany indywidualnie lub w parach – 100%; Ocena projektu obejmuje: poprawność działania, jakość kodu, strukturę programu, dokumentację oraz prezentację rozwiązania; Warunkiem zaliczenia jest oddanie kompletnego projektu oraz jego pozytywna ocena</w:t>
+              <w:t>prezentacja projektu i dokumentacji; ocena sporządzonego oprogramowania</w:t>
             </w:r>
           </w:p>
         </w:tc>
@@ -13832,7 +13875,7 @@
                 <w:i w:val="0"/>
                 <w:sz w:val="22"/>
               </w:rPr>
-              <w:t>Projekt programistyczny realizowany indywidualnie lub w parach – 100%; Ocena projektu obejmuje: poprawność działania, jakość kodu, strukturę programu, dokumentację oraz prezentację rozwiązania; Warunkiem zaliczenia jest oddanie kompletnego projektu oraz jego pozytywna ocena</w:t>
+              <w:t>prezentacja projektu i dokumentacji; ocena sporządzonego oprogramowania</w:t>
             </w:r>
           </w:p>
         </w:tc>
@@ -13890,7 +13933,7 @@
                 <w:i w:val="0"/>
                 <w:sz w:val="22"/>
               </w:rPr>
-              <w:t>Projekt programistyczny realizowany indywidualnie lub w parach – 100%; Ocena projektu obejmuje: poprawność działania, jakość kodu, strukturę programu, dokumentację oraz prezentację rozwiązania; Warunkiem zaliczenia jest oddanie kompletnego projektu oraz jego pozytywna ocena</w:t>
+              <w:t>prezentacja projektu i dokumentacji; ocena sporządzonego oprogramowania</w:t>
             </w:r>
           </w:p>
         </w:tc>
@@ -13948,7 +13991,7 @@
                 <w:i w:val="0"/>
                 <w:sz w:val="22"/>
               </w:rPr>
-              <w:t>Projekt programistyczny realizowany indywidualnie lub w parach – 100%; Ocena projektu obejmuje: poprawność działania, jakość kodu, strukturę programu, dokumentację oraz prezentację rozwiązania; Warunkiem zaliczenia jest oddanie kompletnego projektu oraz jego pozytywna ocena</w:t>
+              <w:t>prezentacja projektu i dokumentacji; ocena sporządzonego oprogramowania</w:t>
             </w:r>
           </w:p>
         </w:tc>
@@ -14006,7 +14049,7 @@
                 <w:i w:val="0"/>
                 <w:sz w:val="22"/>
               </w:rPr>
-              <w:t>Projekt programistyczny realizowany indywidualnie lub w parach – 100%; Ocena projektu obejmuje: poprawność działania, jakość kodu, strukturę programu, dokumentację oraz prezentację rozwiązania; Warunkiem zaliczenia jest oddanie kompletnego projektu oraz jego pozytywna ocena</w:t>
+              <w:t>prezentacja projektu i dokumentacji; ocena sporządzonego oprogramowania</w:t>
             </w:r>
           </w:p>
         </w:tc>
@@ -14064,7 +14107,7 @@
                 <w:i w:val="0"/>
                 <w:sz w:val="22"/>
               </w:rPr>
-              <w:t>Projekt programistyczny realizowany indywidualnie lub w parach – 100%; Ocena projektu obejmuje: poprawność działania, jakość kodu, strukturę programu, dokumentację oraz prezentację rozwiązania; Warunkiem zaliczenia jest oddanie kompletnego projektu oraz jego pozytywna ocena</w:t>
+              <w:t>prezentacja projektu i dokumentacji; ocena sporządzonego oprogramowania</w:t>
             </w:r>
           </w:p>
         </w:tc>
@@ -14122,7 +14165,7 @@
                 <w:i w:val="0"/>
                 <w:sz w:val="22"/>
               </w:rPr>
-              <w:t>Projekt programistyczny realizowany indywidualnie lub w parach – 100%; Ocena projektu obejmuje: poprawność działania, jakość kodu, strukturę programu, dokumentację oraz prezentację rozwiązania; Warunkiem zaliczenia jest oddanie kompletnego projektu oraz jego pozytywna ocena</w:t>
+              <w:t>prezentacja projektu i dokumentacji; ocena sporządzonego oprogramowania</w:t>
             </w:r>
           </w:p>
         </w:tc>
@@ -14180,7 +14223,7 @@
                 <w:i w:val="0"/>
                 <w:sz w:val="22"/>
               </w:rPr>
-              <w:t>Projekt programistyczny realizowany indywidualnie lub w parach – 100%; Ocena projektu obejmuje: poprawność działania, jakość kodu, strukturę programu, dokumentację oraz prezentację rozwiązania; Warunkiem zaliczenia jest oddanie kompletnego projektu oraz jego pozytywna ocena</w:t>
+              <w:t>prezentacja projektu i dokumentacji; ocena sporządzonego oprogramowania</w:t>
             </w:r>
           </w:p>
         </w:tc>
@@ -14238,7 +14281,7 @@
                 <w:i w:val="0"/>
                 <w:sz w:val="22"/>
               </w:rPr>
-              <w:t>Projekt programistyczny realizowany indywidualnie lub w parach – 100%; Ocena projektu obejmuje: poprawność działania, jakość kodu, strukturę programu, dokumentację oraz prezentację rozwiązania; Warunkiem zaliczenia jest oddanie kompletnego projektu oraz jego pozytywna ocena</w:t>
+              <w:t>prezentacja projektu i dokumentacji; ocena sporządzonego oprogramowania</w:t>
             </w:r>
           </w:p>
         </w:tc>
@@ -14296,7 +14339,7 @@
                 <w:i w:val="0"/>
                 <w:sz w:val="22"/>
               </w:rPr>
-              <w:t>Projekt programistyczny realizowany indywidualnie lub w parach – 100%; Ocena projektu obejmuje: poprawność działania, jakość kodu, strukturę programu, dokumentację oraz prezentację rozwiązania; Warunkiem zaliczenia jest oddanie kompletnego projektu oraz jego pozytywna ocena</w:t>
+              <w:t>prezentacja projektu i dokumentacji; ocena sporządzonego oprogramowania</w:t>
             </w:r>
           </w:p>
         </w:tc>
@@ -14459,7 +14502,7 @@
                 <w:i w:val="0"/>
                 <w:sz w:val="22"/>
               </w:rPr>
-              <w:t>Projekt programistyczny realizowany indywidualnie lub w parach – 100%; Ocena projektu obejmuje: poprawność działania, jakość kodu, strukturę programu, dokumentację oraz prezentację rozwiązania; Warunkiem zaliczenia jest oddanie kompletnego projektu oraz jego pozytywna ocena</w:t>
+              <w:t>prezentacja projektu i dokumentacji; ocena sporządzonego oprogramowania</w:t>
             </w:r>
           </w:p>
         </w:tc>
@@ -14517,7 +14560,7 @@
                 <w:i w:val="0"/>
                 <w:sz w:val="22"/>
               </w:rPr>
-              <w:t>Projekt programistyczny realizowany indywidualnie lub w parach – 100%; Ocena projektu obejmuje: poprawność działania, jakość kodu, strukturę programu, dokumentację oraz prezentację rozwiązania; Warunkiem zaliczenia jest oddanie kompletnego projektu oraz jego pozytywna ocena</w:t>
+              <w:t>prezentacja projektu i dokumentacji; ocena sporządzonego oprogramowania</w:t>
             </w:r>
           </w:p>
         </w:tc>
@@ -14575,7 +14618,7 @@
                 <w:i w:val="0"/>
                 <w:sz w:val="22"/>
               </w:rPr>
-              <w:t>Projekt programistyczny realizowany indywidualnie lub w parach – 100%; Ocena projektu obejmuje: poprawność działania, jakość kodu, strukturę programu, dokumentację oraz prezentację rozwiązania; Warunkiem zaliczenia jest oddanie kompletnego projektu oraz jego pozytywna ocena</w:t>
+              <w:t>prezentacja projektu i dokumentacji; ocena sporządzonego oprogramowania</w:t>
             </w:r>
           </w:p>
         </w:tc>
@@ -14633,7 +14676,7 @@
                 <w:i w:val="0"/>
                 <w:sz w:val="22"/>
               </w:rPr>
-              <w:t>Projekt programistyczny realizowany indywidualnie lub w parach – 100%; Ocena projektu obejmuje: poprawność działania, jakość kodu, strukturę programu, dokumentację oraz prezentację rozwiązania; Warunkiem zaliczenia jest oddanie kompletnego projektu oraz jego pozytywna ocena</w:t>
+              <w:t>prezentacja projektu i dokumentacji; ocena sporządzonego oprogramowania</w:t>
             </w:r>
           </w:p>
         </w:tc>
@@ -14691,7 +14734,7 @@
                 <w:i w:val="0"/>
                 <w:sz w:val="22"/>
               </w:rPr>
-              <w:t>Projekt programistyczny realizowany indywidualnie lub w parach – 100%; Ocena projektu obejmuje: poprawność działania, jakość kodu, strukturę programu, dokumentację oraz prezentację rozwiązania; Warunkiem zaliczenia jest oddanie kompletnego projektu oraz jego pozytywna ocena</w:t>
+              <w:t>prezentacja projektu i dokumentacji; ocena sporządzonego oprogramowania</w:t>
             </w:r>
           </w:p>
         </w:tc>
@@ -14749,7 +14792,7 @@
                 <w:i w:val="0"/>
                 <w:sz w:val="22"/>
               </w:rPr>
-              <w:t>Projekt programistyczny realizowany indywidualnie lub w parach – 100%; Ocena projektu obejmuje: poprawność działania, jakość kodu, strukturę programu, dokumentację oraz prezentację rozwiązania; Warunkiem zaliczenia jest oddanie kompletnego projektu oraz jego pozytywna ocena</w:t>
+              <w:t>prezentacja projektu i dokumentacji; ocena sporządzonego oprogramowania</w:t>
             </w:r>
           </w:p>
         </w:tc>
@@ -14807,7 +14850,7 @@
                 <w:i w:val="0"/>
                 <w:sz w:val="22"/>
               </w:rPr>
-              <w:t>Projekt programistyczny realizowany indywidualnie lub w parach – 100%; Ocena projektu obejmuje: poprawność działania, jakość kodu, strukturę programu, dokumentację oraz prezentację rozwiązania; Warunkiem zaliczenia jest oddanie kompletnego projektu oraz jego pozytywna ocena</w:t>
+              <w:t>prezentacja projektu i dokumentacji; ocena sporządzonego oprogramowania</w:t>
             </w:r>
           </w:p>
         </w:tc>
@@ -14865,7 +14908,7 @@
                 <w:i w:val="0"/>
                 <w:sz w:val="22"/>
               </w:rPr>
-              <w:t>Projekt programistyczny realizowany indywidualnie lub w parach – 100%; Ocena projektu obejmuje: poprawność działania, jakość kodu, strukturę programu, dokumentację oraz prezentację rozwiązania; Warunkiem zaliczenia jest oddanie kompletnego projektu oraz jego pozytywna ocena</w:t>
+              <w:t>prezentacja projektu i dokumentacji; ocena sporządzonego oprogramowania</w:t>
             </w:r>
           </w:p>
         </w:tc>
@@ -14923,7 +14966,7 @@
                 <w:i w:val="0"/>
                 <w:sz w:val="22"/>
               </w:rPr>
-              <w:t>Projekt programistyczny realizowany indywidualnie lub w parach – 100%; Ocena projektu obejmuje: poprawność działania, jakość kodu, strukturę programu, dokumentację oraz prezentację rozwiązania; Warunkiem zaliczenia jest oddanie kompletnego projektu oraz jego pozytywna ocena</w:t>
+              <w:t>prezentacja projektu i dokumentacji; ocena sporządzonego oprogramowania</w:t>
             </w:r>
           </w:p>
         </w:tc>
@@ -14981,7 +15024,7 @@
                 <w:i w:val="0"/>
                 <w:sz w:val="22"/>
               </w:rPr>
-              <w:t>Projekt programistyczny realizowany indywidualnie lub w parach – 100%; Ocena projektu obejmuje: poprawność działania, jakość kodu, strukturę programu, dokumentację oraz prezentację rozwiązania; Warunkiem zaliczenia jest oddanie kompletnego projektu oraz jego pozytywna ocena</w:t>
+              <w:t>prezentacja projektu i dokumentacji; ocena sporządzonego oprogramowania</w:t>
             </w:r>
           </w:p>
         </w:tc>
@@ -15039,7 +15082,7 @@
                 <w:i w:val="0"/>
                 <w:sz w:val="22"/>
               </w:rPr>
-              <w:t>Projekt programistyczny realizowany indywidualnie lub w parach – 100%; Ocena projektu obejmuje: poprawność działania, jakość kodu, strukturę programu, dokumentację oraz prezentację rozwiązania; Warunkiem zaliczenia jest oddanie kompletnego projektu oraz jego pozytywna ocena</w:t>
+              <w:t>prezentacja projektu i dokumentacji; ocena sporządzonego oprogramowania</w:t>
             </w:r>
           </w:p>
         </w:tc>
@@ -15097,7 +15140,7 @@
                 <w:i w:val="0"/>
                 <w:sz w:val="22"/>
               </w:rPr>
-              <w:t>Projekt programistyczny realizowany indywidualnie lub w parach – 100%; Ocena projektu obejmuje: poprawność działania, jakość kodu, strukturę programu, dokumentację oraz prezentację rozwiązania; Warunkiem zaliczenia jest oddanie kompletnego projektu oraz jego pozytywna ocena</w:t>
+              <w:t>prezentacja projektu i dokumentacji; ocena sporządzonego oprogramowania</w:t>
             </w:r>
           </w:p>
         </w:tc>
@@ -15155,7 +15198,7 @@
                 <w:i w:val="0"/>
                 <w:sz w:val="22"/>
               </w:rPr>
-              <w:t>Projekt programistyczny realizowany indywidualnie lub w parach – 100%; Ocena projektu obejmuje: poprawność działania, jakość kodu, strukturę programu, dokumentację oraz prezentację rozwiązania; Warunkiem zaliczenia jest oddanie kompletnego projektu oraz jego pozytywna ocena</w:t>
+              <w:t>prezentacja projektu i dokumentacji; ocena sporządzonego oprogramowania</w:t>
             </w:r>
           </w:p>
         </w:tc>
@@ -15213,7 +15256,7 @@
                 <w:i w:val="0"/>
                 <w:sz w:val="22"/>
               </w:rPr>
-              <w:t>Projekt programistyczny realizowany indywidualnie lub w parach – 100%; Ocena projektu obejmuje: poprawność działania, jakość kodu, strukturę programu, dokumentację oraz prezentację rozwiązania; Warunkiem zaliczenia jest oddanie kompletnego projektu oraz jego pozytywna ocena</w:t>
+              <w:t>prezentacja projektu i dokumentacji; ocena sporządzonego oprogramowania</w:t>
             </w:r>
           </w:p>
         </w:tc>
@@ -15271,7 +15314,7 @@
                 <w:i w:val="0"/>
                 <w:sz w:val="22"/>
               </w:rPr>
-              <w:t>Projekt programistyczny realizowany indywidualnie lub w parach – 100%; Ocena projektu obejmuje: poprawność działania, jakość kodu, strukturę programu, dokumentację oraz prezentację rozwiązania; Warunkiem zaliczenia jest oddanie kompletnego projektu oraz jego pozytywna ocena</w:t>
+              <w:t>prezentacja projektu i dokumentacji; ocena sporządzonego oprogramowania</w:t>
             </w:r>
           </w:p>
         </w:tc>
@@ -15329,7 +15372,7 @@
                 <w:i w:val="0"/>
                 <w:sz w:val="22"/>
               </w:rPr>
-              <w:t>Projekt programistyczny realizowany indywidualnie lub w parach – 100%; Ocena projektu obejmuje: poprawność działania, jakość kodu, strukturę programu, dokumentację oraz prezentację rozwiązania; Warunkiem zaliczenia jest oddanie kompletnego projektu oraz jego pozytywna ocena</w:t>
+              <w:t>prezentacja projektu i dokumentacji; ocena sporządzonego oprogramowania</w:t>
             </w:r>
           </w:p>
         </w:tc>
@@ -15387,7 +15430,7 @@
                 <w:i w:val="0"/>
                 <w:sz w:val="22"/>
               </w:rPr>
-              <w:t>Projekt programistyczny realizowany indywidualnie lub w parach – 100%; Ocena projektu obejmuje: poprawność działania, jakość kodu, strukturę programu, dokumentację oraz prezentację rozwiązania; Warunkiem zaliczenia jest oddanie kompletnego projektu oraz jego pozytywna ocena</w:t>
+              <w:t>prezentacja projektu i dokumentacji; ocena sporządzonego oprogramowania</w:t>
             </w:r>
           </w:p>
         </w:tc>
@@ -15445,7 +15488,7 @@
                 <w:i w:val="0"/>
                 <w:sz w:val="22"/>
               </w:rPr>
-              <w:t>Projekt programistyczny realizowany indywidualnie lub w parach – 100%; Ocena projektu obejmuje: poprawność działania, jakość kodu, strukturę programu, dokumentację oraz prezentację rozwiązania; Warunkiem zaliczenia jest oddanie kompletnego projektu oraz jego pozytywna ocena</w:t>
+              <w:t>prezentacja projektu i dokumentacji; ocena sporządzonego oprogramowania</w:t>
             </w:r>
           </w:p>
         </w:tc>
@@ -15503,7 +15546,7 @@
                 <w:i w:val="0"/>
                 <w:sz w:val="22"/>
               </w:rPr>
-              <w:t>Projekt programistyczny realizowany indywidualnie lub w parach – 100%; Ocena projektu obejmuje: poprawność działania, jakość kodu, strukturę programu, dokumentację oraz prezentację rozwiązania; Warunkiem zaliczenia jest oddanie kompletnego projektu oraz jego pozytywna ocena</w:t>
+              <w:t>prezentacja projektu i dokumentacji; ocena sporządzonego oprogramowania</w:t>
             </w:r>
           </w:p>
         </w:tc>
@@ -15561,7 +15604,7 @@
                 <w:i w:val="0"/>
                 <w:sz w:val="22"/>
               </w:rPr>
-              <w:t>Projekt programistyczny realizowany indywidualnie lub w parach – 100%; Ocena projektu obejmuje: poprawność działania, jakość kodu, strukturę programu, dokumentację oraz prezentację rozwiązania; Warunkiem zaliczenia jest oddanie kompletnego projektu oraz jego pozytywna ocena</w:t>
+              <w:t>prezentacja projektu i dokumentacji; ocena sporządzonego oprogramowania</w:t>
             </w:r>
           </w:p>
         </w:tc>
@@ -15619,7 +15662,7 @@
                 <w:i w:val="0"/>
                 <w:sz w:val="22"/>
               </w:rPr>
-              <w:t>Projekt programistyczny realizowany indywidualnie lub w parach – 100%; Ocena projektu obejmuje: poprawność działania, jakość kodu, strukturę programu, dokumentację oraz prezentację rozwiązania; Warunkiem zaliczenia jest oddanie kompletnego projektu oraz jego pozytywna ocena</w:t>
+              <w:t>prezentacja projektu i dokumentacji; ocena sporządzonego oprogramowania</w:t>
             </w:r>
           </w:p>
         </w:tc>
@@ -15677,7 +15720,7 @@
                 <w:i w:val="0"/>
                 <w:sz w:val="22"/>
               </w:rPr>
-              <w:t>Projekt programistyczny realizowany indywidualnie lub w parach – 100%; Ocena projektu obejmuje: poprawność działania, jakość kodu, strukturę programu, dokumentację oraz prezentację rozwiązania; Warunkiem zaliczenia jest oddanie kompletnego projektu oraz jego pozytywna ocena</w:t>
+              <w:t>prezentacja projektu i dokumentacji; ocena sporządzonego oprogramowania</w:t>
             </w:r>
           </w:p>
         </w:tc>
@@ -15735,7 +15778,7 @@
                 <w:i w:val="0"/>
                 <w:sz w:val="22"/>
               </w:rPr>
-              <w:t>Projekt programistyczny realizowany indywidualnie lub w parach – 100%; Ocena projektu obejmuje: poprawność działania, jakość kodu, strukturę programu, dokumentację oraz prezentację rozwiązania; Warunkiem zaliczenia jest oddanie kompletnego projektu oraz jego pozytywna ocena</w:t>
+              <w:t>prezentacja projektu i dokumentacji; ocena sporządzonego oprogramowania</w:t>
             </w:r>
           </w:p>
         </w:tc>
@@ -15793,7 +15836,7 @@
                 <w:i w:val="0"/>
                 <w:sz w:val="22"/>
               </w:rPr>
-              <w:t>Projekt programistyczny realizowany indywidualnie lub w parach – 100%; Ocena projektu obejmuje: poprawność działania, jakość kodu, strukturę programu, dokumentację oraz prezentację rozwiązania; Warunkiem zaliczenia jest oddanie kompletnego projektu oraz jego pozytywna ocena</w:t>
+              <w:t>prezentacja projektu i dokumentacji; ocena sporządzonego oprogramowania</w:t>
             </w:r>
           </w:p>
         </w:tc>
@@ -15851,7 +15894,7 @@
                 <w:i w:val="0"/>
                 <w:sz w:val="22"/>
               </w:rPr>
-              <w:t>Projekt programistyczny realizowany indywidualnie lub w parach – 100%; Ocena projektu obejmuje: poprawność działania, jakość kodu, strukturę programu, dokumentację oraz prezentację rozwiązania; Warunkiem zaliczenia jest oddanie kompletnego projektu oraz jego pozytywna ocena</w:t>
+              <w:t>prezentacja projektu i dokumentacji; ocena sporządzonego oprogramowania</w:t>
             </w:r>
           </w:p>
         </w:tc>
@@ -15909,7 +15952,7 @@
                 <w:i w:val="0"/>
                 <w:sz w:val="22"/>
               </w:rPr>
-              <w:t>Projekt programistyczny realizowany indywidualnie lub w parach – 100%; Ocena projektu obejmuje: poprawność działania, jakość kodu, strukturę programu, dokumentację oraz prezentację rozwiązania; Warunkiem zaliczenia jest oddanie kompletnego projektu oraz jego pozytywna ocena</w:t>
+              <w:t>prezentacja projektu i dokumentacji; ocena sporządzonego oprogramowania</w:t>
             </w:r>
           </w:p>
         </w:tc>
@@ -15967,7 +16010,7 @@
                 <w:i w:val="0"/>
                 <w:sz w:val="22"/>
               </w:rPr>
-              <w:t>Projekt programistyczny realizowany indywidualnie lub w parach – 100%; Ocena projektu obejmuje: poprawność działania, jakość kodu, strukturę programu, dokumentację oraz prezentację rozwiązania; Warunkiem zaliczenia jest oddanie kompletnego projektu oraz jego pozytywna ocena</w:t>
+              <w:t>prezentacja projektu i dokumentacji; ocena sporządzonego oprogramowania</w:t>
             </w:r>
           </w:p>
         </w:tc>
@@ -16025,7 +16068,7 @@
                 <w:i w:val="0"/>
                 <w:sz w:val="22"/>
               </w:rPr>
-              <w:t>Projekt programistyczny realizowany indywidualnie lub w parach – 100%; Ocena projektu obejmuje: poprawność działania, jakość kodu, strukturę programu, dokumentację oraz prezentację rozwiązania; Warunkiem zaliczenia jest oddanie kompletnego projektu oraz jego pozytywna ocena</w:t>
+              <w:t>prezentacja projektu i dokumentacji; ocena sporządzonego oprogramowania</w:t>
             </w:r>
           </w:p>
         </w:tc>
@@ -16083,7 +16126,7 @@
                 <w:i w:val="0"/>
                 <w:sz w:val="22"/>
               </w:rPr>
-              <w:t>Projekt programistyczny realizowany indywidualnie lub w parach – 100%; Ocena projektu obejmuje: poprawność działania, jakość kodu, strukturę programu, dokumentację oraz prezentację rozwiązania; Warunkiem zaliczenia jest oddanie kompletnego projektu oraz jego pozytywna ocena</w:t>
+              <w:t>prezentacja projektu i dokumentacji; ocena sporządzonego oprogramowania</w:t>
             </w:r>
           </w:p>
         </w:tc>
@@ -16141,7 +16184,7 @@
                 <w:i w:val="0"/>
                 <w:sz w:val="22"/>
               </w:rPr>
-              <w:t>Projekt programistyczny realizowany indywidualnie lub w parach – 100%; Ocena projektu obejmuje: poprawność działania, jakość kodu, strukturę programu, dokumentację oraz prezentację rozwiązania; Warunkiem zaliczenia jest oddanie kompletnego projektu oraz jego pozytywna ocena</w:t>
+              <w:t>prezentacja projektu i dokumentacji; ocena sporządzonego oprogramowania</w:t>
             </w:r>
           </w:p>
         </w:tc>
@@ -16199,7 +16242,7 @@
                 <w:i w:val="0"/>
                 <w:sz w:val="22"/>
               </w:rPr>
-              <w:t>Projekt programistyczny realizowany indywidualnie lub w parach – 100%; Ocena projektu obejmuje: poprawność działania, jakość kodu, strukturę programu, dokumentację oraz prezentację rozwiązania; Warunkiem zaliczenia jest oddanie kompletnego projektu oraz jego pozytywna ocena</w:t>
+              <w:t>prezentacja projektu i dokumentacji; ocena sporządzonego oprogramowania</w:t>
             </w:r>
           </w:p>
         </w:tc>
@@ -16257,7 +16300,7 @@
                 <w:i w:val="0"/>
                 <w:sz w:val="22"/>
               </w:rPr>
-              <w:t>Projekt programistyczny realizowany indywidualnie lub w parach – 100%; Ocena projektu obejmuje: poprawność działania, jakość kodu, strukturę programu, dokumentację oraz prezentację rozwiązania; Warunkiem zaliczenia jest oddanie kompletnego projektu oraz jego pozytywna ocena</w:t>
+              <w:t>prezentacja projektu i dokumentacji; ocena sporządzonego oprogramowania</w:t>
             </w:r>
           </w:p>
         </w:tc>
@@ -16315,7 +16358,7 @@
                 <w:i w:val="0"/>
                 <w:sz w:val="22"/>
               </w:rPr>
-              <w:t>Projekt programistyczny realizowany indywidualnie lub w parach – 100%; Ocena projektu obejmuje: poprawność działania, jakość kodu, strukturę programu, dokumentację oraz prezentację rozwiązania; Warunkiem zaliczenia jest oddanie kompletnego projektu oraz jego pozytywna ocena</w:t>
+              <w:t>prezentacja projektu i dokumentacji; ocena sporządzonego oprogramowania</w:t>
             </w:r>
           </w:p>
         </w:tc>
@@ -16373,7 +16416,7 @@
                 <w:i w:val="0"/>
                 <w:sz w:val="22"/>
               </w:rPr>
-              <w:t>Projekt programistyczny realizowany indywidualnie lub w parach – 100%; Ocena projektu obejmuje: poprawność działania, jakość kodu, strukturę programu, dokumentację oraz prezentację rozwiązania; Warunkiem zaliczenia jest oddanie kompletnego projektu oraz jego pozytywna ocena</w:t>
+              <w:t>prezentacja projektu i dokumentacji; ocena sporządzonego oprogramowania</w:t>
             </w:r>
           </w:p>
         </w:tc>
@@ -16431,7 +16474,7 @@
                 <w:i w:val="0"/>
                 <w:sz w:val="22"/>
               </w:rPr>
-              <w:t>Projekt programistyczny realizowany indywidualnie lub w parach – 100%; Ocena projektu obejmuje: poprawność działania, jakość kodu, strukturę programu, dokumentację oraz prezentację rozwiązania; Warunkiem zaliczenia jest oddanie kompletnego projektu oraz jego pozytywna ocena</w:t>
+              <w:t>prezentacja projektu i dokumentacji; ocena sporządzonego oprogramowania</w:t>
             </w:r>
           </w:p>
         </w:tc>
@@ -16489,7 +16532,7 @@
                 <w:i w:val="0"/>
                 <w:sz w:val="22"/>
               </w:rPr>
-              <w:t>Projekt programistyczny realizowany indywidualnie lub w parach – 100%; Ocena projektu obejmuje: poprawność działania, jakość kodu, strukturę programu, dokumentację oraz prezentację rozwiązania; Warunkiem zaliczenia jest oddanie kompletnego projektu oraz jego pozytywna ocena</w:t>
+              <w:t>prezentacja projektu i dokumentacji; ocena sporządzonego oprogramowania</w:t>
             </w:r>
           </w:p>
         </w:tc>
@@ -16547,7 +16590,7 @@
                 <w:i w:val="0"/>
                 <w:sz w:val="22"/>
               </w:rPr>
-              <w:t>Projekt programistyczny realizowany indywidualnie lub w parach – 100%; Ocena projektu obejmuje: poprawność działania, jakość kodu, strukturę programu, dokumentację oraz prezentację rozwiązania; Warunkiem zaliczenia jest oddanie kompletnego projektu oraz jego pozytywna ocena</w:t>
+              <w:t>prezentacja projektu i dokumentacji; ocena sporządzonego oprogramowania</w:t>
             </w:r>
           </w:p>
         </w:tc>
@@ -16605,7 +16648,7 @@
                 <w:i w:val="0"/>
                 <w:sz w:val="22"/>
               </w:rPr>
-              <w:t>Projekt programistyczny realizowany indywidualnie lub w parach – 100%; Ocena projektu obejmuje: poprawność działania, jakość kodu, strukturę programu, dokumentację oraz prezentację rozwiązania; Warunkiem zaliczenia jest oddanie kompletnego projektu oraz jego pozytywna ocena</w:t>
+              <w:t>prezentacja projektu i dokumentacji; ocena sporządzonego oprogramowania</w:t>
             </w:r>
           </w:p>
         </w:tc>
@@ -16663,7 +16706,7 @@
                 <w:i w:val="0"/>
                 <w:sz w:val="22"/>
               </w:rPr>
-              <w:t>Projekt programistyczny realizowany indywidualnie lub w parach – 100%; Ocena projektu obejmuje: poprawność działania, jakość kodu, strukturę programu, dokumentację oraz prezentację rozwiązania; Warunkiem zaliczenia jest oddanie kompletnego projektu oraz jego pozytywna ocena</w:t>
+              <w:t>prezentacja projektu i dokumentacji; ocena sporządzonego oprogramowania</w:t>
             </w:r>
           </w:p>
         </w:tc>
@@ -16721,7 +16764,7 @@
                 <w:i w:val="0"/>
                 <w:sz w:val="22"/>
               </w:rPr>
-              <w:t>Projekt programistyczny realizowany indywidualnie lub w parach – 100%; Ocena projektu obejmuje: poprawność działania, jakość kodu, strukturę programu, dokumentację oraz prezentację rozwiązania; Warunkiem zaliczenia jest oddanie kompletnego projektu oraz jego pozytywna ocena</w:t>
+              <w:t>prezentacja projektu i dokumentacji; ocena sporządzonego oprogramowania</w:t>
             </w:r>
           </w:p>
         </w:tc>
@@ -16779,7 +16822,7 @@
                 <w:i w:val="0"/>
                 <w:sz w:val="22"/>
               </w:rPr>
-              <w:t>Projekt programistyczny realizowany indywidualnie lub w parach – 100%; Ocena projektu obejmuje: poprawność działania, jakość kodu, strukturę programu, dokumentację oraz prezentację rozwiązania; Warunkiem zaliczenia jest oddanie kompletnego projektu oraz jego pozytywna ocena</w:t>
+              <w:t>prezentacja projektu i dokumentacji; ocena sporządzonego oprogramowania</w:t>
             </w:r>
           </w:p>
         </w:tc>
@@ -16837,7 +16880,7 @@
                 <w:i w:val="0"/>
                 <w:sz w:val="22"/>
               </w:rPr>
-              <w:t>Projekt programistyczny realizowany indywidualnie lub w parach – 100%; Ocena projektu obejmuje: poprawność działania, jakość kodu, strukturę programu, dokumentację oraz prezentację rozwiązania; Warunkiem zaliczenia jest oddanie kompletnego projektu oraz jego pozytywna ocena</w:t>
+              <w:t>prezentacja projektu i dokumentacji; ocena sporządzonego oprogramowania</w:t>
             </w:r>
           </w:p>
         </w:tc>
@@ -16895,7 +16938,7 @@
                 <w:i w:val="0"/>
                 <w:sz w:val="22"/>
               </w:rPr>
-              <w:t>Projekt programistyczny realizowany indywidualnie lub w parach – 100%; Ocena projektu obejmuje: poprawność działania, jakość kodu, strukturę programu, dokumentację oraz prezentację rozwiązania; Warunkiem zaliczenia jest oddanie kompletnego projektu oraz jego pozytywna ocena</w:t>
+              <w:t>prezentacja projektu i dokumentacji; ocena sporządzonego oprogramowania</w:t>
             </w:r>
           </w:p>
         </w:tc>
@@ -16953,7 +16996,7 @@
                 <w:i w:val="0"/>
                 <w:sz w:val="22"/>
               </w:rPr>
-              <w:t>Projekt programistyczny realizowany indywidualnie lub w parach – 100%; Ocena projektu obejmuje: poprawność działania, jakość kodu, strukturę programu, dokumentację oraz prezentację rozwiązania; Warunkiem zaliczenia jest oddanie kompletnego projektu oraz jego pozytywna ocena</w:t>
+              <w:t>prezentacja projektu i dokumentacji; ocena sporządzonego oprogramowania</w:t>
             </w:r>
           </w:p>
         </w:tc>
@@ -17011,7 +17054,7 @@
                 <w:i w:val="0"/>
                 <w:sz w:val="22"/>
               </w:rPr>
-              <w:t>Projekt programistyczny realizowany indywidualnie lub w parach – 100%; Ocena projektu obejmuje: poprawność działania, jakość kodu, strukturę programu, dokumentację oraz prezentację rozwiązania; Warunkiem zaliczenia jest oddanie kompletnego projektu oraz jego pozytywna ocena</w:t>
+              <w:t>prezentacja projektu i dokumentacji; ocena sporządzonego oprogramowania</w:t>
             </w:r>
           </w:p>
         </w:tc>
@@ -17069,7 +17112,7 @@
                 <w:i w:val="0"/>
                 <w:sz w:val="22"/>
               </w:rPr>
-              <w:t>Projekt programistyczny realizowany indywidualnie lub w parach – 100%; Ocena projektu obejmuje: poprawność działania, jakość kodu, strukturę programu, dokumentację oraz prezentację rozwiązania; Warunkiem zaliczenia jest oddanie kompletnego projektu oraz jego pozytywna ocena</w:t>
+              <w:t>prezentacja projektu i dokumentacji; ocena sporządzonego oprogramowania</w:t>
             </w:r>
           </w:p>
         </w:tc>
@@ -17127,7 +17170,7 @@
                 <w:i w:val="0"/>
                 <w:sz w:val="22"/>
               </w:rPr>
-              <w:t>Projekt programistyczny realizowany indywidualnie lub w parach – 100%; Ocena projektu obejmuje: poprawność działania, jakość kodu, strukturę programu, dokumentację oraz prezentację rozwiązania; Warunkiem zaliczenia jest oddanie kompletnego projektu oraz jego pozytywna ocena</w:t>
+              <w:t>prezentacja projektu i dokumentacji; ocena sporządzonego oprogramowania</w:t>
             </w:r>
           </w:p>
         </w:tc>
@@ -17185,7 +17228,7 @@
                 <w:i w:val="0"/>
                 <w:sz w:val="22"/>
               </w:rPr>
-              <w:t>Projekt programistyczny realizowany indywidualnie lub w parach – 100%; Ocena projektu obejmuje: poprawność działania, jakość kodu, strukturę programu, dokumentację oraz prezentację rozwiązania; Warunkiem zaliczenia jest oddanie kompletnego projektu oraz jego pozytywna ocena</w:t>
+              <w:t>prezentacja projektu i dokumentacji; ocena sporządzonego oprogramowania</w:t>
             </w:r>
           </w:p>
         </w:tc>
@@ -17243,7 +17286,7 @@
                 <w:i w:val="0"/>
                 <w:sz w:val="22"/>
               </w:rPr>
-              <w:t>Projekt programistyczny realizowany indywidualnie lub w parach – 100%; Ocena projektu obejmuje: poprawność działania, jakość kodu, strukturę programu, dokumentację oraz prezentację rozwiązania; Warunkiem zaliczenia jest oddanie kompletnego projektu oraz jego pozytywna ocena</w:t>
+              <w:t>prezentacja projektu i dokumentacji; ocena sporządzonego oprogramowania</w:t>
             </w:r>
           </w:p>
         </w:tc>
@@ -17301,7 +17344,7 @@
                 <w:i w:val="0"/>
                 <w:sz w:val="22"/>
               </w:rPr>
-              <w:t>Projekt programistyczny realizowany indywidualnie lub w parach – 100%; Ocena projektu obejmuje: poprawność działania, jakość kodu, strukturę programu, dokumentację oraz prezentację rozwiązania; Warunkiem zaliczenia jest oddanie kompletnego projektu oraz jego pozytywna ocena</w:t>
+              <w:t>prezentacja projektu i dokumentacji; ocena sporządzonego oprogramowania</w:t>
             </w:r>
           </w:p>
         </w:tc>
@@ -17359,7 +17402,7 @@
                 <w:i w:val="0"/>
                 <w:sz w:val="22"/>
               </w:rPr>
-              <w:t>Projekt programistyczny realizowany indywidualnie lub w parach – 100%; Ocena projektu obejmuje: poprawność działania, jakość kodu, strukturę programu, dokumentację oraz prezentację rozwiązania; Warunkiem zaliczenia jest oddanie kompletnego projektu oraz jego pozytywna ocena</w:t>
+              <w:t>prezentacja projektu i dokumentacji; ocena sporządzonego oprogramowania</w:t>
             </w:r>
           </w:p>
         </w:tc>
@@ -17417,7 +17460,7 @@
                 <w:i w:val="0"/>
                 <w:sz w:val="22"/>
               </w:rPr>
-              <w:t>Projekt programistyczny realizowany indywidualnie lub w parach – 100%; Ocena projektu obejmuje: poprawność działania, jakość kodu, strukturę programu, dokumentację oraz prezentację rozwiązania; Warunkiem zaliczenia jest oddanie kompletnego projektu oraz jego pozytywna ocena</w:t>
+              <w:t>prezentacja projektu i dokumentacji; ocena sporządzonego oprogramowania</w:t>
             </w:r>
           </w:p>
         </w:tc>
@@ -17475,7 +17518,7 @@
                 <w:i w:val="0"/>
                 <w:sz w:val="22"/>
               </w:rPr>
-              <w:t>Projekt programistyczny realizowany indywidualnie lub w parach – 100%; Ocena projektu obejmuje: poprawność działania, jakość kodu, strukturę programu, dokumentację oraz prezentację rozwiązania; Warunkiem zaliczenia jest oddanie kompletnego projektu oraz jego pozytywna ocena</w:t>
+              <w:t>prezentacja projektu i dokumentacji; ocena sporządzonego oprogramowania</w:t>
             </w:r>
           </w:p>
         </w:tc>
@@ -17533,7 +17576,7 @@
                 <w:i w:val="0"/>
                 <w:sz w:val="22"/>
               </w:rPr>
-              <w:t>Projekt programistyczny realizowany indywidualnie lub w parach – 100%; Ocena projektu obejmuje: poprawność działania, jakość kodu, strukturę programu, dokumentację oraz prezentację rozwiązania; Warunkiem zaliczenia jest oddanie kompletnego projektu oraz jego pozytywna ocena</w:t>
+              <w:t>prezentacja projektu i dokumentacji; ocena sporządzonego oprogramowania</w:t>
             </w:r>
           </w:p>
         </w:tc>
@@ -17591,7 +17634,7 @@
                 <w:i w:val="0"/>
                 <w:sz w:val="22"/>
               </w:rPr>
-              <w:t>Projekt programistyczny realizowany indywidualnie lub w parach – 100%; Ocena projektu obejmuje: poprawność działania, jakość kodu, strukturę programu, dokumentację oraz prezentację rozwiązania; Warunkiem zaliczenia jest oddanie kompletnego projektu oraz jego pozytywna ocena</w:t>
+              <w:t>prezentacja projektu i dokumentacji; ocena sporządzonego oprogramowania</w:t>
             </w:r>
           </w:p>
         </w:tc>
@@ -17649,7 +17692,7 @@
                 <w:i w:val="0"/>
                 <w:sz w:val="22"/>
               </w:rPr>
-              <w:t>Projekt programistyczny realizowany indywidualnie lub w parach – 100%; Ocena projektu obejmuje: poprawność działania, jakość kodu, strukturę programu, dokumentację oraz prezentację rozwiązania; Warunkiem zaliczenia jest oddanie kompletnego projektu oraz jego pozytywna ocena</w:t>
+              <w:t>prezentacja projektu i dokumentacji; ocena sporządzonego oprogramowania</w:t>
             </w:r>
           </w:p>
         </w:tc>
@@ -17707,7 +17750,7 @@
                 <w:i w:val="0"/>
                 <w:sz w:val="22"/>
               </w:rPr>
-              <w:t>Projekt programistyczny realizowany indywidualnie lub w parach – 100%; Ocena projektu obejmuje: poprawność działania, jakość kodu, strukturę programu, dokumentację oraz prezentację rozwiązania; Warunkiem zaliczenia jest oddanie kompletnego projektu oraz jego pozytywna ocena</w:t>
+              <w:t>prezentacja projektu i dokumentacji; ocena sporządzonego oprogramowania</w:t>
             </w:r>
           </w:p>
         </w:tc>
@@ -17765,7 +17808,7 @@
                 <w:i w:val="0"/>
                 <w:sz w:val="22"/>
               </w:rPr>
-              <w:t>Projekt programistyczny realizowany indywidualnie lub w parach – 100%; Ocena projektu obejmuje: poprawność działania, jakość kodu, strukturę programu, dokumentację oraz prezentację rozwiązania; Warunkiem zaliczenia jest oddanie kompletnego projektu oraz jego pozytywna ocena</w:t>
+              <w:t>prezentacja projektu i dokumentacji; ocena sporządzonego oprogramowania</w:t>
             </w:r>
           </w:p>
         </w:tc>
@@ -17823,7 +17866,7 @@
                 <w:i w:val="0"/>
                 <w:sz w:val="22"/>
               </w:rPr>
-              <w:t>Projekt programistyczny realizowany indywidualnie lub w parach – 100%; Ocena projektu obejmuje: poprawność działania, jakość kodu, strukturę programu, dokumentację oraz prezentację rozwiązania; Warunkiem zaliczenia jest oddanie kompletnego projektu oraz jego pozytywna ocena</w:t>
+              <w:t>prezentacja projektu i dokumentacji; ocena sporządzonego oprogramowania</w:t>
             </w:r>
           </w:p>
         </w:tc>
@@ -17881,7 +17924,7 @@
                 <w:i w:val="0"/>
                 <w:sz w:val="22"/>
               </w:rPr>
-              <w:t>Projekt programistyczny realizowany indywidualnie lub w parach – 100%; Ocena projektu obejmuje: poprawność działania, jakość kodu, strukturę programu, dokumentację oraz prezentację rozwiązania; Warunkiem zaliczenia jest oddanie kompletnego projektu oraz jego pozytywna ocena</w:t>
+              <w:t>prezentacja projektu i dokumentacji; ocena sporządzonego oprogramowania</w:t>
             </w:r>
           </w:p>
         </w:tc>
@@ -17939,7 +17982,7 @@
                 <w:i w:val="0"/>
                 <w:sz w:val="22"/>
               </w:rPr>
-              <w:t>Projekt programistyczny realizowany indywidualnie lub w parach – 100%; Ocena projektu obejmuje: poprawność działania, jakość kodu, strukturę programu, dokumentację oraz prezentację rozwiązania; Warunkiem zaliczenia jest oddanie kompletnego projektu oraz jego pozytywna ocena</w:t>
+              <w:t>prezentacja projektu i dokumentacji; ocena sporządzonego oprogramowania</w:t>
             </w:r>
           </w:p>
         </w:tc>
@@ -17997,7 +18040,7 @@
                 <w:i w:val="0"/>
                 <w:sz w:val="22"/>
               </w:rPr>
-              <w:t>Projekt programistyczny realizowany indywidualnie lub w parach – 100%; Ocena projektu obejmuje: poprawność działania, jakość kodu, strukturę programu, dokumentację oraz prezentację rozwiązania; Warunkiem zaliczenia jest oddanie kompletnego projektu oraz jego pozytywna ocena</w:t>
+              <w:t>prezentacja projektu i dokumentacji; ocena sporządzonego oprogramowania</w:t>
             </w:r>
           </w:p>
         </w:tc>
@@ -18055,7 +18098,7 @@
                 <w:i w:val="0"/>
                 <w:sz w:val="22"/>
               </w:rPr>
-              <w:t>Projekt programistyczny realizowany indywidualnie lub w parach – 100%; Ocena projektu obejmuje: poprawność działania, jakość kodu, strukturę programu, dokumentację oraz prezentację rozwiązania; Warunkiem zaliczenia jest oddanie kompletnego projektu oraz jego pozytywna ocena</w:t>
+              <w:t>prezentacja projektu i dokumentacji; ocena sporządzonego oprogramowania</w:t>
             </w:r>
           </w:p>
         </w:tc>
@@ -18113,7 +18156,7 @@
                 <w:i w:val="0"/>
                 <w:sz w:val="22"/>
               </w:rPr>
-              <w:t>Projekt programistyczny realizowany indywidualnie lub w parach – 100%; Ocena projektu obejmuje: poprawność działania, jakość kodu, strukturę programu, dokumentację oraz prezentację rozwiązania; Warunkiem zaliczenia jest oddanie kompletnego projektu oraz jego pozytywna ocena</w:t>
+              <w:t>prezentacja projektu i dokumentacji; ocena sporządzonego oprogramowania</w:t>
             </w:r>
           </w:p>
         </w:tc>
@@ -18171,7 +18214,7 @@
                 <w:i w:val="0"/>
                 <w:sz w:val="22"/>
               </w:rPr>
-              <w:t>Projekt programistyczny realizowany indywidualnie lub w parach – 100%; Ocena projektu obejmuje: poprawność działania, jakość kodu, strukturę programu, dokumentację oraz prezentację rozwiązania; Warunkiem zaliczenia jest oddanie kompletnego projektu oraz jego pozytywna ocena</w:t>
+              <w:t>prezentacja projektu i dokumentacji; ocena sporządzonego oprogramowania</w:t>
             </w:r>
           </w:p>
         </w:tc>
@@ -18229,7 +18272,7 @@
                 <w:i w:val="0"/>
                 <w:sz w:val="22"/>
               </w:rPr>
-              <w:t>Projekt programistyczny realizowany indywidualnie lub w parach – 100%; Ocena projektu obejmuje: poprawność działania, jakość kodu, strukturę programu, dokumentację oraz prezentację rozwiązania; Warunkiem zaliczenia jest oddanie kompletnego projektu oraz jego pozytywna ocena</w:t>
+              <w:t>prezentacja projektu i dokumentacji; ocena sporządzonego oprogramowania</w:t>
             </w:r>
           </w:p>
         </w:tc>
@@ -18287,7 +18330,7 @@
                 <w:i w:val="0"/>
                 <w:sz w:val="22"/>
               </w:rPr>
-              <w:t>Projekt programistyczny realizowany indywidualnie lub w parach – 100%; Ocena projektu obejmuje: poprawność działania, jakość kodu, strukturę programu, dokumentację oraz prezentację rozwiązania; Warunkiem zaliczenia jest oddanie kompletnego projektu oraz jego pozytywna ocena</w:t>
+              <w:t>prezentacja projektu i dokumentacji; ocena sporządzonego oprogramowania</w:t>
             </w:r>
           </w:p>
         </w:tc>
@@ -18345,7 +18388,7 @@
                 <w:i w:val="0"/>
                 <w:sz w:val="22"/>
               </w:rPr>
-              <w:t>Projekt programistyczny realizowany indywidualnie lub w parach – 100%; Ocena projektu obejmuje: poprawność działania, jakość kodu, strukturę programu, dokumentację oraz prezentację rozwiązania; Warunkiem zaliczenia jest oddanie kompletnego projektu oraz jego pozytywna ocena</w:t>
+              <w:t>prezentacja projektu i dokumentacji; ocena sporządzonego oprogramowania</w:t>
             </w:r>
           </w:p>
         </w:tc>
@@ -18403,7 +18446,7 @@
                 <w:i w:val="0"/>
                 <w:sz w:val="22"/>
               </w:rPr>
-              <w:t>Projekt programistyczny realizowany indywidualnie lub w parach – 100%; Ocena projektu obejmuje: poprawność działania, jakość kodu, strukturę programu, dokumentację oraz prezentację rozwiązania; Warunkiem zaliczenia jest oddanie kompletnego projektu oraz jego pozytywna ocena</w:t>
+              <w:t>prezentacja projektu i dokumentacji; ocena sporządzonego oprogramowania</w:t>
             </w:r>
           </w:p>
         </w:tc>
@@ -18461,7 +18504,7 @@
                 <w:i w:val="0"/>
                 <w:sz w:val="22"/>
               </w:rPr>
-              <w:t>Projekt programistyczny realizowany indywidualnie lub w parach – 100%; Ocena projektu obejmuje: poprawność działania, jakość kodu, strukturę programu, dokumentację oraz prezentację rozwiązania; Warunkiem zaliczenia jest oddanie kompletnego projektu oraz jego pozytywna ocena</w:t>
+              <w:t>prezentacja projektu i dokumentacji; ocena sporządzonego oprogramowania</w:t>
             </w:r>
           </w:p>
         </w:tc>
@@ -18519,7 +18562,7 @@
                 <w:i w:val="0"/>
                 <w:sz w:val="22"/>
               </w:rPr>
-              <w:t>Projekt programistyczny realizowany indywidualnie lub w parach – 100%; Ocena projektu obejmuje: poprawność działania, jakość kodu, strukturę programu, dokumentację oraz prezentację rozwiązania; Warunkiem zaliczenia jest oddanie kompletnego projektu oraz jego pozytywna ocena</w:t>
+              <w:t>prezentacja projektu i dokumentacji; ocena sporządzonego oprogramowania</w:t>
             </w:r>
           </w:p>
         </w:tc>
@@ -18577,7 +18620,7 @@
                 <w:i w:val="0"/>
                 <w:sz w:val="22"/>
               </w:rPr>
-              <w:t>Projekt programistyczny realizowany indywidualnie lub w parach – 100%; Ocena projektu obejmuje: poprawność działania, jakość kodu, strukturę programu, dokumentację oraz prezentację rozwiązania; Warunkiem zaliczenia jest oddanie kompletnego projektu oraz jego pozytywna ocena</w:t>
+              <w:t>prezentacja projektu i dokumentacji; ocena sporządzonego oprogramowania</w:t>
             </w:r>
           </w:p>
         </w:tc>
@@ -18635,7 +18678,7 @@
                 <w:i w:val="0"/>
                 <w:sz w:val="22"/>
               </w:rPr>
-              <w:t>Projekt programistyczny realizowany indywidualnie lub w parach – 100%; Ocena projektu obejmuje: poprawność działania, jakość kodu, strukturę programu, dokumentację oraz prezentację rozwiązania; Warunkiem zaliczenia jest oddanie kompletnego projektu oraz jego pozytywna ocena</w:t>
+              <w:t>prezentacja projektu i dokumentacji; ocena sporządzonego oprogramowania</w:t>
             </w:r>
           </w:p>
         </w:tc>
@@ -18693,7 +18736,7 @@
                 <w:i w:val="0"/>
                 <w:sz w:val="22"/>
               </w:rPr>
-              <w:t>Projekt programistyczny realizowany indywidualnie lub w parach – 100%; Ocena projektu obejmuje: poprawność działania, jakość kodu, strukturę programu, dokumentację oraz prezentację rozwiązania; Warunkiem zaliczenia jest oddanie kompletnego projektu oraz jego pozytywna ocena</w:t>
+              <w:t>prezentacja projektu i dokumentacji; ocena sporządzonego oprogramowania</w:t>
             </w:r>
           </w:p>
         </w:tc>
@@ -18751,7 +18794,7 @@
                 <w:i w:val="0"/>
                 <w:sz w:val="22"/>
               </w:rPr>
-              <w:t>Projekt programistyczny realizowany indywidualnie lub w parach – 100%; Ocena projektu obejmuje: poprawność działania, jakość kodu, strukturę programu, dokumentację oraz prezentację rozwiązania; Warunkiem zaliczenia jest oddanie kompletnego projektu oraz jego pozytywna ocena</w:t>
+              <w:t>prezentacja projektu i dokumentacji; ocena sporządzonego oprogramowania</w:t>
             </w:r>
           </w:p>
         </w:tc>
@@ -18809,7 +18852,7 @@
                 <w:i w:val="0"/>
                 <w:sz w:val="22"/>
               </w:rPr>
-              <w:t>Projekt programistyczny realizowany indywidualnie lub w parach – 100%; Ocena projektu obejmuje: poprawność działania, jakość kodu, strukturę programu, dokumentację oraz prezentację rozwiązania; Warunkiem zaliczenia jest oddanie kompletnego projektu oraz jego pozytywna ocena</w:t>
+              <w:t>prezentacja projektu i dokumentacji; ocena sporządzonego oprogramowania</w:t>
             </w:r>
           </w:p>
         </w:tc>
@@ -18867,7 +18910,7 @@
                 <w:i w:val="0"/>
                 <w:sz w:val="22"/>
               </w:rPr>
-              <w:t>Projekt programistyczny realizowany indywidualnie lub w parach – 100%; Ocena projektu obejmuje: poprawność działania, jakość kodu, strukturę programu, dokumentację oraz prezentację rozwiązania; Warunkiem zaliczenia jest oddanie kompletnego projektu oraz jego pozytywna ocena</w:t>
+              <w:t>prezentacja projektu i dokumentacji; ocena sporządzonego oprogramowania</w:t>
             </w:r>
           </w:p>
         </w:tc>
@@ -18925,7 +18968,7 @@
                 <w:i w:val="0"/>
                 <w:sz w:val="22"/>
               </w:rPr>
-              <w:t>Projekt programistyczny realizowany indywidualnie lub w parach – 100%; Ocena projektu obejmuje: poprawność działania, jakość kodu, strukturę programu, dokumentację oraz prezentację rozwiązania; Warunkiem zaliczenia jest oddanie kompletnego projektu oraz jego pozytywna ocena</w:t>
+              <w:t>prezentacja projektu i dokumentacji; ocena sporządzonego oprogramowania</w:t>
             </w:r>
           </w:p>
         </w:tc>
@@ -18983,7 +19026,7 @@
                 <w:i w:val="0"/>
                 <w:sz w:val="22"/>
               </w:rPr>
-              <w:t>Projekt programistyczny realizowany indywidualnie lub w parach – 100%; Ocena projektu obejmuje: poprawność działania, jakość kodu, strukturę programu, dokumentację oraz prezentację rozwiązania; Warunkiem zaliczenia jest oddanie kompletnego projektu oraz jego pozytywna ocena</w:t>
+              <w:t>prezentacja projektu i dokumentacji; ocena sporządzonego oprogramowania</w:t>
             </w:r>
           </w:p>
         </w:tc>
@@ -19041,7 +19084,7 @@
                 <w:i w:val="0"/>
                 <w:sz w:val="22"/>
               </w:rPr>
-              <w:t>Projekt programistyczny realizowany indywidualnie lub w parach – 100%; Ocena projektu obejmuje: poprawność działania, jakość kodu, strukturę programu, dokumentację oraz prezentację rozwiązania; Warunkiem zaliczenia jest oddanie kompletnego projektu oraz jego pozytywna ocena</w:t>
+              <w:t>prezentacja projektu i dokumentacji; ocena sporządzonego oprogramowania</w:t>
             </w:r>
           </w:p>
         </w:tc>
@@ -19099,7 +19142,7 @@
                 <w:i w:val="0"/>
                 <w:sz w:val="22"/>
               </w:rPr>
-              <w:t>Projekt programistyczny realizowany indywidualnie lub w parach – 100%; Ocena projektu obejmuje: poprawność działania, jakość kodu, strukturę programu, dokumentację oraz prezentację rozwiązania; Warunkiem zaliczenia jest oddanie kompletnego projektu oraz jego pozytywna ocena</w:t>
+              <w:t>prezentacja projektu i dokumentacji; ocena sporządzonego oprogramowania</w:t>
             </w:r>
           </w:p>
         </w:tc>
@@ -19157,7 +19200,7 @@
                 <w:i w:val="0"/>
                 <w:sz w:val="22"/>
               </w:rPr>
-              <w:t>Projekt programistyczny realizowany indywidualnie lub w parach – 100%; Ocena projektu obejmuje: poprawność działania, jakość kodu, strukturę programu, dokumentację oraz prezentację rozwiązania; Warunkiem zaliczenia jest oddanie kompletnego projektu oraz jego pozytywna ocena</w:t>
+              <w:t>prezentacja projektu i dokumentacji; ocena sporządzonego oprogramowania</w:t>
             </w:r>
           </w:p>
         </w:tc>
@@ -19215,7 +19258,7 @@
                 <w:i w:val="0"/>
                 <w:sz w:val="22"/>
               </w:rPr>
-              <w:t>Projekt programistyczny realizowany indywidualnie lub w parach – 100%; Ocena projektu obejmuje: poprawność działania, jakość kodu, strukturę programu, dokumentację oraz prezentację rozwiązania; Warunkiem zaliczenia jest oddanie kompletnego projektu oraz jego pozytywna ocena</w:t>
+              <w:t>prezentacja projektu i dokumentacji; ocena sporządzonego oprogramowania</w:t>
             </w:r>
           </w:p>
         </w:tc>
@@ -19273,7 +19316,7 @@
                 <w:i w:val="0"/>
                 <w:sz w:val="22"/>
               </w:rPr>
-              <w:t>Projekt programistyczny realizowany indywidualnie lub w parach – 100%; Ocena projektu obejmuje: poprawność działania, jakość kodu, strukturę programu, dokumentację oraz prezentację rozwiązania; Warunkiem zaliczenia jest oddanie kompletnego projektu oraz jego pozytywna ocena</w:t>
+              <w:t>prezentacja projektu i dokumentacji; ocena sporządzonego oprogramowania</w:t>
             </w:r>
           </w:p>
         </w:tc>
@@ -19331,7 +19374,7 @@
                 <w:i w:val="0"/>
                 <w:sz w:val="22"/>
               </w:rPr>
-              <w:t>Projekt programistyczny realizowany indywidualnie lub w parach – 100%; Ocena projektu obejmuje: poprawność działania, jakość kodu, strukturę programu, dokumentację oraz prezentację rozwiązania; Warunkiem zaliczenia jest oddanie kompletnego projektu oraz jego pozytywna ocena</w:t>
+              <w:t>prezentacja projektu i dokumentacji; ocena sporządzonego oprogramowania</w:t>
             </w:r>
           </w:p>
         </w:tc>
@@ -19389,7 +19432,7 @@
                 <w:i w:val="0"/>
                 <w:sz w:val="22"/>
               </w:rPr>
-              <w:t>Projekt programistyczny realizowany indywidualnie lub w parach – 100%; Ocena projektu obejmuje: poprawność działania, jakość kodu, strukturę programu, dokumentację oraz prezentację rozwiązania; Warunkiem zaliczenia jest oddanie kompletnego projektu oraz jego pozytywna ocena</w:t>
+              <w:t>prezentacja projektu i dokumentacji; ocena sporządzonego oprogramowania</w:t>
             </w:r>
           </w:p>
         </w:tc>
@@ -19447,7 +19490,7 @@
                 <w:i w:val="0"/>
                 <w:sz w:val="22"/>
               </w:rPr>
-              <w:t>Projekt programistyczny realizowany indywidualnie lub w parach – 100%; Ocena projektu obejmuje: poprawność działania, jakość kodu, strukturę programu, dokumentację oraz prezentację rozwiązania; Warunkiem zaliczenia jest oddanie kompletnego projektu oraz jego pozytywna ocena</w:t>
+              <w:t>prezentacja projektu i dokumentacji; ocena sporządzonego oprogramowania</w:t>
             </w:r>
           </w:p>
         </w:tc>
@@ -19505,7 +19548,7 @@
                 <w:i w:val="0"/>
                 <w:sz w:val="22"/>
               </w:rPr>
-              <w:t>Projekt programistyczny realizowany indywidualnie lub w parach – 100%; Ocena projektu obejmuje: poprawność działania, jakość kodu, strukturę programu, dokumentację oraz prezentację rozwiązania; Warunkiem zaliczenia jest oddanie kompletnego projektu oraz jego pozytywna ocena</w:t>
+              <w:t>prezentacja projektu i dokumentacji; ocena sporządzonego oprogramowania</w:t>
             </w:r>
           </w:p>
         </w:tc>
@@ -19563,7 +19606,7 @@
                 <w:i w:val="0"/>
                 <w:sz w:val="22"/>
               </w:rPr>
-              <w:t>Projekt programistyczny realizowany indywidualnie lub w parach – 100%; Ocena projektu obejmuje: poprawność działania, jakość kodu, strukturę programu, dokumentację oraz prezentację rozwiązania; Warunkiem zaliczenia jest oddanie kompletnego projektu oraz jego pozytywna ocena</w:t>
+              <w:t>prezentacja projektu i dokumentacji; ocena sporządzonego oprogramowania</w:t>
             </w:r>
           </w:p>
         </w:tc>
@@ -19621,7 +19664,7 @@
                 <w:i w:val="0"/>
                 <w:sz w:val="22"/>
               </w:rPr>
-              <w:t>Projekt programistyczny realizowany indywidualnie lub w parach – 100%; Ocena projektu obejmuje: poprawność działania, jakość kodu, strukturę programu, dokumentację oraz prezentację rozwiązania; Warunkiem zaliczenia jest oddanie kompletnego projektu oraz jego pozytywna ocena</w:t>
+              <w:t>prezentacja projektu i dokumentacji; ocena sporządzonego oprogramowania</w:t>
             </w:r>
           </w:p>
         </w:tc>
@@ -19679,7 +19722,7 @@
                 <w:i w:val="0"/>
                 <w:sz w:val="22"/>
               </w:rPr>
-              <w:t>Projekt programistyczny realizowany indywidualnie lub w parach – 100%; Ocena projektu obejmuje: poprawność działania, jakość kodu, strukturę programu, dokumentację oraz prezentację rozwiązania; Warunkiem zaliczenia jest oddanie kompletnego projektu oraz jego pozytywna ocena</w:t>
+              <w:t>prezentacja projektu i dokumentacji; ocena sporządzonego oprogramowania</w:t>
             </w:r>
           </w:p>
         </w:tc>
@@ -19737,7 +19780,7 @@
                 <w:i w:val="0"/>
                 <w:sz w:val="22"/>
               </w:rPr>
-              <w:t>Projekt programistyczny realizowany indywidualnie lub w parach – 100%; Ocena projektu obejmuje: poprawność działania, jakość kodu, strukturę programu, dokumentację oraz prezentację rozwiązania; Warunkiem zaliczenia jest oddanie kompletnego projektu oraz jego pozytywna ocena</w:t>
+              <w:t>prezentacja projektu i dokumentacji; ocena sporządzonego oprogramowania</w:t>
             </w:r>
           </w:p>
         </w:tc>
@@ -19795,7 +19838,7 @@
                 <w:i w:val="0"/>
                 <w:sz w:val="22"/>
               </w:rPr>
-              <w:t>Projekt programistyczny realizowany indywidualnie lub w parach – 100%; Ocena projektu obejmuje: poprawność działania, jakość kodu, strukturę programu, dokumentację oraz prezentację rozwiązania; Warunkiem zaliczenia jest oddanie kompletnego projektu oraz jego pozytywna ocena</w:t>
+              <w:t>prezentacja projektu i dokumentacji; ocena sporządzonego oprogramowania</w:t>
             </w:r>
           </w:p>
         </w:tc>
@@ -19853,7 +19896,7 @@
                 <w:i w:val="0"/>
                 <w:sz w:val="22"/>
               </w:rPr>
-              <w:t>Projekt programistyczny realizowany indywidualnie lub w parach – 100%; Ocena projektu obejmuje: poprawność działania, jakość kodu, strukturę programu, dokumentację oraz prezentację rozwiązania; Warunkiem zaliczenia jest oddanie kompletnego projektu oraz jego pozytywna ocena</w:t>
+              <w:t>prezentacja projektu i dokumentacji; ocena sporządzonego oprogramowania</w:t>
             </w:r>
           </w:p>
         </w:tc>
@@ -19911,7 +19954,7 @@
                 <w:i w:val="0"/>
                 <w:sz w:val="22"/>
               </w:rPr>
-              <w:t>Projekt programistyczny realizowany indywidualnie lub w parach – 100%; Ocena projektu obejmuje: poprawność działania, jakość kodu, strukturę programu, dokumentację oraz prezentację rozwiązania; Warunkiem zaliczenia jest oddanie kompletnego projektu oraz jego pozytywna ocena</w:t>
+              <w:t>prezentacja projektu i dokumentacji; ocena sporządzonego oprogramowania</w:t>
             </w:r>
           </w:p>
         </w:tc>
@@ -19969,7 +20012,7 @@
                 <w:i w:val="0"/>
                 <w:sz w:val="22"/>
               </w:rPr>
-              <w:t>Projekt programistyczny realizowany indywidualnie lub w parach – 100%; Ocena projektu obejmuje: poprawność działania, jakość kodu, strukturę programu, dokumentację oraz prezentację rozwiązania; Warunkiem zaliczenia jest oddanie kompletnego projektu oraz jego pozytywna ocena</w:t>
+              <w:t>prezentacja projektu i dokumentacji; ocena sporządzonego oprogramowania</w:t>
             </w:r>
           </w:p>
         </w:tc>
@@ -20027,7 +20070,7 @@
                 <w:i w:val="0"/>
                 <w:sz w:val="22"/>
               </w:rPr>
-              <w:t>Projekt programistyczny realizowany indywidualnie lub w parach – 100%; Ocena projektu obejmuje: poprawność działania, jakość kodu, strukturę programu, dokumentację oraz prezentację rozwiązania; Warunkiem zaliczenia jest oddanie kompletnego projektu oraz jego pozytywna ocena</w:t>
+              <w:t>prezentacja projektu i dokumentacji; ocena sporządzonego oprogramowania</w:t>
             </w:r>
           </w:p>
         </w:tc>
@@ -20085,7 +20128,7 @@
                 <w:i w:val="0"/>
                 <w:sz w:val="22"/>
               </w:rPr>
-              <w:t>Projekt programistyczny realizowany indywidualnie lub w parach – 100%; Ocena projektu obejmuje: poprawność działania, jakość kodu, strukturę programu, dokumentację oraz prezentację rozwiązania; Warunkiem zaliczenia jest oddanie kompletnego projektu oraz jego pozytywna ocena</w:t>
+              <w:t>prezentacja projektu i dokumentacji; ocena sporządzonego oprogramowania</w:t>
             </w:r>
           </w:p>
         </w:tc>
@@ -20143,7 +20186,7 @@
                 <w:i w:val="0"/>
                 <w:sz w:val="22"/>
               </w:rPr>
-              <w:t>Projekt programistyczny realizowany indywidualnie lub w parach – 100%; Ocena projektu obejmuje: poprawność działania, jakość kodu, strukturę programu, dokumentację oraz prezentację rozwiązania; Warunkiem zaliczenia jest oddanie kompletnego projektu oraz jego pozytywna ocena</w:t>
+              <w:t>prezentacja projektu i dokumentacji; ocena sporządzonego oprogramowania</w:t>
             </w:r>
           </w:p>
         </w:tc>
@@ -20201,7 +20244,7 @@
                 <w:i w:val="0"/>
                 <w:sz w:val="22"/>
               </w:rPr>
-              <w:t>Projekt programistyczny realizowany indywidualnie lub w parach – 100%; Ocena projektu obejmuje: poprawność działania, jakość kodu, strukturę programu, dokumentację oraz prezentację rozwiązania; Warunkiem zaliczenia jest oddanie kompletnego projektu oraz jego pozytywna ocena</w:t>
+              <w:t>prezentacja projektu i dokumentacji; ocena sporządzonego oprogramowania</w:t>
             </w:r>
           </w:p>
         </w:tc>
@@ -20259,7 +20302,7 @@
                 <w:i w:val="0"/>
                 <w:sz w:val="22"/>
               </w:rPr>
-              <w:t>Projekt programistyczny realizowany indywidualnie lub w parach – 100%; Ocena projektu obejmuje: poprawność działania, jakość kodu, strukturę programu, dokumentację oraz prezentację rozwiązania; Warunkiem zaliczenia jest oddanie kompletnego projektu oraz jego pozytywna ocena</w:t>
+              <w:t>prezentacja projektu i dokumentacji; ocena sporządzonego oprogramowania</w:t>
             </w:r>
           </w:p>
         </w:tc>
@@ -20317,7 +20360,7 @@
                 <w:i w:val="0"/>
                 <w:sz w:val="22"/>
               </w:rPr>
-              <w:t>Projekt programistyczny realizowany indywidualnie lub w parach – 100%; Ocena projektu obejmuje: poprawność działania, jakość kodu, strukturę programu, dokumentację oraz prezentację rozwiązania; Warunkiem zaliczenia jest oddanie kompletnego projektu oraz jego pozytywna ocena</w:t>
+              <w:t>prezentacja projektu i dokumentacji; ocena sporządzonego oprogramowania</w:t>
             </w:r>
           </w:p>
         </w:tc>
@@ -20375,7 +20418,7 @@
                 <w:i w:val="0"/>
                 <w:sz w:val="22"/>
               </w:rPr>
-              <w:t>Projekt programistyczny realizowany indywidualnie lub w parach – 100%; Ocena projektu obejmuje: poprawność działania, jakość kodu, strukturę programu, dokumentację oraz prezentację rozwiązania; Warunkiem zaliczenia jest oddanie kompletnego projektu oraz jego pozytywna ocena</w:t>
+              <w:t>prezentacja projektu i dokumentacji; ocena sporządzonego oprogramowania</w:t>
             </w:r>
           </w:p>
         </w:tc>
@@ -20433,7 +20476,7 @@
                 <w:i w:val="0"/>
                 <w:sz w:val="22"/>
               </w:rPr>
-              <w:t>Projekt programistyczny realizowany indywidualnie lub w parach – 100%; Ocena projektu obejmuje: poprawność działania, jakość kodu, strukturę programu, dokumentację oraz prezentację rozwiązania; Warunkiem zaliczenia jest oddanie kompletnego projektu oraz jego pozytywna ocena</w:t>
+              <w:t>prezentacja projektu i dokumentacji; ocena sporządzonego oprogramowania</w:t>
             </w:r>
           </w:p>
         </w:tc>
@@ -20491,7 +20534,7 @@
                 <w:i w:val="0"/>
                 <w:sz w:val="22"/>
               </w:rPr>
-              <w:t>Projekt programistyczny realizowany indywidualnie lub w parach – 100%; Ocena projektu obejmuje: poprawność działania, jakość kodu, strukturę programu, dokumentację oraz prezentację rozwiązania; Warunkiem zaliczenia jest oddanie kompletnego projektu oraz jego pozytywna ocena</w:t>
+              <w:t>prezentacja projektu i dokumentacji; ocena sporządzonego oprogramowania</w:t>
             </w:r>
           </w:p>
         </w:tc>
@@ -20549,7 +20592,7 @@
                 <w:i w:val="0"/>
                 <w:sz w:val="22"/>
               </w:rPr>
-              <w:t>Projekt programistyczny realizowany indywidualnie lub w parach – 100%; Ocena projektu obejmuje: poprawność działania, jakość kodu, strukturę programu, dokumentację oraz prezentację rozwiązania; Warunkiem zaliczenia jest oddanie kompletnego projektu oraz jego pozytywna ocena</w:t>
+              <w:t>prezentacja projektu i dokumentacji; ocena sporządzonego oprogramowania</w:t>
             </w:r>
           </w:p>
         </w:tc>
@@ -20607,7 +20650,7 @@
                 <w:i w:val="0"/>
                 <w:sz w:val="22"/>
               </w:rPr>
-              <w:t>Projekt programistyczny realizowany indywidualnie lub w parach – 100%; Ocena projektu obejmuje: poprawność działania, jakość kodu, strukturę programu, dokumentację oraz prezentację rozwiązania; Warunkiem zaliczenia jest oddanie kompletnego projektu oraz jego pozytywna ocena</w:t>
+              <w:t>prezentacja projektu i dokumentacji; ocena sporządzonego oprogramowania</w:t>
             </w:r>
           </w:p>
         </w:tc>
@@ -20665,7 +20708,7 @@
                 <w:i w:val="0"/>
                 <w:sz w:val="22"/>
               </w:rPr>
-              <w:t>Projekt programistyczny realizowany indywidualnie lub w parach – 100%; Ocena projektu obejmuje: poprawność działania, jakość kodu, strukturę programu, dokumentację oraz prezentację rozwiązania; Warunkiem zaliczenia jest oddanie kompletnego projektu oraz jego pozytywna ocena</w:t>
+              <w:t>prezentacja projektu i dokumentacji; ocena sporządzonego oprogramowania</w:t>
             </w:r>
           </w:p>
         </w:tc>
@@ -20723,7 +20766,7 @@
                 <w:i w:val="0"/>
                 <w:sz w:val="22"/>
               </w:rPr>
-              <w:t>Projekt programistyczny realizowany indywidualnie lub w parach – 100%; Ocena projektu obejmuje: poprawność działania, jakość kodu, strukturę programu, dokumentację oraz prezentację rozwiązania; Warunkiem zaliczenia jest oddanie kompletnego projektu oraz jego pozytywna ocena</w:t>
+              <w:t>prezentacja projektu i dokumentacji; ocena sporządzonego oprogramowania</w:t>
             </w:r>
           </w:p>
         </w:tc>
@@ -20781,7 +20824,7 @@
                 <w:i w:val="0"/>
                 <w:sz w:val="22"/>
               </w:rPr>
-              <w:t>Projekt programistyczny realizowany indywidualnie lub w parach – 100%; Ocena projektu obejmuje: poprawność działania, jakość kodu, strukturę programu, dokumentację oraz prezentację rozwiązania; Warunkiem zaliczenia jest oddanie kompletnego projektu oraz jego pozytywna ocena</w:t>
+              <w:t>prezentacja projektu i dokumentacji; ocena sporządzonego oprogramowania</w:t>
             </w:r>
           </w:p>
         </w:tc>
@@ -20839,7 +20882,7 @@
                 <w:i w:val="0"/>
                 <w:sz w:val="22"/>
               </w:rPr>
-              <w:t>Projekt programistyczny realizowany indywidualnie lub w parach – 100%; Ocena projektu obejmuje: poprawność działania, jakość kodu, strukturę programu, dokumentację oraz prezentację rozwiązania; Warunkiem zaliczenia jest oddanie kompletnego projektu oraz jego pozytywna ocena</w:t>
+              <w:t>prezentacja projektu i dokumentacji; ocena sporządzonego oprogramowania</w:t>
             </w:r>
           </w:p>
         </w:tc>
@@ -20897,7 +20940,7 @@
                 <w:i w:val="0"/>
                 <w:sz w:val="22"/>
               </w:rPr>
-              <w:t>Projekt programistyczny realizowany indywidualnie lub w parach – 100%; Ocena projektu obejmuje: poprawność działania, jakość kodu, strukturę programu, dokumentację oraz prezentację rozwiązania; Warunkiem zaliczenia jest oddanie kompletnego projektu oraz jego pozytywna ocena</w:t>
+              <w:t>prezentacja projektu i dokumentacji; ocena sporządzonego oprogramowania</w:t>
             </w:r>
           </w:p>
         </w:tc>
@@ -20955,7 +20998,7 @@
                 <w:i w:val="0"/>
                 <w:sz w:val="22"/>
               </w:rPr>
-              <w:t>Projekt programistyczny realizowany indywidualnie lub w parach – 100%; Ocena projektu obejmuje: poprawność działania, jakość kodu, strukturę programu, dokumentację oraz prezentację rozwiązania; Warunkiem zaliczenia jest oddanie kompletnego projektu oraz jego pozytywna ocena</w:t>
+              <w:t>prezentacja projektu i dokumentacji; ocena sporządzonego oprogramowania</w:t>
             </w:r>
           </w:p>
         </w:tc>
@@ -21013,7 +21056,7 @@
                 <w:i w:val="0"/>
                 <w:sz w:val="22"/>
               </w:rPr>
-              <w:t>Projekt programistyczny realizowany indywidualnie lub w parach – 100%; Ocena projektu obejmuje: poprawność działania, jakość kodu, strukturę programu, dokumentację oraz prezentację rozwiązania; Warunkiem zaliczenia jest oddanie kompletnego projektu oraz jego pozytywna ocena</w:t>
+              <w:t>prezentacja projektu i dokumentacji; ocena sporządzonego oprogramowania</w:t>
             </w:r>
           </w:p>
         </w:tc>
@@ -21071,7 +21114,7 @@
                 <w:i w:val="0"/>
                 <w:sz w:val="22"/>
               </w:rPr>
-              <w:t>Projekt programistyczny realizowany indywidualnie lub w parach – 100%; Ocena projektu obejmuje: poprawność działania, jakość kodu, strukturę programu, dokumentację oraz prezentację rozwiązania; Warunkiem zaliczenia jest oddanie kompletnego projektu oraz jego pozytywna ocena</w:t>
+              <w:t>prezentacja projektu i dokumentacji; ocena sporządzonego oprogramowania</w:t>
             </w:r>
           </w:p>
         </w:tc>
@@ -21129,7 +21172,7 @@
                 <w:i w:val="0"/>
                 <w:sz w:val="22"/>
               </w:rPr>
-              <w:t>Projekt programistyczny realizowany indywidualnie lub w parach – 100%; Ocena projektu obejmuje: poprawność działania, jakość kodu, strukturę programu, dokumentację oraz prezentację rozwiązania; Warunkiem zaliczenia jest oddanie kompletnego projektu oraz jego pozytywna ocena</w:t>
+              <w:t>prezentacja projektu i dokumentacji; ocena sporządzonego oprogramowania</w:t>
             </w:r>
           </w:p>
         </w:tc>
@@ -21187,7 +21230,7 @@
                 <w:i w:val="0"/>
                 <w:sz w:val="22"/>
               </w:rPr>
-              <w:t>Projekt programistyczny realizowany indywidualnie lub w parach – 100%; Ocena projektu obejmuje: poprawność działania, jakość kodu, strukturę programu, dokumentację oraz prezentację rozwiązania; Warunkiem zaliczenia jest oddanie kompletnego projektu oraz jego pozytywna ocena</w:t>
+              <w:t>prezentacja projektu i dokumentacji; ocena sporządzonego oprogramowania</w:t>
             </w:r>
           </w:p>
         </w:tc>
@@ -21245,7 +21288,7 @@
                 <w:i w:val="0"/>
                 <w:sz w:val="22"/>
               </w:rPr>
-              <w:t>Projekt programistyczny realizowany indywidualnie lub w parach – 100%; Ocena projektu obejmuje: poprawność działania, jakość kodu, strukturę programu, dokumentację oraz prezentację rozwiązania; Warunkiem zaliczenia jest oddanie kompletnego projektu oraz jego pozytywna ocena</w:t>
+              <w:t>prezentacja projektu i dokumentacji; ocena sporządzonego oprogramowania</w:t>
             </w:r>
           </w:p>
         </w:tc>
@@ -21303,7 +21346,7 @@
                 <w:i w:val="0"/>
                 <w:sz w:val="22"/>
               </w:rPr>
-              <w:t>Projekt programistyczny realizowany indywidualnie lub w parach – 100%; Ocena projektu obejmuje: poprawność działania, jakość kodu, strukturę programu, dokumentację oraz prezentację rozwiązania; Warunkiem zaliczenia jest oddanie kompletnego projektu oraz jego pozytywna ocena</w:t>
+              <w:t>prezentacja projektu i dokumentacji; ocena sporządzonego oprogramowania</w:t>
             </w:r>
           </w:p>
         </w:tc>
@@ -21361,7 +21404,7 @@
                 <w:i w:val="0"/>
                 <w:sz w:val="22"/>
               </w:rPr>
-              <w:t>Projekt programistyczny realizowany indywidualnie lub w parach – 100%; Ocena projektu obejmuje: poprawność działania, jakość kodu, strukturę programu, dokumentację oraz prezentację rozwiązania; Warunkiem zaliczenia jest oddanie kompletnego projektu oraz jego pozytywna ocena</w:t>
+              <w:t>prezentacja projektu i dokumentacji; ocena sporządzonego oprogramowania</w:t>
             </w:r>
           </w:p>
         </w:tc>
@@ -21419,7 +21462,7 @@
                 <w:i w:val="0"/>
                 <w:sz w:val="22"/>
               </w:rPr>
-              <w:t>Projekt programistyczny realizowany indywidualnie lub w parach – 100%; Ocena projektu obejmuje: poprawność działania, jakość kodu, strukturę programu, dokumentację oraz prezentację rozwiązania; Warunkiem zaliczenia jest oddanie kompletnego projektu oraz jego pozytywna ocena</w:t>
+              <w:t>prezentacja projektu i dokumentacji; ocena sporządzonego oprogramowania</w:t>
             </w:r>
           </w:p>
         </w:tc>
@@ -21477,7 +21520,7 @@
                 <w:i w:val="0"/>
                 <w:sz w:val="22"/>
               </w:rPr>
-              <w:t>Projekt programistyczny realizowany indywidualnie lub w parach – 100%; Ocena projektu obejmuje: poprawność działania, jakość kodu, strukturę programu, dokumentację oraz prezentację rozwiązania; Warunkiem zaliczenia jest oddanie kompletnego projektu oraz jego pozytywna ocena</w:t>
+              <w:t>prezentacja projektu i dokumentacji; ocena sporządzonego oprogramowania</w:t>
             </w:r>
           </w:p>
         </w:tc>
@@ -21535,7 +21578,7 @@
                 <w:i w:val="0"/>
                 <w:sz w:val="22"/>
               </w:rPr>
-              <w:t>Projekt programistyczny realizowany indywidualnie lub w parach – 100%; Ocena projektu obejmuje: poprawność działania, jakość kodu, strukturę programu, dokumentację oraz prezentację rozwiązania; Warunkiem zaliczenia jest oddanie kompletnego projektu oraz jego pozytywna ocena</w:t>
+              <w:t>prezentacja projektu i dokumentacji; ocena sporządzonego oprogramowania</w:t>
             </w:r>
           </w:p>
         </w:tc>
@@ -21593,7 +21636,7 @@
                 <w:i w:val="0"/>
                 <w:sz w:val="22"/>
               </w:rPr>
-              <w:t>Projekt programistyczny realizowany indywidualnie lub w parach – 100%; Ocena projektu obejmuje: poprawność działania, jakość kodu, strukturę programu, dokumentację oraz prezentację rozwiązania; Warunkiem zaliczenia jest oddanie kompletnego projektu oraz jego pozytywna ocena</w:t>
+              <w:t>prezentacja projektu i dokumentacji; ocena sporządzonego oprogramowania</w:t>
             </w:r>
           </w:p>
         </w:tc>
@@ -21651,7 +21694,7 @@
                 <w:i w:val="0"/>
                 <w:sz w:val="22"/>
               </w:rPr>
-              <w:t>Projekt programistyczny realizowany indywidualnie lub w parach – 100%; Ocena projektu obejmuje: poprawność działania, jakość kodu, strukturę programu, dokumentację oraz prezentację rozwiązania; Warunkiem zaliczenia jest oddanie kompletnego projektu oraz jego pozytywna ocena</w:t>
+              <w:t>prezentacja projektu i dokumentacji; ocena sporządzonego oprogramowania</w:t>
             </w:r>
           </w:p>
         </w:tc>
@@ -21709,7 +21752,7 @@
                 <w:i w:val="0"/>
                 <w:sz w:val="22"/>
               </w:rPr>
-              <w:t>Projekt programistyczny realizowany indywidualnie lub w parach – 100%; Ocena projektu obejmuje: poprawność działania, jakość kodu, strukturę programu, dokumentację oraz prezentację rozwiązania; Warunkiem zaliczenia jest oddanie kompletnego projektu oraz jego pozytywna ocena</w:t>
+              <w:t>prezentacja projektu i dokumentacji; ocena sporządzonego oprogramowania</w:t>
             </w:r>
           </w:p>
         </w:tc>
@@ -21767,7 +21810,7 @@
                 <w:i w:val="0"/>
                 <w:sz w:val="22"/>
               </w:rPr>
-              <w:t>Projekt programistyczny realizowany indywidualnie lub w parach – 100%; Ocena projektu obejmuje: poprawność działania, jakość kodu, strukturę programu, dokumentację oraz prezentację rozwiązania; Warunkiem zaliczenia jest oddanie kompletnego projektu oraz jego pozytywna ocena</w:t>
+              <w:t>prezentacja projektu i dokumentacji; ocena sporządzonego oprogramowania</w:t>
             </w:r>
           </w:p>
         </w:tc>
@@ -21825,7 +21868,7 @@
                 <w:i w:val="0"/>
                 <w:sz w:val="22"/>
               </w:rPr>
-              <w:t>Projekt programistyczny realizowany indywidualnie lub w parach – 100%; Ocena projektu obejmuje: poprawność działania, jakość kodu, strukturę programu, dokumentację oraz prezentację rozwiązania; Warunkiem zaliczenia jest oddanie kompletnego projektu oraz jego pozytywna ocena</w:t>
+              <w:t>prezentacja projektu i dokumentacji; ocena sporządzonego oprogramowania</w:t>
             </w:r>
           </w:p>
         </w:tc>
@@ -21883,7 +21926,7 @@
                 <w:i w:val="0"/>
                 <w:sz w:val="22"/>
               </w:rPr>
-              <w:t>Projekt programistyczny realizowany indywidualnie lub w parach – 100%; Ocena projektu obejmuje: poprawność działania, jakość kodu, strukturę programu, dokumentację oraz prezentację rozwiązania; Warunkiem zaliczenia jest oddanie kompletnego projektu oraz jego pozytywna ocena</w:t>
+              <w:t>prezentacja projektu i dokumentacji; ocena sporządzonego oprogramowania</w:t>
             </w:r>
           </w:p>
         </w:tc>
@@ -21941,7 +21984,7 @@
                 <w:i w:val="0"/>
                 <w:sz w:val="22"/>
               </w:rPr>
-              <w:t>Projekt programistyczny realizowany indywidualnie lub w parach – 100%; Ocena projektu obejmuje: poprawność działania, jakość kodu, strukturę programu, dokumentację oraz prezentację rozwiązania; Warunkiem zaliczenia jest oddanie kompletnego projektu oraz jego pozytywna ocena</w:t>
+              <w:t>prezentacja projektu i dokumentacji; ocena sporządzonego oprogramowania</w:t>
             </w:r>
           </w:p>
         </w:tc>
@@ -21999,7 +22042,7 @@
                 <w:i w:val="0"/>
                 <w:sz w:val="22"/>
               </w:rPr>
-              <w:t>Projekt programistyczny realizowany indywidualnie lub w parach – 100%; Ocena projektu obejmuje: poprawność działania, jakość kodu, strukturę programu, dokumentację oraz prezentację rozwiązania; Warunkiem zaliczenia jest oddanie kompletnego projektu oraz jego pozytywna ocena</w:t>
+              <w:t>prezentacja projektu i dokumentacji; ocena sporządzonego oprogramowania</w:t>
             </w:r>
           </w:p>
         </w:tc>
@@ -22057,7 +22100,7 @@
                 <w:i w:val="0"/>
                 <w:sz w:val="22"/>
               </w:rPr>
-              <w:t>Projekt programistyczny realizowany indywidualnie lub w parach – 100%; Ocena projektu obejmuje: poprawność działania, jakość kodu, strukturę programu, dokumentację oraz prezentację rozwiązania; Warunkiem zaliczenia jest oddanie kompletnego projektu oraz jego pozytywna ocena</w:t>
+              <w:t>prezentacja projektu i dokumentacji; ocena sporządzonego oprogramowania</w:t>
             </w:r>
           </w:p>
         </w:tc>
@@ -22115,7 +22158,7 @@
                 <w:i w:val="0"/>
                 <w:sz w:val="22"/>
               </w:rPr>
-              <w:t>Projekt programistyczny realizowany indywidualnie lub w parach – 100%; Ocena projektu obejmuje: poprawność działania, jakość kodu, strukturę programu, dokumentację oraz prezentację rozwiązania; Warunkiem zaliczenia jest oddanie kompletnego projektu oraz jego pozytywna ocena</w:t>
+              <w:t>prezentacja projektu i dokumentacji; ocena sporządzonego oprogramowania</w:t>
             </w:r>
           </w:p>
         </w:tc>
@@ -22173,7 +22216,7 @@
                 <w:i w:val="0"/>
                 <w:sz w:val="22"/>
               </w:rPr>
-              <w:t>Projekt programistyczny realizowany indywidualnie lub w parach – 100%; Ocena projektu obejmuje: poprawność działania, jakość kodu, strukturę programu, dokumentację oraz prezentację rozwiązania; Warunkiem zaliczenia jest oddanie kompletnego projektu oraz jego pozytywna ocena</w:t>
+              <w:t>prezentacja projektu i dokumentacji; ocena sporządzonego oprogramowania</w:t>
             </w:r>
           </w:p>
         </w:tc>
@@ -22231,7 +22274,7 @@
                 <w:i w:val="0"/>
                 <w:sz w:val="22"/>
               </w:rPr>
-              <w:t>Projekt programistyczny realizowany indywidualnie lub w parach – 100%; Ocena projektu obejmuje: poprawność działania, jakość kodu, strukturę programu, dokumentację oraz prezentację rozwiązania; Warunkiem zaliczenia jest oddanie kompletnego projektu oraz jego pozytywna ocena</w:t>
+              <w:t>prezentacja projektu i dokumentacji; ocena sporządzonego oprogramowania</w:t>
             </w:r>
           </w:p>
         </w:tc>
@@ -22289,7 +22332,7 @@
                 <w:i w:val="0"/>
                 <w:sz w:val="22"/>
               </w:rPr>
-              <w:t>Projekt programistyczny realizowany indywidualnie lub w parach – 100%; Ocena projektu obejmuje: poprawność działania, jakość kodu, strukturę programu, dokumentację oraz prezentację rozwiązania; Warunkiem zaliczenia jest oddanie kompletnego projektu oraz jego pozytywna ocena</w:t>
+              <w:t>prezentacja projektu i dokumentacji; ocena sporządzonego oprogramowania</w:t>
             </w:r>
           </w:p>
         </w:tc>
@@ -22347,7 +22390,7 @@
                 <w:i w:val="0"/>
                 <w:sz w:val="22"/>
               </w:rPr>
-              <w:t>Projekt programistyczny realizowany indywidualnie lub w parach – 100%; Ocena projektu obejmuje: poprawność działania, jakość kodu, strukturę programu, dokumentację oraz prezentację rozwiązania; Warunkiem zaliczenia jest oddanie kompletnego projektu oraz jego pozytywna ocena</w:t>
+              <w:t>prezentacja projektu i dokumentacji; ocena sporządzonego oprogramowania</w:t>
             </w:r>
           </w:p>
         </w:tc>
@@ -22405,7 +22448,7 @@
                 <w:i w:val="0"/>
                 <w:sz w:val="22"/>
               </w:rPr>
-              <w:t>Projekt programistyczny realizowany indywidualnie lub w parach – 100%; Ocena projektu obejmuje: poprawność działania, jakość kodu, strukturę programu, dokumentację oraz prezentację rozwiązania; Warunkiem zaliczenia jest oddanie kompletnego projektu oraz jego pozytywna ocena</w:t>
+              <w:t>prezentacja projektu i dokumentacji; ocena sporządzonego oprogramowania</w:t>
             </w:r>
           </w:p>
         </w:tc>
@@ -22463,7 +22506,7 @@
                 <w:i w:val="0"/>
                 <w:sz w:val="22"/>
               </w:rPr>
-              <w:t>Projekt programistyczny realizowany indywidualnie lub w parach – 100%; Ocena projektu obejmuje: poprawność działania, jakość kodu, strukturę programu, dokumentację oraz prezentację rozwiązania; Warunkiem zaliczenia jest oddanie kompletnego projektu oraz jego pozytywna ocena</w:t>
+              <w:t>prezentacja projektu i dokumentacji; ocena sporządzonego oprogramowania</w:t>
             </w:r>
           </w:p>
         </w:tc>
@@ -22521,7 +22564,7 @@
                 <w:i w:val="0"/>
                 <w:sz w:val="22"/>
               </w:rPr>
-              <w:t>Projekt programistyczny realizowany indywidualnie lub w parach – 100%; Ocena projektu obejmuje: poprawność działania, jakość kodu, strukturę programu, dokumentację oraz prezentację rozwiązania; Warunkiem zaliczenia jest oddanie kompletnego projektu oraz jego pozytywna ocena</w:t>
+              <w:t>prezentacja projektu i dokumentacji; ocena sporządzonego oprogramowania</w:t>
             </w:r>
           </w:p>
         </w:tc>
@@ -22579,7 +22622,7 @@
                 <w:i w:val="0"/>
                 <w:sz w:val="22"/>
               </w:rPr>
-              <w:t>Projekt programistyczny realizowany indywidualnie lub w parach – 100%; Ocena projektu obejmuje: poprawność działania, jakość kodu, strukturę programu, dokumentację oraz prezentację rozwiązania; Warunkiem zaliczenia jest oddanie kompletnego projektu oraz jego pozytywna ocena</w:t>
+              <w:t>prezentacja projektu i dokumentacji; ocena sporządzonego oprogramowania</w:t>
             </w:r>
           </w:p>
         </w:tc>
@@ -22637,7 +22680,7 @@
                 <w:i w:val="0"/>
                 <w:sz w:val="22"/>
               </w:rPr>
-              <w:t>Projekt programistyczny realizowany indywidualnie lub w parach – 100%; Ocena projektu obejmuje: poprawność działania, jakość kodu, strukturę programu, dokumentację oraz prezentację rozwiązania; Warunkiem zaliczenia jest oddanie kompletnego projektu oraz jego pozytywna ocena</w:t>
+              <w:t>prezentacja projektu i dokumentacji; ocena sporządzonego oprogramowania</w:t>
             </w:r>
           </w:p>
         </w:tc>
@@ -22695,7 +22738,7 @@
                 <w:i w:val="0"/>
                 <w:sz w:val="22"/>
               </w:rPr>
-              <w:t>Projekt programistyczny realizowany indywidualnie lub w parach – 100%; Ocena projektu obejmuje: poprawność działania, jakość kodu, strukturę programu, dokumentację oraz prezentację rozwiązania; Warunkiem zaliczenia jest oddanie kompletnego projektu oraz jego pozytywna ocena</w:t>
+              <w:t>prezentacja projektu i dokumentacji; ocena sporządzonego oprogramowania</w:t>
             </w:r>
           </w:p>
         </w:tc>
@@ -22753,7 +22796,7 @@
                 <w:i w:val="0"/>
                 <w:sz w:val="22"/>
               </w:rPr>
-              <w:t>Projekt programistyczny realizowany indywidualnie lub w parach – 100%; Ocena projektu obejmuje: poprawność działania, jakość kodu, strukturę programu, dokumentację oraz prezentację rozwiązania; Warunkiem zaliczenia jest oddanie kompletnego projektu oraz jego pozytywna ocena</w:t>
+              <w:t>prezentacja projektu i dokumentacji; ocena sporządzonego oprogramowania</w:t>
             </w:r>
           </w:p>
         </w:tc>
@@ -22811,7 +22854,7 @@
                 <w:i w:val="0"/>
                 <w:sz w:val="22"/>
               </w:rPr>
-              <w:t>Projekt programistyczny realizowany indywidualnie lub w parach – 100%; Ocena projektu obejmuje: poprawność działania, jakość kodu, strukturę programu, dokumentację oraz prezentację rozwiązania; Warunkiem zaliczenia jest oddanie kompletnego projektu oraz jego pozytywna ocena</w:t>
+              <w:t>prezentacja projektu i dokumentacji; ocena sporządzonego oprogramowania</w:t>
             </w:r>
           </w:p>
         </w:tc>
@@ -22869,7 +22912,7 @@
                 <w:i w:val="0"/>
                 <w:sz w:val="22"/>
               </w:rPr>
-              <w:t>Projekt programistyczny realizowany indywidualnie lub w parach – 100%; Ocena projektu obejmuje: poprawność działania, jakość kodu, strukturę programu, dokumentację oraz prezentację rozwiązania; Warunkiem zaliczenia jest oddanie kompletnego projektu oraz jego pozytywna ocena</w:t>
+              <w:t>prezentacja projektu i dokumentacji; ocena sporządzonego oprogramowania</w:t>
             </w:r>
           </w:p>
         </w:tc>
@@ -22927,7 +22970,7 @@
                 <w:i w:val="0"/>
                 <w:sz w:val="22"/>
               </w:rPr>
-              <w:t>Projekt programistyczny realizowany indywidualnie lub w parach – 100%; Ocena projektu obejmuje: poprawność działania, jakość kodu, strukturę programu, dokumentację oraz prezentację rozwiązania; Warunkiem zaliczenia jest oddanie kompletnego projektu oraz jego pozytywna ocena</w:t>
+              <w:t>prezentacja projektu i dokumentacji; ocena sporządzonego oprogramowania</w:t>
             </w:r>
           </w:p>
         </w:tc>
@@ -22985,7 +23028,7 @@
                 <w:i w:val="0"/>
                 <w:sz w:val="22"/>
               </w:rPr>
-              <w:t>Projekt programistyczny realizowany indywidualnie lub w parach – 100%; Ocena projektu obejmuje: poprawność działania, jakość kodu, strukturę programu, dokumentację oraz prezentację rozwiązania; Warunkiem zaliczenia jest oddanie kompletnego projektu oraz jego pozytywna ocena</w:t>
+              <w:t>prezentacja projektu i dokumentacji; ocena sporządzonego oprogramowania</w:t>
             </w:r>
           </w:p>
         </w:tc>
@@ -23043,7 +23086,7 @@
                 <w:i w:val="0"/>
                 <w:sz w:val="22"/>
               </w:rPr>
-              <w:t>Projekt programistyczny realizowany indywidualnie lub w parach – 100%; Ocena projektu obejmuje: poprawność działania, jakość kodu, strukturę programu, dokumentację oraz prezentację rozwiązania; Warunkiem zaliczenia jest oddanie kompletnego projektu oraz jego pozytywna ocena</w:t>
+              <w:t>prezentacja projektu i dokumentacji; ocena sporządzonego oprogramowania</w:t>
             </w:r>
           </w:p>
         </w:tc>
@@ -23101,7 +23144,7 @@
                 <w:i w:val="0"/>
                 <w:sz w:val="22"/>
               </w:rPr>
-              <w:t>Projekt programistyczny realizowany indywidualnie lub w parach – 100%; Ocena projektu obejmuje: poprawność działania, jakość kodu, strukturę programu, dokumentację oraz prezentację rozwiązania; Warunkiem zaliczenia jest oddanie kompletnego projektu oraz jego pozytywna ocena</w:t>
+              <w:t>prezentacja projektu i dokumentacji; ocena sporządzonego oprogramowania</w:t>
             </w:r>
           </w:p>
         </w:tc>
@@ -23159,7 +23202,7 @@
                 <w:i w:val="0"/>
                 <w:sz w:val="22"/>
               </w:rPr>
-              <w:t>Projekt programistyczny realizowany indywidualnie lub w parach – 100%; Ocena projektu obejmuje: poprawność działania, jakość kodu, strukturę programu, dokumentację oraz prezentację rozwiązania; Warunkiem zaliczenia jest oddanie kompletnego projektu oraz jego pozytywna ocena</w:t>
+              <w:t>prezentacja projektu i dokumentacji; ocena sporządzonego oprogramowania</w:t>
             </w:r>
           </w:p>
         </w:tc>
@@ -23217,7 +23260,7 @@
                 <w:i w:val="0"/>
                 <w:sz w:val="22"/>
               </w:rPr>
-              <w:t>Projekt programistyczny realizowany indywidualnie lub w parach – 100%; Ocena projektu obejmuje: poprawność działania, jakość kodu, strukturę programu, dokumentację oraz prezentację rozwiązania; Warunkiem zaliczenia jest oddanie kompletnego projektu oraz jego pozytywna ocena</w:t>
+              <w:t>prezentacja projektu i dokumentacji; ocena sporządzonego oprogramowania</w:t>
             </w:r>
           </w:p>
         </w:tc>
@@ -23275,7 +23318,7 @@
                 <w:i w:val="0"/>
                 <w:sz w:val="22"/>
               </w:rPr>
-              <w:t>Projekt programistyczny realizowany indywidualnie lub w parach – 100%; Ocena projektu obejmuje: poprawność działania, jakość kodu, strukturę programu, dokumentację oraz prezentację rozwiązania; Warunkiem zaliczenia jest oddanie kompletnego projektu oraz jego pozytywna ocena</w:t>
+              <w:t>prezentacja projektu i dokumentacji; ocena sporządzonego oprogramowania</w:t>
             </w:r>
           </w:p>
         </w:tc>
@@ -23333,7 +23376,7 @@
                 <w:i w:val="0"/>
                 <w:sz w:val="22"/>
               </w:rPr>
-              <w:t>Projekt programistyczny realizowany indywidualnie lub w parach – 100%; Ocena projektu obejmuje: poprawność działania, jakość kodu, strukturę programu, dokumentację oraz prezentację rozwiązania; Warunkiem zaliczenia jest oddanie kompletnego projektu oraz jego pozytywna ocena</w:t>
+              <w:t>prezentacja projektu i dokumentacji; ocena sporządzonego oprogramowania</w:t>
             </w:r>
           </w:p>
         </w:tc>
@@ -23391,7 +23434,7 @@
                 <w:i w:val="0"/>
                 <w:sz w:val="22"/>
               </w:rPr>
-              <w:t>Projekt programistyczny realizowany indywidualnie lub w parach – 100%; Ocena projektu obejmuje: poprawność działania, jakość kodu, strukturę programu, dokumentację oraz prezentację rozwiązania; Warunkiem zaliczenia jest oddanie kompletnego projektu oraz jego pozytywna ocena</w:t>
+              <w:t>prezentacja projektu i dokumentacji; ocena sporządzonego oprogramowania</w:t>
             </w:r>
           </w:p>
         </w:tc>
@@ -23449,7 +23492,7 @@
                 <w:i w:val="0"/>
                 <w:sz w:val="22"/>
               </w:rPr>
-              <w:t>Projekt programistyczny realizowany indywidualnie lub w parach – 100%; Ocena projektu obejmuje: poprawność działania, jakość kodu, strukturę programu, dokumentację oraz prezentację rozwiązania; Warunkiem zaliczenia jest oddanie kompletnego projektu oraz jego pozytywna ocena</w:t>
+              <w:t>prezentacja projektu i dokumentacji; ocena sporządzonego oprogramowania</w:t>
             </w:r>
           </w:p>
         </w:tc>
@@ -23507,7 +23550,7 @@
                 <w:i w:val="0"/>
                 <w:sz w:val="22"/>
               </w:rPr>
-              <w:t>Projekt programistyczny realizowany indywidualnie lub w parach – 100%; Ocena projektu obejmuje: poprawność działania, jakość kodu, strukturę programu, dokumentację oraz prezentację rozwiązania; Warunkiem zaliczenia jest oddanie kompletnego projektu oraz jego pozytywna ocena</w:t>
+              <w:t>prezentacja projektu i dokumentacji; ocena sporządzonego oprogramowania</w:t>
             </w:r>
           </w:p>
         </w:tc>
@@ -23565,7 +23608,7 @@
                 <w:i w:val="0"/>
                 <w:sz w:val="22"/>
               </w:rPr>
-              <w:t>Projekt programistyczny realizowany indywidualnie lub w parach – 100%; Ocena projektu obejmuje: poprawność działania, jakość kodu, strukturę programu, dokumentację oraz prezentację rozwiązania; Warunkiem zaliczenia jest oddanie kompletnego projektu oraz jego pozytywna ocena</w:t>
+              <w:t>prezentacja projektu i dokumentacji; ocena sporządzonego oprogramowania</w:t>
             </w:r>
           </w:p>
         </w:tc>
@@ -23623,7 +23666,7 @@
                 <w:i w:val="0"/>
                 <w:sz w:val="22"/>
               </w:rPr>
-              <w:t>Projekt programistyczny realizowany indywidualnie lub w parach – 100%; Ocena projektu obejmuje: poprawność działania, jakość kodu, strukturę programu, dokumentację oraz prezentację rozwiązania; Warunkiem zaliczenia jest oddanie kompletnego projektu oraz jego pozytywna ocena</w:t>
+              <w:t>prezentacja projektu i dokumentacji; ocena sporządzonego oprogramowania</w:t>
             </w:r>
           </w:p>
         </w:tc>
@@ -23681,7 +23724,7 @@
                 <w:i w:val="0"/>
                 <w:sz w:val="22"/>
               </w:rPr>
-              <w:t>Projekt programistyczny realizowany indywidualnie lub w parach – 100%; Ocena projektu obejmuje: poprawność działania, jakość kodu, strukturę programu, dokumentację oraz prezentację rozwiązania; Warunkiem zaliczenia jest oddanie kompletnego projektu oraz jego pozytywna ocena</w:t>
+              <w:t>prezentacja projektu i dokumentacji; ocena sporządzonego oprogramowania</w:t>
             </w:r>
           </w:p>
         </w:tc>
@@ -23739,7 +23782,7 @@
                 <w:i w:val="0"/>
                 <w:sz w:val="22"/>
               </w:rPr>
-              <w:t>Projekt programistyczny realizowany indywidualnie lub w parach – 100%; Ocena projektu obejmuje: poprawność działania, jakość kodu, strukturę programu, dokumentację oraz prezentację rozwiązania; Warunkiem zaliczenia jest oddanie kompletnego projektu oraz jego pozytywna ocena</w:t>
+              <w:t>prezentacja projektu i dokumentacji; ocena sporządzonego oprogramowania</w:t>
             </w:r>
           </w:p>
         </w:tc>
@@ -23797,7 +23840,7 @@
                 <w:i w:val="0"/>
                 <w:sz w:val="22"/>
               </w:rPr>
-              <w:t>Projekt programistyczny realizowany indywidualnie lub w parach – 100%; Ocena projektu obejmuje: poprawność działania, jakość kodu, strukturę programu, dokumentację oraz prezentację rozwiązania; Warunkiem zaliczenia jest oddanie kompletnego projektu oraz jego pozytywna ocena</w:t>
+              <w:t>prezentacja projektu i dokumentacji; ocena sporządzonego oprogramowania</w:t>
             </w:r>
           </w:p>
         </w:tc>
@@ -23855,7 +23898,7 @@
                 <w:i w:val="0"/>
                 <w:sz w:val="22"/>
               </w:rPr>
-              <w:t>Projekt programistyczny realizowany indywidualnie lub w parach – 100%; Ocena projektu obejmuje: poprawność działania, jakość kodu, strukturę programu, dokumentację oraz prezentację rozwiązania; Warunkiem zaliczenia jest oddanie kompletnego projektu oraz jego pozytywna ocena</w:t>
+              <w:t>prezentacja projektu i dokumentacji; ocena sporządzonego oprogramowania</w:t>
             </w:r>
           </w:p>
         </w:tc>
@@ -23913,7 +23956,7 @@
                 <w:i w:val="0"/>
                 <w:sz w:val="22"/>
               </w:rPr>
-              <w:t>Projekt programistyczny realizowany indywidualnie lub w parach – 100%; Ocena projektu obejmuje: poprawność działania, jakość kodu, strukturę programu, dokumentację oraz prezentację rozwiązania; Warunkiem zaliczenia jest oddanie kompletnego projektu oraz jego pozytywna ocena</w:t>
+              <w:t>prezentacja projektu i dokumentacji; ocena sporządzonego oprogramowania</w:t>
             </w:r>
           </w:p>
         </w:tc>
@@ -23971,7 +24014,7 @@
                 <w:i w:val="0"/>
                 <w:sz w:val="22"/>
               </w:rPr>
-              <w:t>Projekt programistyczny realizowany indywidualnie lub w parach – 100%; Ocena projektu obejmuje: poprawność działania, jakość kodu, strukturę programu, dokumentację oraz prezentację rozwiązania; Warunkiem zaliczenia jest oddanie kompletnego projektu oraz jego pozytywna ocena</w:t>
+              <w:t>prezentacja projektu i dokumentacji; ocena sporządzonego oprogramowania</w:t>
             </w:r>
           </w:p>
         </w:tc>
@@ -24029,7 +24072,7 @@
                 <w:i w:val="0"/>
                 <w:sz w:val="22"/>
               </w:rPr>
-              <w:t>Projekt programistyczny realizowany indywidualnie lub w parach – 100%; Ocena projektu obejmuje: poprawność działania, jakość kodu, strukturę programu, dokumentację oraz prezentację rozwiązania; Warunkiem zaliczenia jest oddanie kompletnego projektu oraz jego pozytywna ocena</w:t>
+              <w:t>prezentacja projektu i dokumentacji; ocena sporządzonego oprogramowania</w:t>
             </w:r>
           </w:p>
         </w:tc>
@@ -24087,7 +24130,7 @@
                 <w:i w:val="0"/>
                 <w:sz w:val="22"/>
               </w:rPr>
-              <w:t>Projekt programistyczny realizowany indywidualnie lub w parach – 100%; Ocena projektu obejmuje: poprawność działania, jakość kodu, strukturę programu, dokumentację oraz prezentację rozwiązania; Warunkiem zaliczenia jest oddanie kompletnego projektu oraz jego pozytywna ocena</w:t>
+              <w:t>prezentacja projektu i dokumentacji; ocena sporządzonego oprogramowania</w:t>
             </w:r>
           </w:p>
         </w:tc>
@@ -24145,7 +24188,7 @@
                 <w:i w:val="0"/>
                 <w:sz w:val="22"/>
               </w:rPr>
-              <w:t>Projekt programistyczny realizowany indywidualnie lub w parach – 100%; Ocena projektu obejmuje: poprawność działania, jakość kodu, strukturę programu, dokumentację oraz prezentację rozwiązania; Warunkiem zaliczenia jest oddanie kompletnego projektu oraz jego pozytywna ocena</w:t>
+              <w:t>prezentacja projektu i dokumentacji; ocena sporządzonego oprogramowania</w:t>
             </w:r>
           </w:p>
         </w:tc>
@@ -24203,7 +24246,7 @@
                 <w:i w:val="0"/>
                 <w:sz w:val="22"/>
               </w:rPr>
-              <w:t>Projekt programistyczny realizowany indywidualnie lub w parach – 100%; Ocena projektu obejmuje: poprawność działania, jakość kodu, strukturę programu, dokumentację oraz prezentację rozwiązania; Warunkiem zaliczenia jest oddanie kompletnego projektu oraz jego pozytywna ocena</w:t>
+              <w:t>prezentacja projektu i dokumentacji; ocena sporządzonego oprogramowania</w:t>
             </w:r>
           </w:p>
         </w:tc>
@@ -24261,7 +24304,7 @@
                 <w:i w:val="0"/>
                 <w:sz w:val="22"/>
               </w:rPr>
-              <w:t>Projekt programistyczny realizowany indywidualnie lub w parach – 100%; Ocena projektu obejmuje: poprawność działania, jakość kodu, strukturę programu, dokumentację oraz prezentację rozwiązania; Warunkiem zaliczenia jest oddanie kompletnego projektu oraz jego pozytywna ocena</w:t>
+              <w:t>prezentacja projektu i dokumentacji; ocena sporządzonego oprogramowania</w:t>
             </w:r>
           </w:p>
         </w:tc>
@@ -24319,7 +24362,7 @@
                 <w:i w:val="0"/>
                 <w:sz w:val="22"/>
               </w:rPr>
-              <w:t>Projekt programistyczny realizowany indywidualnie lub w parach – 100%; Ocena projektu obejmuje: poprawność działania, jakość kodu, strukturę programu, dokumentację oraz prezentację rozwiązania; Warunkiem zaliczenia jest oddanie kompletnego projektu oraz jego pozytywna ocena</w:t>
+              <w:t>prezentacja projektu i dokumentacji; ocena sporządzonego oprogramowania</w:t>
             </w:r>
           </w:p>
         </w:tc>
@@ -24377,7 +24420,7 @@
                 <w:i w:val="0"/>
                 <w:sz w:val="22"/>
               </w:rPr>
-              <w:t>Projekt programistyczny realizowany indywidualnie lub w parach – 100%; Ocena projektu obejmuje: poprawność działania, jakość kodu, strukturę programu, dokumentację oraz prezentację rozwiązania; Warunkiem zaliczenia jest oddanie kompletnego projektu oraz jego pozytywna ocena</w:t>
+              <w:t>prezentacja projektu i dokumentacji; ocena sporządzonego oprogramowania</w:t>
             </w:r>
           </w:p>
         </w:tc>
@@ -24435,7 +24478,7 @@
                 <w:i w:val="0"/>
                 <w:sz w:val="22"/>
               </w:rPr>
-              <w:t>Projekt programistyczny realizowany indywidualnie lub w parach – 100%; Ocena projektu obejmuje: poprawność działania, jakość kodu, strukturę programu, dokumentację oraz prezentację rozwiązania; Warunkiem zaliczenia jest oddanie kompletnego projektu oraz jego pozytywna ocena</w:t>
+              <w:t>prezentacja projektu i dokumentacji; ocena sporządzonego oprogramowania</w:t>
             </w:r>
           </w:p>
         </w:tc>
@@ -24493,7 +24536,7 @@
                 <w:i w:val="0"/>
                 <w:sz w:val="22"/>
               </w:rPr>
-              <w:t>Projekt programistyczny realizowany indywidualnie lub w parach – 100%; Ocena projektu obejmuje: poprawność działania, jakość kodu, strukturę programu, dokumentację oraz prezentację rozwiązania; Warunkiem zaliczenia jest oddanie kompletnego projektu oraz jego pozytywna ocena</w:t>
+              <w:t>prezentacja projektu i dokumentacji; ocena sporządzonego oprogramowania</w:t>
             </w:r>
           </w:p>
         </w:tc>
@@ -24551,7 +24594,7 @@
                 <w:i w:val="0"/>
                 <w:sz w:val="22"/>
               </w:rPr>
-              <w:t>Projekt programistyczny realizowany indywidualnie lub w parach – 100%; Ocena projektu obejmuje: poprawność działania, jakość kodu, strukturę programu, dokumentację oraz prezentację rozwiązania; Warunkiem zaliczenia jest oddanie kompletnego projektu oraz jego pozytywna ocena</w:t>
+              <w:t>prezentacja projektu i dokumentacji; ocena sporządzonego oprogramowania</w:t>
             </w:r>
           </w:p>
         </w:tc>
@@ -24609,7 +24652,7 @@
                 <w:i w:val="0"/>
                 <w:sz w:val="22"/>
               </w:rPr>
-              <w:t>Projekt programistyczny realizowany indywidualnie lub w parach – 100%; Ocena projektu obejmuje: poprawność działania, jakość kodu, strukturę programu, dokumentację oraz prezentację rozwiązania; Warunkiem zaliczenia jest oddanie kompletnego projektu oraz jego pozytywna ocena</w:t>
+              <w:t>prezentacja projektu i dokumentacji; ocena sporządzonego oprogramowania</w:t>
             </w:r>
           </w:p>
         </w:tc>
@@ -24667,7 +24710,7 @@
                 <w:i w:val="0"/>
                 <w:sz w:val="22"/>
               </w:rPr>
-              <w:t>Projekt programistyczny realizowany indywidualnie lub w parach – 100%; Ocena projektu obejmuje: poprawność działania, jakość kodu, strukturę programu, dokumentację oraz prezentację rozwiązania; Warunkiem zaliczenia jest oddanie kompletnego projektu oraz jego pozytywna ocena</w:t>
+              <w:t>prezentacja projektu i dokumentacji; ocena sporządzonego oprogramowania</w:t>
             </w:r>
           </w:p>
         </w:tc>
@@ -24725,7 +24768,7 @@
                 <w:i w:val="0"/>
                 <w:sz w:val="22"/>
               </w:rPr>
-              <w:t>Projekt programistyczny realizowany indywidualnie lub w parach – 100%; Ocena projektu obejmuje: poprawność działania, jakość kodu, strukturę programu, dokumentację oraz prezentację rozwiązania; Warunkiem zaliczenia jest oddanie kompletnego projektu oraz jego pozytywna ocena</w:t>
+              <w:t>prezentacja projektu i dokumentacji; ocena sporządzonego oprogramowania</w:t>
             </w:r>
           </w:p>
         </w:tc>
@@ -24783,7 +24826,7 @@
                 <w:i w:val="0"/>
                 <w:sz w:val="22"/>
               </w:rPr>
-              <w:t>Projekt programistyczny realizowany indywidualnie lub w parach – 100%; Ocena projektu obejmuje: poprawność działania, jakość kodu, strukturę programu, dokumentację oraz prezentację rozwiązania; Warunkiem zaliczenia jest oddanie kompletnego projektu oraz jego pozytywna ocena</w:t>
+              <w:t>prezentacja projektu i dokumentacji; ocena sporządzonego oprogramowania</w:t>
             </w:r>
           </w:p>
         </w:tc>
@@ -24841,7 +24884,7 @@
                 <w:i w:val="0"/>
                 <w:sz w:val="22"/>
               </w:rPr>
-              <w:t>Projekt programistyczny realizowany indywidualnie lub w parach – 100%; Ocena projektu obejmuje: poprawność działania, jakość kodu, strukturę programu, dokumentację oraz prezentację rozwiązania; Warunkiem zaliczenia jest oddanie kompletnego projektu oraz jego pozytywna ocena</w:t>
+              <w:t>prezentacja projektu i dokumentacji; ocena sporządzonego oprogramowania</w:t>
             </w:r>
           </w:p>
         </w:tc>
@@ -24899,7 +24942,7 @@
                 <w:i w:val="0"/>
                 <w:sz w:val="22"/>
               </w:rPr>
-              <w:t>Projekt programistyczny realizowany indywidualnie lub w parach – 100%; Ocena projektu obejmuje: poprawność działania, jakość kodu, strukturę programu, dokumentację oraz prezentację rozwiązania; Warunkiem zaliczenia jest oddanie kompletnego projektu oraz jego pozytywna ocena</w:t>
+              <w:t>prezentacja projektu i dokumentacji; ocena sporządzonego oprogramowania</w:t>
             </w:r>
           </w:p>
         </w:tc>
@@ -24957,7 +25000,7 @@
                 <w:i w:val="0"/>
                 <w:sz w:val="22"/>
               </w:rPr>
-              <w:t>Projekt programistyczny realizowany indywidualnie lub w parach – 100%; Ocena projektu obejmuje: poprawność działania, jakość kodu, strukturę programu, dokumentację oraz prezentację rozwiązania; Warunkiem zaliczenia jest oddanie kompletnego projektu oraz jego pozytywna ocena</w:t>
+              <w:t>prezentacja projektu i dokumentacji; ocena sporządzonego oprogramowania</w:t>
             </w:r>
           </w:p>
         </w:tc>
@@ -25015,7 +25058,7 @@
                 <w:i w:val="0"/>
                 <w:sz w:val="22"/>
               </w:rPr>
-              <w:t>Projekt programistyczny realizowany indywidualnie lub w parach – 100%; Ocena projektu obejmuje: poprawność działania, jakość kodu, strukturę programu, dokumentację oraz prezentację rozwiązania; Warunkiem zaliczenia jest oddanie kompletnego projektu oraz jego pozytywna ocena</w:t>
+              <w:t>prezentacja projektu i dokumentacji; ocena sporządzonego oprogramowania</w:t>
             </w:r>
           </w:p>
         </w:tc>
@@ -25073,7 +25116,7 @@
                 <w:i w:val="0"/>
                 <w:sz w:val="22"/>
               </w:rPr>
-              <w:t>Projekt programistyczny realizowany indywidualnie lub w parach – 100%; Ocena projektu obejmuje: poprawność działania, jakość kodu, strukturę programu, dokumentację oraz prezentację rozwiązania; Warunkiem zaliczenia jest oddanie kompletnego projektu oraz jego pozytywna ocena</w:t>
+              <w:t>prezentacja projektu i dokumentacji; ocena sporządzonego oprogramowania</w:t>
             </w:r>
           </w:p>
         </w:tc>
@@ -25131,7 +25174,7 @@
                 <w:i w:val="0"/>
                 <w:sz w:val="22"/>
               </w:rPr>
-              <w:t>Projekt programistyczny realizowany indywidualnie lub w parach – 100%; Ocena projektu obejmuje: poprawność działania, jakość kodu, strukturę programu, dokumentację oraz prezentację rozwiązania; Warunkiem zaliczenia jest oddanie kompletnego projektu oraz jego pozytywna ocena</w:t>
+              <w:t>prezentacja projektu i dokumentacji; ocena sporządzonego oprogramowania</w:t>
             </w:r>
           </w:p>
         </w:tc>
@@ -25189,7 +25232,7 @@
                 <w:i w:val="0"/>
                 <w:sz w:val="22"/>
               </w:rPr>
-              <w:t>Projekt programistyczny realizowany indywidualnie lub w parach – 100%; Ocena projektu obejmuje: poprawność działania, jakość kodu, strukturę programu, dokumentację oraz prezentację rozwiązania; Warunkiem zaliczenia jest oddanie kompletnego projektu oraz jego pozytywna ocena</w:t>
+              <w:t>prezentacja projektu i dokumentacji; ocena sporządzonego oprogramowania</w:t>
             </w:r>
           </w:p>
         </w:tc>
@@ -25247,7 +25290,7 @@
                 <w:i w:val="0"/>
                 <w:sz w:val="22"/>
               </w:rPr>
-              <w:t>Projekt programistyczny realizowany indywidualnie lub w parach – 100%; Ocena projektu obejmuje: poprawność działania, jakość kodu, strukturę programu, dokumentację oraz prezentację rozwiązania; Warunkiem zaliczenia jest oddanie kompletnego projektu oraz jego pozytywna ocena</w:t>
+              <w:t>prezentacja projektu i dokumentacji; ocena sporządzonego oprogramowania</w:t>
             </w:r>
           </w:p>
         </w:tc>
@@ -25305,7 +25348,7 @@
                 <w:i w:val="0"/>
                 <w:sz w:val="22"/>
               </w:rPr>
-              <w:t>Projekt programistyczny realizowany indywidualnie lub w parach – 100%; Ocena projektu obejmuje: poprawność działania, jakość kodu, strukturę programu, dokumentację oraz prezentację rozwiązania; Warunkiem zaliczenia jest oddanie kompletnego projektu oraz jego pozytywna ocena</w:t>
+              <w:t>prezentacja projektu i dokumentacji; ocena sporządzonego oprogramowania</w:t>
             </w:r>
           </w:p>
         </w:tc>
@@ -25363,7 +25406,7 @@
                 <w:i w:val="0"/>
                 <w:sz w:val="22"/>
               </w:rPr>
-              <w:t>Projekt programistyczny realizowany indywidualnie lub w parach – 100%; Ocena projektu obejmuje: poprawność działania, jakość kodu, strukturę programu, dokumentację oraz prezentację rozwiązania; Warunkiem zaliczenia jest oddanie kompletnego projektu oraz jego pozytywna ocena</w:t>
+              <w:t>prezentacja projektu i dokumentacji; ocena sporządzonego oprogramowania</w:t>
             </w:r>
           </w:p>
         </w:tc>
@@ -25421,7 +25464,7 @@
                 <w:i w:val="0"/>
                 <w:sz w:val="22"/>
               </w:rPr>
-              <w:t>Projekt programistyczny realizowany indywidualnie lub w parach – 100%; Ocena projektu obejmuje: poprawność działania, jakość kodu, strukturę programu, dokumentację oraz prezentację rozwiązania; Warunkiem zaliczenia jest oddanie kompletnego projektu oraz jego pozytywna ocena</w:t>
+              <w:t>prezentacja projektu i dokumentacji; ocena sporządzonego oprogramowania</w:t>
             </w:r>
           </w:p>
         </w:tc>
@@ -25479,7 +25522,7 @@
                 <w:i w:val="0"/>
                 <w:sz w:val="22"/>
               </w:rPr>
-              <w:t>Projekt programistyczny realizowany indywidualnie lub w parach – 100%; Ocena projektu obejmuje: poprawność działania, jakość kodu, strukturę programu, dokumentację oraz prezentację rozwiązania; Warunkiem zaliczenia jest oddanie kompletnego projektu oraz jego pozytywna ocena</w:t>
+              <w:t>prezentacja projektu i dokumentacji; ocena sporządzonego oprogramowania</w:t>
             </w:r>
           </w:p>
         </w:tc>
@@ -25537,7 +25580,7 @@
                 <w:i w:val="0"/>
                 <w:sz w:val="22"/>
               </w:rPr>
-              <w:t>Projekt programistyczny realizowany indywidualnie lub w parach – 100%; Ocena projektu obejmuje: poprawność działania, jakość kodu, strukturę programu, dokumentację oraz prezentację rozwiązania; Warunkiem zaliczenia jest oddanie kompletnego projektu oraz jego pozytywna ocena</w:t>
+              <w:t>prezentacja projektu i dokumentacji; ocena sporządzonego oprogramowania</w:t>
             </w:r>
           </w:p>
         </w:tc>
@@ -25595,7 +25638,7 @@
                 <w:i w:val="0"/>
                 <w:sz w:val="22"/>
               </w:rPr>
-              <w:t>Projekt programistyczny realizowany indywidualnie lub w parach – 100%; Ocena projektu obejmuje: poprawność działania, jakość kodu, strukturę programu, dokumentację oraz prezentację rozwiązania; Warunkiem zaliczenia jest oddanie kompletnego projektu oraz jego pozytywna ocena</w:t>
+              <w:t>prezentacja projektu i dokumentacji; ocena sporządzonego oprogramowania</w:t>
             </w:r>
           </w:p>
         </w:tc>
@@ -25653,7 +25696,7 @@
                 <w:i w:val="0"/>
                 <w:sz w:val="22"/>
               </w:rPr>
-              <w:t>Projekt programistyczny realizowany indywidualnie lub w parach – 100%; Ocena projektu obejmuje: poprawność działania, jakość kodu, strukturę programu, dokumentację oraz prezentację rozwiązania; Warunkiem zaliczenia jest oddanie kompletnego projektu oraz jego pozytywna ocena</w:t>
+              <w:t>prezentacja projektu i dokumentacji; ocena sporządzonego oprogramowania</w:t>
             </w:r>
           </w:p>
         </w:tc>
@@ -25711,7 +25754,7 @@
                 <w:i w:val="0"/>
                 <w:sz w:val="22"/>
               </w:rPr>
-              <w:t>Projekt programistyczny realizowany indywidualnie lub w parach – 100%; Ocena projektu obejmuje: poprawność działania, jakość kodu, strukturę programu, dokumentację oraz prezentację rozwiązania; Warunkiem zaliczenia jest oddanie kompletnego projektu oraz jego pozytywna ocena</w:t>
+              <w:t>prezentacja projektu i dokumentacji; ocena sporządzonego oprogramowania</w:t>
             </w:r>
           </w:p>
         </w:tc>
@@ -25769,7 +25812,7 @@
                 <w:i w:val="0"/>
                 <w:sz w:val="22"/>
               </w:rPr>
-              <w:t>Projekt programistyczny realizowany indywidualnie lub w parach – 100%; Ocena projektu obejmuje: poprawność działania, jakość kodu, strukturę programu, dokumentację oraz prezentację rozwiązania; Warunkiem zaliczenia jest oddanie kompletnego projektu oraz jego pozytywna ocena</w:t>
+              <w:t>prezentacja projektu i dokumentacji; ocena sporządzonego oprogramowania</w:t>
             </w:r>
           </w:p>
         </w:tc>
@@ -25827,7 +25870,7 @@
                 <w:i w:val="0"/>
                 <w:sz w:val="22"/>
               </w:rPr>
-              <w:t>Projekt programistyczny realizowany indywidualnie lub w parach – 100%; Ocena projektu obejmuje: poprawność działania, jakość kodu, strukturę programu, dokumentację oraz prezentację rozwiązania; Warunkiem zaliczenia jest oddanie kompletnego projektu oraz jego pozytywna ocena</w:t>
+              <w:t>prezentacja projektu i dokumentacji; ocena sporządzonego oprogramowania</w:t>
             </w:r>
           </w:p>
         </w:tc>
@@ -25885,7 +25928,7 @@
                 <w:i w:val="0"/>
                 <w:sz w:val="22"/>
               </w:rPr>
-              <w:t>Projekt programistyczny realizowany indywidualnie lub w parach – 100%; Ocena projektu obejmuje: poprawność działania, jakość kodu, strukturę programu, dokumentację oraz prezentację rozwiązania; Warunkiem zaliczenia jest oddanie kompletnego projektu oraz jego pozytywna ocena</w:t>
+              <w:t>prezentacja projektu i dokumentacji; ocena sporządzonego oprogramowania</w:t>
             </w:r>
           </w:p>
         </w:tc>
@@ -25943,7 +25986,7 @@
                 <w:i w:val="0"/>
                 <w:sz w:val="22"/>
               </w:rPr>
-              <w:t>Projekt programistyczny realizowany indywidualnie lub w parach – 100%; Ocena projektu obejmuje: poprawność działania, jakość kodu, strukturę programu, dokumentację oraz prezentację rozwiązania; Warunkiem zaliczenia jest oddanie kompletnego projektu oraz jego pozytywna ocena</w:t>
+              <w:t>prezentacja projektu i dokumentacji; ocena sporządzonego oprogramowania</w:t>
             </w:r>
           </w:p>
         </w:tc>
@@ -26001,7 +26044,7 @@
                 <w:i w:val="0"/>
                 <w:sz w:val="22"/>
               </w:rPr>
-              <w:t>Projekt programistyczny realizowany indywidualnie lub w parach – 100%; Ocena projektu obejmuje: poprawność działania, jakość kodu, strukturę programu, dokumentację oraz prezentację rozwiązania; Warunkiem zaliczenia jest oddanie kompletnego projektu oraz jego pozytywna ocena</w:t>
+              <w:t>prezentacja projektu i dokumentacji; ocena sporządzonego oprogramowania</w:t>
             </w:r>
           </w:p>
         </w:tc>
@@ -26059,7 +26102,7 @@
                 <w:i w:val="0"/>
                 <w:sz w:val="22"/>
               </w:rPr>
-              <w:t>Projekt programistyczny realizowany indywidualnie lub w parach – 100%; Ocena projektu obejmuje: poprawność działania, jakość kodu, strukturę programu, dokumentację oraz prezentację rozwiązania; Warunkiem zaliczenia jest oddanie kompletnego projektu oraz jego pozytywna ocena</w:t>
+              <w:t>prezentacja projektu i dokumentacji; ocena sporządzonego oprogramowania</w:t>
             </w:r>
           </w:p>
         </w:tc>
@@ -26117,7 +26160,7 @@
                 <w:i w:val="0"/>
                 <w:sz w:val="22"/>
               </w:rPr>
-              <w:t>Projekt programistyczny realizowany indywidualnie lub w parach – 100%; Ocena projektu obejmuje: poprawność działania, jakość kodu, strukturę programu, dokumentację oraz prezentację rozwiązania; Warunkiem zaliczenia jest oddanie kompletnego projektu oraz jego pozytywna ocena</w:t>
+              <w:t>prezentacja projektu i dokumentacji; ocena sporządzonego oprogramowania</w:t>
             </w:r>
           </w:p>
         </w:tc>
@@ -26175,7 +26218,7 @@
                 <w:i w:val="0"/>
                 <w:sz w:val="22"/>
               </w:rPr>
-              <w:t>Projekt programistyczny realizowany indywidualnie lub w parach – 100%; Ocena projektu obejmuje: poprawność działania, jakość kodu, strukturę programu, dokumentację oraz prezentację rozwiązania; Warunkiem zaliczenia jest oddanie kompletnego projektu oraz jego pozytywna ocena</w:t>
+              <w:t>prezentacja projektu i dokumentacji; ocena sporządzonego oprogramowania</w:t>
             </w:r>
           </w:p>
         </w:tc>
@@ -26233,7 +26276,7 @@
                 <w:i w:val="0"/>
                 <w:sz w:val="22"/>
               </w:rPr>
-              <w:t>Projekt programistyczny realizowany indywidualnie lub w parach – 100%; Ocena projektu obejmuje: poprawność działania, jakość kodu, strukturę programu, dokumentację oraz prezentację rozwiązania; Warunkiem zaliczenia jest oddanie kompletnego projektu oraz jego pozytywna ocena</w:t>
+              <w:t>prezentacja projektu i dokumentacji; ocena sporządzonego oprogramowania</w:t>
             </w:r>
           </w:p>
         </w:tc>
@@ -26291,7 +26334,7 @@
                 <w:i w:val="0"/>
                 <w:sz w:val="22"/>
               </w:rPr>
-              <w:t>Projekt programistyczny realizowany indywidualnie lub w parach – 100%; Ocena projektu obejmuje: poprawność działania, jakość kodu, strukturę programu, dokumentację oraz prezentację rozwiązania; Warunkiem zaliczenia jest oddanie kompletnego projektu oraz jego pozytywna ocena</w:t>
+              <w:t>prezentacja projektu i dokumentacji; ocena sporządzonego oprogramowania</w:t>
             </w:r>
           </w:p>
         </w:tc>
@@ -26349,7 +26392,7 @@
                 <w:i w:val="0"/>
                 <w:sz w:val="22"/>
               </w:rPr>
-              <w:t>Projekt programistyczny realizowany indywidualnie lub w parach – 100%; Ocena projektu obejmuje: poprawność działania, jakość kodu, strukturę programu, dokumentację oraz prezentację rozwiązania; Warunkiem zaliczenia jest oddanie kompletnego projektu oraz jego pozytywna ocena</w:t>
+              <w:t>prezentacja projektu i dokumentacji; ocena sporządzonego oprogramowania</w:t>
             </w:r>
           </w:p>
         </w:tc>
@@ -26407,7 +26450,7 @@
                 <w:i w:val="0"/>
                 <w:sz w:val="22"/>
               </w:rPr>
-              <w:t>Projekt programistyczny realizowany indywidualnie lub w parach – 100%; Ocena projektu obejmuje: poprawność działania, jakość kodu, strukturę programu, dokumentację oraz prezentację rozwiązania; Warunkiem zaliczenia jest oddanie kompletnego projektu oraz jego pozytywna ocena</w:t>
+              <w:t>prezentacja projektu i dokumentacji; ocena sporządzonego oprogramowania</w:t>
             </w:r>
           </w:p>
         </w:tc>
@@ -26465,7 +26508,7 @@
                 <w:i w:val="0"/>
                 <w:sz w:val="22"/>
               </w:rPr>
-              <w:t>Projekt programistyczny realizowany indywidualnie lub w parach – 100%; Ocena projektu obejmuje: poprawność działania, jakość kodu, strukturę programu, dokumentację oraz prezentację rozwiązania; Warunkiem zaliczenia jest oddanie kompletnego projektu oraz jego pozytywna ocena</w:t>
+              <w:t>prezentacja projektu i dokumentacji; ocena sporządzonego oprogramowania</w:t>
             </w:r>
           </w:p>
         </w:tc>
@@ -26523,7 +26566,7 @@
                 <w:i w:val="0"/>
                 <w:sz w:val="22"/>
               </w:rPr>
-              <w:t>Projekt programistyczny realizowany indywidualnie lub w parach – 100%; Ocena projektu obejmuje: poprawność działania, jakość kodu, strukturę programu, dokumentację oraz prezentację rozwiązania; Warunkiem zaliczenia jest oddanie kompletnego projektu oraz jego pozytywna ocena</w:t>
+              <w:t>prezentacja projektu i dokumentacji; ocena sporządzonego oprogramowania</w:t>
             </w:r>
           </w:p>
         </w:tc>
@@ -26581,7 +26624,7 @@
                 <w:i w:val="0"/>
                 <w:sz w:val="22"/>
               </w:rPr>
-              <w:t>Projekt programistyczny realizowany indywidualnie lub w parach – 100%; Ocena projektu obejmuje: poprawność działania, jakość kodu, strukturę programu, dokumentację oraz prezentację rozwiązania; Warunkiem zaliczenia jest oddanie kompletnego projektu oraz jego pozytywna ocena</w:t>
+              <w:t>prezentacja projektu i dokumentacji; ocena sporządzonego oprogramowania</w:t>
             </w:r>
           </w:p>
         </w:tc>
@@ -26639,7 +26682,7 @@
                 <w:i w:val="0"/>
                 <w:sz w:val="22"/>
               </w:rPr>
-              <w:t>Projekt programistyczny realizowany indywidualnie lub w parach – 100%; Ocena projektu obejmuje: poprawność działania, jakość kodu, strukturę programu, dokumentację oraz prezentację rozwiązania; Warunkiem zaliczenia jest oddanie kompletnego projektu oraz jego pozytywna ocena</w:t>
+              <w:t>prezentacja projektu i dokumentacji; ocena sporządzonego oprogramowania</w:t>
             </w:r>
           </w:p>
         </w:tc>
@@ -26697,7 +26740,7 @@
                 <w:i w:val="0"/>
                 <w:sz w:val="22"/>
               </w:rPr>
-              <w:t>Projekt programistyczny realizowany indywidualnie lub w parach – 100%; Ocena projektu obejmuje: poprawność działania, jakość kodu, strukturę programu, dokumentację oraz prezentację rozwiązania; Warunkiem zaliczenia jest oddanie kompletnego projektu oraz jego pozytywna ocena</w:t>
+              <w:t>prezentacja projektu i dokumentacji; ocena sporządzonego oprogramowania</w:t>
             </w:r>
           </w:p>
         </w:tc>
@@ -26755,7 +26798,7 @@
                 <w:i w:val="0"/>
                 <w:sz w:val="22"/>
               </w:rPr>
-              <w:t>Projekt programistyczny realizowany indywidualnie lub w parach – 100%; Ocena projektu obejmuje: poprawność działania, jakość kodu, strukturę programu, dokumentację oraz prezentację rozwiązania; Warunkiem zaliczenia jest oddanie kompletnego projektu oraz jego pozytywna ocena</w:t>
+              <w:t>prezentacja projektu i dokumentacji; ocena sporządzonego oprogramowania</w:t>
             </w:r>
           </w:p>
         </w:tc>
@@ -26813,7 +26856,7 @@
                 <w:i w:val="0"/>
                 <w:sz w:val="22"/>
               </w:rPr>
-              <w:t>Projekt programistyczny realizowany indywidualnie lub w parach – 100%; Ocena projektu obejmuje: poprawność działania, jakość kodu, strukturę programu, dokumentację oraz prezentację rozwiązania; Warunkiem zaliczenia jest oddanie kompletnego projektu oraz jego pozytywna ocena</w:t>
+              <w:t>prezentacja projektu i dokumentacji; ocena sporządzonego oprogramowania</w:t>
             </w:r>
           </w:p>
         </w:tc>
@@ -26871,7 +26914,7 @@
                 <w:i w:val="0"/>
                 <w:sz w:val="22"/>
               </w:rPr>
-              <w:t>Projekt programistyczny realizowany indywidualnie lub w parach – 100%; Ocena projektu obejmuje: poprawność działania, jakość kodu, strukturę programu, dokumentację oraz prezentację rozwiązania; Warunkiem zaliczenia jest oddanie kompletnego projektu oraz jego pozytywna ocena</w:t>
+              <w:t>prezentacja projektu i dokumentacji; ocena sporządzonego oprogramowania</w:t>
             </w:r>
           </w:p>
         </w:tc>
@@ -26929,7 +26972,7 @@
                 <w:i w:val="0"/>
                 <w:sz w:val="22"/>
               </w:rPr>
-              <w:t>Projekt programistyczny realizowany indywidualnie lub w parach – 100%; Ocena projektu obejmuje: poprawność działania, jakość kodu, strukturę programu, dokumentację oraz prezentację rozwiązania; Warunkiem zaliczenia jest oddanie kompletnego projektu oraz jego pozytywna ocena</w:t>
+              <w:t>prezentacja projektu i dokumentacji; ocena sporządzonego oprogramowania</w:t>
             </w:r>
           </w:p>
         </w:tc>
@@ -26987,7 +27030,7 @@
                 <w:i w:val="0"/>
                 <w:sz w:val="22"/>
               </w:rPr>
-              <w:t>Projekt programistyczny realizowany indywidualnie lub w parach – 100%; Ocena projektu obejmuje: poprawność działania, jakość kodu, strukturę programu, dokumentację oraz prezentację rozwiązania; Warunkiem zaliczenia jest oddanie kompletnego projektu oraz jego pozytywna ocena</w:t>
+              <w:t>prezentacja projektu i dokumentacji; ocena sporządzonego oprogramowania</w:t>
             </w:r>
           </w:p>
         </w:tc>
@@ -27150,7 +27193,7 @@
                 <w:i w:val="0"/>
                 <w:sz w:val="22"/>
               </w:rPr>
-              <w:t>Projekt programistyczny realizowany indywidualnie lub w parach – 100%; Ocena projektu obejmuje: poprawność działania, jakość kodu, strukturę programu, dokumentację oraz prezentację rozwiązania; Warunkiem zaliczenia jest oddanie kompletnego projektu oraz jego pozytywna ocena</w:t>
+              <w:t>prezentacja projektu i dokumentacji; ocena sporządzonego oprogramowania</w:t>
             </w:r>
           </w:p>
         </w:tc>
@@ -27208,7 +27251,7 @@
                 <w:i w:val="0"/>
                 <w:sz w:val="22"/>
               </w:rPr>
-              <w:t>Projekt programistyczny realizowany indywidualnie lub w parach – 100%; Ocena projektu obejmuje: poprawność działania, jakość kodu, strukturę programu, dokumentację oraz prezentację rozwiązania; Warunkiem zaliczenia jest oddanie kompletnego projektu oraz jego pozytywna ocena</w:t>
+              <w:t>prezentacja projektu i dokumentacji; ocena sporządzonego oprogramowania</w:t>
             </w:r>
           </w:p>
         </w:tc>
@@ -27266,7 +27309,7 @@
                 <w:i w:val="0"/>
                 <w:sz w:val="22"/>
               </w:rPr>
-              <w:t>Projekt programistyczny realizowany indywidualnie lub w parach – 100%; Ocena projektu obejmuje: poprawność działania, jakość kodu, strukturę programu, dokumentację oraz prezentację rozwiązania; Warunkiem zaliczenia jest oddanie kompletnego projektu oraz jego pozytywna ocena</w:t>
+              <w:t>prezentacja projektu i dokumentacji; ocena sporządzonego oprogramowania</w:t>
             </w:r>
           </w:p>
         </w:tc>
@@ -27324,7 +27367,7 @@
                 <w:i w:val="0"/>
                 <w:sz w:val="22"/>
               </w:rPr>
-              <w:t>Projekt programistyczny realizowany indywidualnie lub w parach – 100%; Ocena projektu obejmuje: poprawność działania, jakość kodu, strukturę programu, dokumentację oraz prezentację rozwiązania; Warunkiem zaliczenia jest oddanie kompletnego projektu oraz jego pozytywna ocena</w:t>
+              <w:t>prezentacja projektu i dokumentacji; ocena sporządzonego oprogramowania</w:t>
             </w:r>
           </w:p>
         </w:tc>
@@ -27382,7 +27425,7 @@
                 <w:i w:val="0"/>
                 <w:sz w:val="22"/>
               </w:rPr>
-              <w:t>Projekt programistyczny realizowany indywidualnie lub w parach – 100%; Ocena projektu obejmuje: poprawność działania, jakość kodu, strukturę programu, dokumentację oraz prezentację rozwiązania; Warunkiem zaliczenia jest oddanie kompletnego projektu oraz jego pozytywna ocena</w:t>
+              <w:t>prezentacja projektu i dokumentacji; ocena sporządzonego oprogramowania</w:t>
             </w:r>
           </w:p>
         </w:tc>
@@ -27440,7 +27483,7 @@
                 <w:i w:val="0"/>
                 <w:sz w:val="22"/>
               </w:rPr>
-              <w:t>Projekt programistyczny realizowany indywidualnie lub w parach – 100%; Ocena projektu obejmuje: poprawność działania, jakość kodu, strukturę programu, dokumentację oraz prezentację rozwiązania; Warunkiem zaliczenia jest oddanie kompletnego projektu oraz jego pozytywna ocena</w:t>
+              <w:t>prezentacja projektu i dokumentacji; ocena sporządzonego oprogramowania</w:t>
             </w:r>
           </w:p>
         </w:tc>
@@ -27498,7 +27541,7 @@
                 <w:i w:val="0"/>
                 <w:sz w:val="22"/>
               </w:rPr>
-              <w:t>Projekt programistyczny realizowany indywidualnie lub w parach – 100%; Ocena projektu obejmuje: poprawność działania, jakość kodu, strukturę programu, dokumentację oraz prezentację rozwiązania; Warunkiem zaliczenia jest oddanie kompletnego projektu oraz jego pozytywna ocena</w:t>
+              <w:t>prezentacja projektu i dokumentacji; ocena sporządzonego oprogramowania</w:t>
             </w:r>
           </w:p>
         </w:tc>
@@ -27556,7 +27599,7 @@
                 <w:i w:val="0"/>
                 <w:sz w:val="22"/>
               </w:rPr>
-              <w:t>Projekt programistyczny realizowany indywidualnie lub w parach – 100%; Ocena projektu obejmuje: poprawność działania, jakość kodu, strukturę programu, dokumentację oraz prezentację rozwiązania; Warunkiem zaliczenia jest oddanie kompletnego projektu oraz jego pozytywna ocena</w:t>
+              <w:t>prezentacja projektu i dokumentacji; ocena sporządzonego oprogramowania</w:t>
             </w:r>
           </w:p>
         </w:tc>
@@ -27614,7 +27657,7 @@
                 <w:i w:val="0"/>
                 <w:sz w:val="22"/>
               </w:rPr>
-              <w:t>Projekt programistyczny realizowany indywidualnie lub w parach – 100%; Ocena projektu obejmuje: poprawność działania, jakość kodu, strukturę programu, dokumentację oraz prezentację rozwiązania; Warunkiem zaliczenia jest oddanie kompletnego projektu oraz jego pozytywna ocena</w:t>
+              <w:t>prezentacja projektu i dokumentacji; ocena sporządzonego oprogramowania</w:t>
             </w:r>
           </w:p>
         </w:tc>
@@ -27672,7 +27715,7 @@
                 <w:i w:val="0"/>
                 <w:sz w:val="22"/>
               </w:rPr>
-              <w:t>Projekt programistyczny realizowany indywidualnie lub w parach – 100%; Ocena projektu obejmuje: poprawność działania, jakość kodu, strukturę programu, dokumentację oraz prezentację rozwiązania; Warunkiem zaliczenia jest oddanie kompletnego projektu oraz jego pozytywna ocena</w:t>
+              <w:t>prezentacja projektu i dokumentacji; ocena sporządzonego oprogramowania</w:t>
             </w:r>
           </w:p>
         </w:tc>
@@ -27730,7 +27773,7 @@
                 <w:i w:val="0"/>
                 <w:sz w:val="22"/>
               </w:rPr>
-              <w:t>Projekt programistyczny realizowany indywidualnie lub w parach – 100%; Ocena projektu obejmuje: poprawność działania, jakość kodu, strukturę programu, dokumentację oraz prezentację rozwiązania; Warunkiem zaliczenia jest oddanie kompletnego projektu oraz jego pozytywna ocena</w:t>
+              <w:t>prezentacja projektu i dokumentacji; ocena sporządzonego oprogramowania</w:t>
             </w:r>
           </w:p>
         </w:tc>
@@ -27788,7 +27831,7 @@
                 <w:i w:val="0"/>
                 <w:sz w:val="22"/>
               </w:rPr>
-              <w:t>Projekt programistyczny realizowany indywidualnie lub w parach – 100%; Ocena projektu obejmuje: poprawność działania, jakość kodu, strukturę programu, dokumentację oraz prezentację rozwiązania; Warunkiem zaliczenia jest oddanie kompletnego projektu oraz jego pozytywna ocena</w:t>
+              <w:t>prezentacja projektu i dokumentacji; ocena sporządzonego oprogramowania</w:t>
             </w:r>
           </w:p>
         </w:tc>
@@ -27846,7 +27889,7 @@
                 <w:i w:val="0"/>
                 <w:sz w:val="22"/>
               </w:rPr>
-              <w:t>Projekt programistyczny realizowany indywidualnie lub w parach – 100%; Ocena projektu obejmuje: poprawność działania, jakość kodu, strukturę programu, dokumentację oraz prezentację rozwiązania; Warunkiem zaliczenia jest oddanie kompletnego projektu oraz jego pozytywna ocena</w:t>
+              <w:t>prezentacja projektu i dokumentacji; ocena sporządzonego oprogramowania</w:t>
             </w:r>
           </w:p>
         </w:tc>
@@ -27904,7 +27947,7 @@
                 <w:i w:val="0"/>
                 <w:sz w:val="22"/>
               </w:rPr>
-              <w:t>Projekt programistyczny realizowany indywidualnie lub w parach – 100%; Ocena projektu obejmuje: poprawność działania, jakość kodu, strukturę programu, dokumentację oraz prezentację rozwiązania; Warunkiem zaliczenia jest oddanie kompletnego projektu oraz jego pozytywna ocena</w:t>
+              <w:t>prezentacja projektu i dokumentacji; ocena sporządzonego oprogramowania</w:t>
             </w:r>
           </w:p>
         </w:tc>
@@ -27962,7 +28005,7 @@
                 <w:i w:val="0"/>
                 <w:sz w:val="22"/>
               </w:rPr>
-              <w:t>Projekt programistyczny realizowany indywidualnie lub w parach – 100%; Ocena projektu obejmuje: poprawność działania, jakość kodu, strukturę programu, dokumentację oraz prezentację rozwiązania; Warunkiem zaliczenia jest oddanie kompletnego projektu oraz jego pozytywna ocena</w:t>
+              <w:t>prezentacja projektu i dokumentacji; ocena sporządzonego oprogramowania</w:t>
             </w:r>
           </w:p>
         </w:tc>
@@ -28020,7 +28063,7 @@
                 <w:i w:val="0"/>
                 <w:sz w:val="22"/>
               </w:rPr>
-              <w:t>Projekt programistyczny realizowany indywidualnie lub w parach – 100%; Ocena projektu obejmuje: poprawność działania, jakość kodu, strukturę programu, dokumentację oraz prezentację rozwiązania; Warunkiem zaliczenia jest oddanie kompletnego projektu oraz jego pozytywna ocena</w:t>
+              <w:t>prezentacja projektu i dokumentacji; ocena sporządzonego oprogramowania</w:t>
             </w:r>
           </w:p>
         </w:tc>
@@ -28078,7 +28121,7 @@
                 <w:i w:val="0"/>
                 <w:sz w:val="22"/>
               </w:rPr>
-              <w:t>Projekt programistyczny realizowany indywidualnie lub w parach – 100%; Ocena projektu obejmuje: poprawność działania, jakość kodu, strukturę programu, dokumentację oraz prezentację rozwiązania; Warunkiem zaliczenia jest oddanie kompletnego projektu oraz jego pozytywna ocena</w:t>
+              <w:t>prezentacja projektu i dokumentacji; ocena sporządzonego oprogramowania</w:t>
             </w:r>
           </w:p>
         </w:tc>
@@ -28136,7 +28179,7 @@
                 <w:i w:val="0"/>
                 <w:sz w:val="22"/>
               </w:rPr>
-              <w:t>Projekt programistyczny realizowany indywidualnie lub w parach – 100%; Ocena projektu obejmuje: poprawność działania, jakość kodu, strukturę programu, dokumentację oraz prezentację rozwiązania; Warunkiem zaliczenia jest oddanie kompletnego projektu oraz jego pozytywna ocena</w:t>
+              <w:t>prezentacja projektu i dokumentacji; ocena sporządzonego oprogramowania</w:t>
             </w:r>
           </w:p>
         </w:tc>
@@ -28194,7 +28237,7 @@
                 <w:i w:val="0"/>
                 <w:sz w:val="22"/>
               </w:rPr>
-              <w:t>Projekt programistyczny realizowany indywidualnie lub w parach – 100%; Ocena projektu obejmuje: poprawność działania, jakość kodu, strukturę programu, dokumentację oraz prezentację rozwiązania; Warunkiem zaliczenia jest oddanie kompletnego projektu oraz jego pozytywna ocena</w:t>
+              <w:t>prezentacja projektu i dokumentacji; ocena sporządzonego oprogramowania</w:t>
             </w:r>
           </w:p>
         </w:tc>
@@ -28252,7 +28295,7 @@
                 <w:i w:val="0"/>
                 <w:sz w:val="22"/>
               </w:rPr>
-              <w:t>Projekt programistyczny realizowany indywidualnie lub w parach – 100%; Ocena projektu obejmuje: poprawność działania, jakość kodu, strukturę programu, dokumentację oraz prezentację rozwiązania; Warunkiem zaliczenia jest oddanie kompletnego projektu oraz jego pozytywna ocena</w:t>
+              <w:t>prezentacja projektu i dokumentacji; ocena sporządzonego oprogramowania</w:t>
             </w:r>
           </w:p>
         </w:tc>
@@ -28310,7 +28353,7 @@
                 <w:i w:val="0"/>
                 <w:sz w:val="22"/>
               </w:rPr>
-              <w:t>Projekt programistyczny realizowany indywidualnie lub w parach – 100%; Ocena projektu obejmuje: poprawność działania, jakość kodu, strukturę programu, dokumentację oraz prezentację rozwiązania; Warunkiem zaliczenia jest oddanie kompletnego projektu oraz jego pozytywna ocena</w:t>
+              <w:t>prezentacja projektu i dokumentacji; ocena sporządzonego oprogramowania</w:t>
             </w:r>
           </w:p>
         </w:tc>
@@ -28368,7 +28411,7 @@
                 <w:i w:val="0"/>
                 <w:sz w:val="22"/>
               </w:rPr>
-              <w:t>Projekt programistyczny realizowany indywidualnie lub w parach – 100%; Ocena projektu obejmuje: poprawność działania, jakość kodu, strukturę programu, dokumentację oraz prezentację rozwiązania; Warunkiem zaliczenia jest oddanie kompletnego projektu oraz jego pozytywna ocena</w:t>
+              <w:t>prezentacja projektu i dokumentacji; ocena sporządzonego oprogramowania</w:t>
             </w:r>
           </w:p>
         </w:tc>
@@ -28426,7 +28469,7 @@
                 <w:i w:val="0"/>
                 <w:sz w:val="22"/>
               </w:rPr>
-              <w:t>Projekt programistyczny realizowany indywidualnie lub w parach – 100%; Ocena projektu obejmuje: poprawność działania, jakość kodu, strukturę programu, dokumentację oraz prezentację rozwiązania; Warunkiem zaliczenia jest oddanie kompletnego projektu oraz jego pozytywna ocena</w:t>
+              <w:t>prezentacja projektu i dokumentacji; ocena sporządzonego oprogramowania</w:t>
             </w:r>
           </w:p>
         </w:tc>
@@ -28484,7 +28527,7 @@
                 <w:i w:val="0"/>
                 <w:sz w:val="22"/>
               </w:rPr>
-              <w:t>Projekt programistyczny realizowany indywidualnie lub w parach – 100%; Ocena projektu obejmuje: poprawność działania, jakość kodu, strukturę programu, dokumentację oraz prezentację rozwiązania; Warunkiem zaliczenia jest oddanie kompletnego projektu oraz jego pozytywna ocena</w:t>
+              <w:t>prezentacja projektu i dokumentacji; ocena sporządzonego oprogramowania</w:t>
             </w:r>
           </w:p>
         </w:tc>
@@ -28542,7 +28585,7 @@
                 <w:i w:val="0"/>
                 <w:sz w:val="22"/>
               </w:rPr>
-              <w:t>Projekt programistyczny realizowany indywidualnie lub w parach – 100%; Ocena projektu obejmuje: poprawność działania, jakość kodu, strukturę programu, dokumentację oraz prezentację rozwiązania; Warunkiem zaliczenia jest oddanie kompletnego projektu oraz jego pozytywna ocena</w:t>
+              <w:t>prezentacja projektu i dokumentacji; ocena sporządzonego oprogramowania</w:t>
             </w:r>
           </w:p>
         </w:tc>
@@ -28600,7 +28643,7 @@
                 <w:i w:val="0"/>
                 <w:sz w:val="22"/>
               </w:rPr>
-              <w:t>Projekt programistyczny realizowany indywidualnie lub w parach – 100%; Ocena projektu obejmuje: poprawność działania, jakość kodu, strukturę programu, dokumentację oraz prezentację rozwiązania; Warunkiem zaliczenia jest oddanie kompletnego projektu oraz jego pozytywna ocena</w:t>
+              <w:t>prezentacja projektu i dokumentacji; ocena sporządzonego oprogramowania</w:t>
             </w:r>
           </w:p>
         </w:tc>
@@ -28658,7 +28701,7 @@
                 <w:i w:val="0"/>
                 <w:sz w:val="22"/>
               </w:rPr>
-              <w:t>Projekt programistyczny realizowany indywidualnie lub w parach – 100%; Ocena projektu obejmuje: poprawność działania, jakość kodu, strukturę programu, dokumentację oraz prezentację rozwiązania; Warunkiem zaliczenia jest oddanie kompletnego projektu oraz jego pozytywna ocena</w:t>
+              <w:t>prezentacja projektu i dokumentacji; ocena sporządzonego oprogramowania</w:t>
             </w:r>
           </w:p>
         </w:tc>
@@ -28716,7 +28759,7 @@
                 <w:i w:val="0"/>
                 <w:sz w:val="22"/>
               </w:rPr>
-              <w:t>Projekt programistyczny realizowany indywidualnie lub w parach – 100%; Ocena projektu obejmuje: poprawność działania, jakość kodu, strukturę programu, dokumentację oraz prezentację rozwiązania; Warunkiem zaliczenia jest oddanie kompletnego projektu oraz jego pozytywna ocena</w:t>
+              <w:t>prezentacja projektu i dokumentacji; ocena sporządzonego oprogramowania</w:t>
             </w:r>
           </w:p>
         </w:tc>
@@ -28774,7 +28817,7 @@
                 <w:i w:val="0"/>
                 <w:sz w:val="22"/>
               </w:rPr>
-              <w:t>Projekt programistyczny realizowany indywidualnie lub w parach – 100%; Ocena projektu obejmuje: poprawność działania, jakość kodu, strukturę programu, dokumentację oraz prezentację rozwiązania; Warunkiem zaliczenia jest oddanie kompletnego projektu oraz jego pozytywna ocena</w:t>
+              <w:t>prezentacja projektu i dokumentacji; ocena sporządzonego oprogramowania</w:t>
             </w:r>
           </w:p>
         </w:tc>
@@ -28832,7 +28875,7 @@
                 <w:i w:val="0"/>
                 <w:sz w:val="22"/>
               </w:rPr>
-              <w:t>Projekt programistyczny realizowany indywidualnie lub w parach – 100%; Ocena projektu obejmuje: poprawność działania, jakość kodu, strukturę programu, dokumentację oraz prezentację rozwiązania; Warunkiem zaliczenia jest oddanie kompletnego projektu oraz jego pozytywna ocena</w:t>
+              <w:t>prezentacja projektu i dokumentacji; ocena sporządzonego oprogramowania</w:t>
             </w:r>
           </w:p>
         </w:tc>
@@ -28890,7 +28933,7 @@
                 <w:i w:val="0"/>
                 <w:sz w:val="22"/>
               </w:rPr>
-              <w:t>Projekt programistyczny realizowany indywidualnie lub w parach – 100%; Ocena projektu obejmuje: poprawność działania, jakość kodu, strukturę programu, dokumentację oraz prezentację rozwiązania; Warunkiem zaliczenia jest oddanie kompletnego projektu oraz jego pozytywna ocena</w:t>
+              <w:t>prezentacja projektu i dokumentacji; ocena sporządzonego oprogramowania</w:t>
             </w:r>
           </w:p>
         </w:tc>
@@ -28948,7 +28991,7 @@
                 <w:i w:val="0"/>
                 <w:sz w:val="22"/>
               </w:rPr>
-              <w:t>Projekt programistyczny realizowany indywidualnie lub w parach – 100%; Ocena projektu obejmuje: poprawność działania, jakość kodu, strukturę programu, dokumentację oraz prezentację rozwiązania; Warunkiem zaliczenia jest oddanie kompletnego projektu oraz jego pozytywna ocena</w:t>
+              <w:t>prezentacja projektu i dokumentacji; ocena sporządzonego oprogramowania</w:t>
             </w:r>
           </w:p>
         </w:tc>
@@ -29006,7 +29049,7 @@
                 <w:i w:val="0"/>
                 <w:sz w:val="22"/>
               </w:rPr>
-              <w:t>Projekt programistyczny realizowany indywidualnie lub w parach – 100%; Ocena projektu obejmuje: poprawność działania, jakość kodu, strukturę programu, dokumentację oraz prezentację rozwiązania; Warunkiem zaliczenia jest oddanie kompletnego projektu oraz jego pozytywna ocena</w:t>
+              <w:t>prezentacja projektu i dokumentacji; ocena sporządzonego oprogramowania</w:t>
             </w:r>
           </w:p>
         </w:tc>
@@ -29064,7 +29107,7 @@
                 <w:i w:val="0"/>
                 <w:sz w:val="22"/>
               </w:rPr>
-              <w:t>Projekt programistyczny realizowany indywidualnie lub w parach – 100%; Ocena projektu obejmuje: poprawność działania, jakość kodu, strukturę programu, dokumentację oraz prezentację rozwiązania; Warunkiem zaliczenia jest oddanie kompletnego projektu oraz jego pozytywna ocena</w:t>
+              <w:t>prezentacja projektu i dokumentacji; ocena sporządzonego oprogramowania</w:t>
             </w:r>
           </w:p>
         </w:tc>
@@ -29122,7 +29165,7 @@
                 <w:i w:val="0"/>
                 <w:sz w:val="22"/>
               </w:rPr>
-              <w:t>Projekt programistyczny realizowany indywidualnie lub w parach – 100%; Ocena projektu obejmuje: poprawność działania, jakość kodu, strukturę programu, dokumentację oraz prezentację rozwiązania; Warunkiem zaliczenia jest oddanie kompletnego projektu oraz jego pozytywna ocena</w:t>
+              <w:t>prezentacja projektu i dokumentacji; ocena sporządzonego oprogramowania</w:t>
             </w:r>
           </w:p>
         </w:tc>
@@ -29180,7 +29223,7 @@
                 <w:i w:val="0"/>
                 <w:sz w:val="22"/>
               </w:rPr>
-              <w:t>Projekt programistyczny realizowany indywidualnie lub w parach – 100%; Ocena projektu obejmuje: poprawność działania, jakość kodu, strukturę programu, dokumentację oraz prezentację rozwiązania; Warunkiem zaliczenia jest oddanie kompletnego projektu oraz jego pozytywna ocena</w:t>
+              <w:t>prezentacja projektu i dokumentacji; ocena sporządzonego oprogramowania</w:t>
             </w:r>
           </w:p>
         </w:tc>
@@ -29238,7 +29281,7 @@
                 <w:i w:val="0"/>
                 <w:sz w:val="22"/>
               </w:rPr>
-              <w:t>Projekt programistyczny realizowany indywidualnie lub w parach – 100%; Ocena projektu obejmuje: poprawność działania, jakość kodu, strukturę programu, dokumentację oraz prezentację rozwiązania; Warunkiem zaliczenia jest oddanie kompletnego projektu oraz jego pozytywna ocena</w:t>
+              <w:t>prezentacja projektu i dokumentacji; ocena sporządzonego oprogramowania</w:t>
             </w:r>
           </w:p>
         </w:tc>
@@ -29296,7 +29339,7 @@
                 <w:i w:val="0"/>
                 <w:sz w:val="22"/>
               </w:rPr>
-              <w:t>Projekt programistyczny realizowany indywidualnie lub w parach – 100%; Ocena projektu obejmuje: poprawność działania, jakość kodu, strukturę programu, dokumentację oraz prezentację rozwiązania; Warunkiem zaliczenia jest oddanie kompletnego projektu oraz jego pozytywna ocena</w:t>
+              <w:t>prezentacja projektu i dokumentacji; ocena sporządzonego oprogramowania</w:t>
             </w:r>
           </w:p>
         </w:tc>
@@ -29354,7 +29397,7 @@
                 <w:i w:val="0"/>
                 <w:sz w:val="22"/>
               </w:rPr>
-              <w:t>Projekt programistyczny realizowany indywidualnie lub w parach – 100%; Ocena projektu obejmuje: poprawność działania, jakość kodu, strukturę programu, dokumentację oraz prezentację rozwiązania; Warunkiem zaliczenia jest oddanie kompletnego projektu oraz jego pozytywna ocena</w:t>
+              <w:t>prezentacja projektu i dokumentacji; ocena sporządzonego oprogramowania</w:t>
             </w:r>
           </w:p>
         </w:tc>
@@ -29412,7 +29455,7 @@
                 <w:i w:val="0"/>
                 <w:sz w:val="22"/>
               </w:rPr>
-              <w:t>Projekt programistyczny realizowany indywidualnie lub w parach – 100%; Ocena projektu obejmuje: poprawność działania, jakość kodu, strukturę programu, dokumentację oraz prezentację rozwiązania; Warunkiem zaliczenia jest oddanie kompletnego projektu oraz jego pozytywna ocena</w:t>
+              <w:t>prezentacja projektu i dokumentacji; ocena sporządzonego oprogramowania</w:t>
             </w:r>
           </w:p>
         </w:tc>
@@ -29470,7 +29513,7 @@
                 <w:i w:val="0"/>
                 <w:sz w:val="22"/>
               </w:rPr>
-              <w:t>Projekt programistyczny realizowany indywidualnie lub w parach – 100%; Ocena projektu obejmuje: poprawność działania, jakość kodu, strukturę programu, dokumentację oraz prezentację rozwiązania; Warunkiem zaliczenia jest oddanie kompletnego projektu oraz jego pozytywna ocena</w:t>
+              <w:t>prezentacja projektu i dokumentacji; ocena sporządzonego oprogramowania</w:t>
             </w:r>
           </w:p>
         </w:tc>
@@ -29528,7 +29571,7 @@
                 <w:i w:val="0"/>
                 <w:sz w:val="22"/>
               </w:rPr>
-              <w:t>Projekt programistyczny realizowany indywidualnie lub w parach – 100%; Ocena projektu obejmuje: poprawność działania, jakość kodu, strukturę programu, dokumentację oraz prezentację rozwiązania; Warunkiem zaliczenia jest oddanie kompletnego projektu oraz jego pozytywna ocena</w:t>
+              <w:t>prezentacja projektu i dokumentacji; ocena sporządzonego oprogramowania</w:t>
             </w:r>
           </w:p>
         </w:tc>
@@ -29586,7 +29629,7 @@
                 <w:i w:val="0"/>
                 <w:sz w:val="22"/>
               </w:rPr>
-              <w:t>Projekt programistyczny realizowany indywidualnie lub w parach – 100%; Ocena projektu obejmuje: poprawność działania, jakość kodu, strukturę programu, dokumentację oraz prezentację rozwiązania; Warunkiem zaliczenia jest oddanie kompletnego projektu oraz jego pozytywna ocena</w:t>
+              <w:t>prezentacja projektu i dokumentacji; ocena sporządzonego oprogramowania</w:t>
             </w:r>
           </w:p>
         </w:tc>
@@ -29644,7 +29687,7 @@
                 <w:i w:val="0"/>
                 <w:sz w:val="22"/>
               </w:rPr>
-              <w:t>Projekt programistyczny realizowany indywidualnie lub w parach – 100%; Ocena projektu obejmuje: poprawność działania, jakość kodu, strukturę programu, dokumentację oraz prezentację rozwiązania; Warunkiem zaliczenia jest oddanie kompletnego projektu oraz jego pozytywna ocena</w:t>
+              <w:t>prezentacja projektu i dokumentacji; ocena sporządzonego oprogramowania</w:t>
             </w:r>
           </w:p>
         </w:tc>
@@ -29702,7 +29745,7 @@
                 <w:i w:val="0"/>
                 <w:sz w:val="22"/>
               </w:rPr>
-              <w:t>Projekt programistyczny realizowany indywidualnie lub w parach – 100%; Ocena projektu obejmuje: poprawność działania, jakość kodu, strukturę programu, dokumentację oraz prezentację rozwiązania; Warunkiem zaliczenia jest oddanie kompletnego projektu oraz jego pozytywna ocena</w:t>
+              <w:t>prezentacja projektu i dokumentacji; ocena sporządzonego oprogramowania</w:t>
             </w:r>
           </w:p>
         </w:tc>
@@ -29760,7 +29803,7 @@
                 <w:i w:val="0"/>
                 <w:sz w:val="22"/>
               </w:rPr>
-              <w:t>Projekt programistyczny realizowany indywidualnie lub w parach – 100%; Ocena projektu obejmuje: poprawność działania, jakość kodu, strukturę programu, dokumentację oraz prezentację rozwiązania; Warunkiem zaliczenia jest oddanie kompletnego projektu oraz jego pozytywna ocena</w:t>
+              <w:t>prezentacja projektu i dokumentacji; ocena sporządzonego oprogramowania</w:t>
             </w:r>
           </w:p>
         </w:tc>
@@ -29818,7 +29861,7 @@
                 <w:i w:val="0"/>
                 <w:sz w:val="22"/>
               </w:rPr>
-              <w:t>Projekt programistyczny realizowany indywidualnie lub w parach – 100%; Ocena projektu obejmuje: poprawność działania, jakość kodu, strukturę programu, dokumentację oraz prezentację rozwiązania; Warunkiem zaliczenia jest oddanie kompletnego projektu oraz jego pozytywna ocena</w:t>
+              <w:t>prezentacja projektu i dokumentacji; ocena sporządzonego oprogramowania</w:t>
             </w:r>
           </w:p>
         </w:tc>
@@ -29876,7 +29919,7 @@
                 <w:i w:val="0"/>
                 <w:sz w:val="22"/>
               </w:rPr>
-              <w:t>Projekt programistyczny realizowany indywidualnie lub w parach – 100%; Ocena projektu obejmuje: poprawność działania, jakość kodu, strukturę programu, dokumentację oraz prezentację rozwiązania; Warunkiem zaliczenia jest oddanie kompletnego projektu oraz jego pozytywna ocena</w:t>
+              <w:t>prezentacja projektu i dokumentacji; ocena sporządzonego oprogramowania</w:t>
             </w:r>
           </w:p>
         </w:tc>
@@ -29934,7 +29977,7 @@
                 <w:i w:val="0"/>
                 <w:sz w:val="22"/>
               </w:rPr>
-              <w:t>Projekt programistyczny realizowany indywidualnie lub w parach – 100%; Ocena projektu obejmuje: poprawność działania, jakość kodu, strukturę programu, dokumentację oraz prezentację rozwiązania; Warunkiem zaliczenia jest oddanie kompletnego projektu oraz jego pozytywna ocena</w:t>
+              <w:t>prezentacja projektu i dokumentacji; ocena sporządzonego oprogramowania</w:t>
             </w:r>
           </w:p>
         </w:tc>
@@ -29992,7 +30035,7 @@
                 <w:i w:val="0"/>
                 <w:sz w:val="22"/>
               </w:rPr>
-              <w:t>Projekt programistyczny realizowany indywidualnie lub w parach – 100%; Ocena projektu obejmuje: poprawność działania, jakość kodu, strukturę programu, dokumentację oraz prezentację rozwiązania; Warunkiem zaliczenia jest oddanie kompletnego projektu oraz jego pozytywna ocena</w:t>
+              <w:t>prezentacja projektu i dokumentacji; ocena sporządzonego oprogramowania</w:t>
             </w:r>
           </w:p>
         </w:tc>
@@ -30050,7 +30093,7 @@
                 <w:i w:val="0"/>
                 <w:sz w:val="22"/>
               </w:rPr>
-              <w:t>Projekt programistyczny realizowany indywidualnie lub w parach – 100%; Ocena projektu obejmuje: poprawność działania, jakość kodu, strukturę programu, dokumentację oraz prezentację rozwiązania; Warunkiem zaliczenia jest oddanie kompletnego projektu oraz jego pozytywna ocena</w:t>
+              <w:t>prezentacja projektu i dokumentacji; ocena sporządzonego oprogramowania</w:t>
             </w:r>
           </w:p>
         </w:tc>
@@ -30108,7 +30151,7 @@
                 <w:i w:val="0"/>
                 <w:sz w:val="22"/>
               </w:rPr>
-              <w:t>Projekt programistyczny realizowany indywidualnie lub w parach – 100%; Ocena projektu obejmuje: poprawność działania, jakość kodu, strukturę programu, dokumentację oraz prezentację rozwiązania; Warunkiem zaliczenia jest oddanie kompletnego projektu oraz jego pozytywna ocena</w:t>
+              <w:t>prezentacja projektu i dokumentacji; ocena sporządzonego oprogramowania</w:t>
             </w:r>
           </w:p>
         </w:tc>
@@ -30166,7 +30209,7 @@
                 <w:i w:val="0"/>
                 <w:sz w:val="22"/>
               </w:rPr>
-              <w:t>Projekt programistyczny realizowany indywidualnie lub w parach – 100%; Ocena projektu obejmuje: poprawność działania, jakość kodu, strukturę programu, dokumentację oraz prezentację rozwiązania; Warunkiem zaliczenia jest oddanie kompletnego projektu oraz jego pozytywna ocena</w:t>
+              <w:t>prezentacja projektu i dokumentacji; ocena sporządzonego oprogramowania</w:t>
             </w:r>
           </w:p>
         </w:tc>
@@ -30224,7 +30267,7 @@
                 <w:i w:val="0"/>
                 <w:sz w:val="22"/>
               </w:rPr>
-              <w:t>Projekt programistyczny realizowany indywidualnie lub w parach – 100%; Ocena projektu obejmuje: poprawność działania, jakość kodu, strukturę programu, dokumentację oraz prezentację rozwiązania; Warunkiem zaliczenia jest oddanie kompletnego projektu oraz jego pozytywna ocena</w:t>
+              <w:t>prezentacja projektu i dokumentacji; ocena sporządzonego oprogramowania</w:t>
             </w:r>
           </w:p>
         </w:tc>
@@ -30282,7 +30325,7 @@
                 <w:i w:val="0"/>
                 <w:sz w:val="22"/>
               </w:rPr>
-              <w:t>Projekt programistyczny realizowany indywidualnie lub w parach – 100%; Ocena projektu obejmuje: poprawność działania, jakość kodu, strukturę programu, dokumentację oraz prezentację rozwiązania; Warunkiem zaliczenia jest oddanie kompletnego projektu oraz jego pozytywna ocena</w:t>
+              <w:t>prezentacja projektu i dokumentacji; ocena sporządzonego oprogramowania</w:t>
             </w:r>
           </w:p>
         </w:tc>
@@ -30340,7 +30383,7 @@
                 <w:i w:val="0"/>
                 <w:sz w:val="22"/>
               </w:rPr>
-              <w:t>Projekt programistyczny realizowany indywidualnie lub w parach – 100%; Ocena projektu obejmuje: poprawność działania, jakość kodu, strukturę programu, dokumentację oraz prezentację rozwiązania; Warunkiem zaliczenia jest oddanie kompletnego projektu oraz jego pozytywna ocena</w:t>
+              <w:t>prezentacja projektu i dokumentacji; ocena sporządzonego oprogramowania</w:t>
             </w:r>
           </w:p>
         </w:tc>
@@ -30398,7 +30441,7 @@
                 <w:i w:val="0"/>
                 <w:sz w:val="22"/>
               </w:rPr>
-              <w:t>Projekt programistyczny realizowany indywidualnie lub w parach – 100%; Ocena projektu obejmuje: poprawność działania, jakość kodu, strukturę programu, dokumentację oraz prezentację rozwiązania; Warunkiem zaliczenia jest oddanie kompletnego projektu oraz jego pozytywna ocena</w:t>
+              <w:t>prezentacja projektu i dokumentacji; ocena sporządzonego oprogramowania</w:t>
             </w:r>
           </w:p>
         </w:tc>
@@ -30456,7 +30499,7 @@
                 <w:i w:val="0"/>
                 <w:sz w:val="22"/>
               </w:rPr>
-              <w:t>Projekt programistyczny realizowany indywidualnie lub w parach – 100%; Ocena projektu obejmuje: poprawność działania, jakość kodu, strukturę programu, dokumentację oraz prezentację rozwiązania; Warunkiem zaliczenia jest oddanie kompletnego projektu oraz jego pozytywna ocena</w:t>
+              <w:t>prezentacja projektu i dokumentacji; ocena sporządzonego oprogramowania</w:t>
             </w:r>
           </w:p>
         </w:tc>
@@ -30514,7 +30557,7 @@
                 <w:i w:val="0"/>
                 <w:sz w:val="22"/>
               </w:rPr>
-              <w:t>Projekt programistyczny realizowany indywidualnie lub w parach – 100%; Ocena projektu obejmuje: poprawność działania, jakość kodu, strukturę programu, dokumentację oraz prezentację rozwiązania; Warunkiem zaliczenia jest oddanie kompletnego projektu oraz jego pozytywna ocena</w:t>
+              <w:t>prezentacja projektu i dokumentacji; ocena sporządzonego oprogramowania</w:t>
             </w:r>
           </w:p>
         </w:tc>
@@ -30572,7 +30615,7 @@
                 <w:i w:val="0"/>
                 <w:sz w:val="22"/>
               </w:rPr>
-              <w:t>Projekt programistyczny realizowany indywidualnie lub w parach – 100%; Ocena projektu obejmuje: poprawność działania, jakość kodu, strukturę programu, dokumentację oraz prezentację rozwiązania; Warunkiem zaliczenia jest oddanie kompletnego projektu oraz jego pozytywna ocena</w:t>
+              <w:t>prezentacja projektu i dokumentacji; ocena sporządzonego oprogramowania</w:t>
             </w:r>
           </w:p>
         </w:tc>
@@ -30630,7 +30673,7 @@
                 <w:i w:val="0"/>
                 <w:sz w:val="22"/>
               </w:rPr>
-              <w:t>Projekt programistyczny realizowany indywidualnie lub w parach – 100%; Ocena projektu obejmuje: poprawność działania, jakość kodu, strukturę programu, dokumentację oraz prezentację rozwiązania; Warunkiem zaliczenia jest oddanie kompletnego projektu oraz jego pozytywna ocena</w:t>
+              <w:t>prezentacja projektu i dokumentacji; ocena sporządzonego oprogramowania</w:t>
             </w:r>
           </w:p>
         </w:tc>
@@ -30688,7 +30731,7 @@
                 <w:i w:val="0"/>
                 <w:sz w:val="22"/>
               </w:rPr>
-              <w:t>Projekt programistyczny realizowany indywidualnie lub w parach – 100%; Ocena projektu obejmuje: poprawność działania, jakość kodu, strukturę programu, dokumentację oraz prezentację rozwiązania; Warunkiem zaliczenia jest oddanie kompletnego projektu oraz jego pozytywna ocena</w:t>
+              <w:t>prezentacja projektu i dokumentacji; ocena sporządzonego oprogramowania</w:t>
             </w:r>
           </w:p>
         </w:tc>
@@ -30746,7 +30789,7 @@
                 <w:i w:val="0"/>
                 <w:sz w:val="22"/>
               </w:rPr>
-              <w:t>Projekt programistyczny realizowany indywidualnie lub w parach – 100%; Ocena projektu obejmuje: poprawność działania, jakość kodu, strukturę programu, dokumentację oraz prezentację rozwiązania; Warunkiem zaliczenia jest oddanie kompletnego projektu oraz jego pozytywna ocena</w:t>
+              <w:t>prezentacja projektu i dokumentacji; ocena sporządzonego oprogramowania</w:t>
             </w:r>
           </w:p>
         </w:tc>
@@ -30804,7 +30847,7 @@
                 <w:i w:val="0"/>
                 <w:sz w:val="22"/>
               </w:rPr>
-              <w:t>Projekt programistyczny realizowany indywidualnie lub w parach – 100%; Ocena projektu obejmuje: poprawność działania, jakość kodu, strukturę programu, dokumentację oraz prezentację rozwiązania; Warunkiem zaliczenia jest oddanie kompletnego projektu oraz jego pozytywna ocena</w:t>
+              <w:t>prezentacja projektu i dokumentacji; ocena sporządzonego oprogramowania</w:t>
             </w:r>
           </w:p>
         </w:tc>
@@ -30862,7 +30905,7 @@
                 <w:i w:val="0"/>
                 <w:sz w:val="22"/>
               </w:rPr>
-              <w:t>Projekt programistyczny realizowany indywidualnie lub w parach – 100%; Ocena projektu obejmuje: poprawność działania, jakość kodu, strukturę programu, dokumentację oraz prezentację rozwiązania; Warunkiem zaliczenia jest oddanie kompletnego projektu oraz jego pozytywna ocena</w:t>
+              <w:t>prezentacja projektu i dokumentacji; ocena sporządzonego oprogramowania</w:t>
             </w:r>
           </w:p>
         </w:tc>
@@ -30920,7 +30963,7 @@
                 <w:i w:val="0"/>
                 <w:sz w:val="22"/>
               </w:rPr>
-              <w:t>Projekt programistyczny realizowany indywidualnie lub w parach – 100%; Ocena projektu obejmuje: poprawność działania, jakość kodu, strukturę programu, dokumentację oraz prezentację rozwiązania; Warunkiem zaliczenia jest oddanie kompletnego projektu oraz jego pozytywna ocena</w:t>
+              <w:t>prezentacja projektu i dokumentacji; ocena sporządzonego oprogramowania</w:t>
             </w:r>
           </w:p>
         </w:tc>
@@ -30978,7 +31021,7 @@
                 <w:i w:val="0"/>
                 <w:sz w:val="22"/>
               </w:rPr>
-              <w:t>Projekt programistyczny realizowany indywidualnie lub w parach – 100%; Ocena projektu obejmuje: poprawność działania, jakość kodu, strukturę programu, dokumentację oraz prezentację rozwiązania; Warunkiem zaliczenia jest oddanie kompletnego projektu oraz jego pozytywna ocena</w:t>
+              <w:t>prezentacja projektu i dokumentacji; ocena sporządzonego oprogramowania</w:t>
             </w:r>
           </w:p>
         </w:tc>
@@ -31036,7 +31079,7 @@
                 <w:i w:val="0"/>
                 <w:sz w:val="22"/>
               </w:rPr>
-              <w:t>Projekt programistyczny realizowany indywidualnie lub w parach – 100%; Ocena projektu obejmuje: poprawność działania, jakość kodu, strukturę programu, dokumentację oraz prezentację rozwiązania; Warunkiem zaliczenia jest oddanie kompletnego projektu oraz jego pozytywna ocena</w:t>
+              <w:t>prezentacja projektu i dokumentacji; ocena sporządzonego oprogramowania</w:t>
             </w:r>
           </w:p>
         </w:tc>
@@ -31094,7 +31137,7 @@
                 <w:i w:val="0"/>
                 <w:sz w:val="22"/>
               </w:rPr>
-              <w:t>Projekt programistyczny realizowany indywidualnie lub w parach – 100%; Ocena projektu obejmuje: poprawność działania, jakość kodu, strukturę programu, dokumentację oraz prezentację rozwiązania; Warunkiem zaliczenia jest oddanie kompletnego projektu oraz jego pozytywna ocena</w:t>
+              <w:t>prezentacja projektu i dokumentacji; ocena sporządzonego oprogramowania</w:t>
             </w:r>
           </w:p>
         </w:tc>
@@ -31152,7 +31195,7 @@
                 <w:i w:val="0"/>
                 <w:sz w:val="22"/>
               </w:rPr>
-              <w:t>Projekt programistyczny realizowany indywidualnie lub w parach – 100%; Ocena projektu obejmuje: poprawność działania, jakość kodu, strukturę programu, dokumentację oraz prezentację rozwiązania; Warunkiem zaliczenia jest oddanie kompletnego projektu oraz jego pozytywna ocena</w:t>
+              <w:t>prezentacja projektu i dokumentacji; ocena sporządzonego oprogramowania</w:t>
             </w:r>
           </w:p>
         </w:tc>
@@ -31210,7 +31253,7 @@
                 <w:i w:val="0"/>
                 <w:sz w:val="22"/>
               </w:rPr>
-              <w:t>Projekt programistyczny realizowany indywidualnie lub w parach – 100%; Ocena projektu obejmuje: poprawność działania, jakość kodu, strukturę programu, dokumentację oraz prezentację rozwiązania; Warunkiem zaliczenia jest oddanie kompletnego projektu oraz jego pozytywna ocena</w:t>
+              <w:t>prezentacja projektu i dokumentacji; ocena sporządzonego oprogramowania</w:t>
             </w:r>
           </w:p>
         </w:tc>
@@ -31268,7 +31311,7 @@
                 <w:i w:val="0"/>
                 <w:sz w:val="22"/>
               </w:rPr>
-              <w:t>Projekt programistyczny realizowany indywidualnie lub w parach – 100%; Ocena projektu obejmuje: poprawność działania, jakość kodu, strukturę programu, dokumentację oraz prezentację rozwiązania; Warunkiem zaliczenia jest oddanie kompletnego projektu oraz jego pozytywna ocena</w:t>
+              <w:t>prezentacja projektu i dokumentacji; ocena sporządzonego oprogramowania</w:t>
             </w:r>
           </w:p>
         </w:tc>
@@ -31326,7 +31369,7 @@
                 <w:i w:val="0"/>
                 <w:sz w:val="22"/>
               </w:rPr>
-              <w:t>Projekt programistyczny realizowany indywidualnie lub w parach – 100%; Ocena projektu obejmuje: poprawność działania, jakość kodu, strukturę programu, dokumentację oraz prezentację rozwiązania; Warunkiem zaliczenia jest oddanie kompletnego projektu oraz jego pozytywna ocena</w:t>
+              <w:t>prezentacja projektu i dokumentacji; ocena sporządzonego oprogramowania</w:t>
             </w:r>
           </w:p>
         </w:tc>
@@ -31384,7 +31427,7 @@
                 <w:i w:val="0"/>
                 <w:sz w:val="22"/>
               </w:rPr>
-              <w:t>Projekt programistyczny realizowany indywidualnie lub w parach – 100%; Ocena projektu obejmuje: poprawność działania, jakość kodu, strukturę programu, dokumentację oraz prezentację rozwiązania; Warunkiem zaliczenia jest oddanie kompletnego projektu oraz jego pozytywna ocena</w:t>
+              <w:t>prezentacja projektu i dokumentacji; ocena sporządzonego oprogramowania</w:t>
             </w:r>
           </w:p>
         </w:tc>
@@ -31442,7 +31485,7 @@
                 <w:i w:val="0"/>
                 <w:sz w:val="22"/>
               </w:rPr>
-              <w:t>Projekt programistyczny realizowany indywidualnie lub w parach – 100%; Ocena projektu obejmuje: poprawność działania, jakość kodu, strukturę programu, dokumentację oraz prezentację rozwiązania; Warunkiem zaliczenia jest oddanie kompletnego projektu oraz jego pozytywna ocena</w:t>
+              <w:t>prezentacja projektu i dokumentacji; ocena sporządzonego oprogramowania</w:t>
             </w:r>
           </w:p>
         </w:tc>
@@ -31500,7 +31543,7 @@
                 <w:i w:val="0"/>
                 <w:sz w:val="22"/>
               </w:rPr>
-              <w:t>Projekt programistyczny realizowany indywidualnie lub w parach – 100%; Ocena projektu obejmuje: poprawność działania, jakość kodu, strukturę programu, dokumentację oraz prezentację rozwiązania; Warunkiem zaliczenia jest oddanie kompletnego projektu oraz jego pozytywna ocena</w:t>
+              <w:t>prezentacja projektu i dokumentacji; ocena sporządzonego oprogramowania</w:t>
             </w:r>
           </w:p>
         </w:tc>
@@ -31558,7 +31601,7 @@
                 <w:i w:val="0"/>
                 <w:sz w:val="22"/>
               </w:rPr>
-              <w:t>Projekt programistyczny realizowany indywidualnie lub w parach – 100%; Ocena projektu obejmuje: poprawność działania, jakość kodu, strukturę programu, dokumentację oraz prezentację rozwiązania; Warunkiem zaliczenia jest oddanie kompletnego projektu oraz jego pozytywna ocena</w:t>
+              <w:t>prezentacja projektu i dokumentacji; ocena sporządzonego oprogramowania</w:t>
             </w:r>
           </w:p>
         </w:tc>
@@ -31616,7 +31659,7 @@
                 <w:i w:val="0"/>
                 <w:sz w:val="22"/>
               </w:rPr>
-              <w:t>Projekt programistyczny realizowany indywidualnie lub w parach – 100%; Ocena projektu obejmuje: poprawność działania, jakość kodu, strukturę programu, dokumentację oraz prezentację rozwiązania; Warunkiem zaliczenia jest oddanie kompletnego projektu oraz jego pozytywna ocena</w:t>
+              <w:t>prezentacja projektu i dokumentacji; ocena sporządzonego oprogramowania</w:t>
             </w:r>
           </w:p>
         </w:tc>
@@ -31674,7 +31717,7 @@
                 <w:i w:val="0"/>
                 <w:sz w:val="22"/>
               </w:rPr>
-              <w:t>Projekt programistyczny realizowany indywidualnie lub w parach – 100%; Ocena projektu obejmuje: poprawność działania, jakość kodu, strukturę programu, dokumentację oraz prezentację rozwiązania; Warunkiem zaliczenia jest oddanie kompletnego projektu oraz jego pozytywna ocena</w:t>
+              <w:t>prezentacja projektu i dokumentacji; ocena sporządzonego oprogramowania</w:t>
             </w:r>
           </w:p>
         </w:tc>
@@ -31732,7 +31775,7 @@
                 <w:i w:val="0"/>
                 <w:sz w:val="22"/>
               </w:rPr>
-              <w:t>Projekt programistyczny realizowany indywidualnie lub w parach – 100%; Ocena projektu obejmuje: poprawność działania, jakość kodu, strukturę programu, dokumentację oraz prezentację rozwiązania; Warunkiem zaliczenia jest oddanie kompletnego projektu oraz jego pozytywna ocena</w:t>
+              <w:t>prezentacja projektu i dokumentacji; ocena sporządzonego oprogramowania</w:t>
             </w:r>
           </w:p>
         </w:tc>
@@ -31790,7 +31833,7 @@
                 <w:i w:val="0"/>
                 <w:sz w:val="22"/>
               </w:rPr>
-              <w:t>Projekt programistyczny realizowany indywidualnie lub w parach – 100%; Ocena projektu obejmuje: poprawność działania, jakość kodu, strukturę programu, dokumentację oraz prezentację rozwiązania; Warunkiem zaliczenia jest oddanie kompletnego projektu oraz jego pozytywna ocena</w:t>
+              <w:t>prezentacja projektu i dokumentacji; ocena sporządzonego oprogramowania</w:t>
             </w:r>
           </w:p>
         </w:tc>
@@ -31848,7 +31891,7 @@
                 <w:i w:val="0"/>
                 <w:sz w:val="22"/>
               </w:rPr>
-              <w:t>Projekt programistyczny realizowany indywidualnie lub w parach – 100%; Ocena projektu obejmuje: poprawność działania, jakość kodu, strukturę programu, dokumentację oraz prezentację rozwiązania; Warunkiem zaliczenia jest oddanie kompletnego projektu oraz jego pozytywna ocena</w:t>
+              <w:t>prezentacja projektu i dokumentacji; ocena sporządzonego oprogramowania</w:t>
             </w:r>
           </w:p>
         </w:tc>
@@ -31906,7 +31949,7 @@
                 <w:i w:val="0"/>
                 <w:sz w:val="22"/>
               </w:rPr>
-              <w:t>Projekt programistyczny realizowany indywidualnie lub w parach – 100%; Ocena projektu obejmuje: poprawność działania, jakość kodu, strukturę programu, dokumentację oraz prezentację rozwiązania; Warunkiem zaliczenia jest oddanie kompletnego projektu oraz jego pozytywna ocena</w:t>
+              <w:t>prezentacja projektu i dokumentacji; ocena sporządzonego oprogramowania</w:t>
             </w:r>
           </w:p>
         </w:tc>
@@ -31964,7 +32007,7 @@
                 <w:i w:val="0"/>
                 <w:sz w:val="22"/>
               </w:rPr>
-              <w:t>Projekt programistyczny realizowany indywidualnie lub w parach – 100%; Ocena projektu obejmuje: poprawność działania, jakość kodu, strukturę programu, dokumentację oraz prezentację rozwiązania; Warunkiem zaliczenia jest oddanie kompletnego projektu oraz jego pozytywna ocena</w:t>
+              <w:t>prezentacja projektu i dokumentacji; ocena sporządzonego oprogramowania</w:t>
             </w:r>
           </w:p>
         </w:tc>
@@ -32022,7 +32065,7 @@
                 <w:i w:val="0"/>
                 <w:sz w:val="22"/>
               </w:rPr>
-              <w:t>Projekt programistyczny realizowany indywidualnie lub w parach – 100%; Ocena projektu obejmuje: poprawność działania, jakość kodu, strukturę programu, dokumentację oraz prezentację rozwiązania; Warunkiem zaliczenia jest oddanie kompletnego projektu oraz jego pozytywna ocena</w:t>
+              <w:t>prezentacja projektu i dokumentacji; ocena sporządzonego oprogramowania</w:t>
             </w:r>
           </w:p>
         </w:tc>
@@ -32080,7 +32123,7 @@
                 <w:i w:val="0"/>
                 <w:sz w:val="22"/>
               </w:rPr>
-              <w:t>Projekt programistyczny realizowany indywidualnie lub w parach – 100%; Ocena projektu obejmuje: poprawność działania, jakość kodu, strukturę programu, dokumentację oraz prezentację rozwiązania; Warunkiem zaliczenia jest oddanie kompletnego projektu oraz jego pozytywna ocena</w:t>
+              <w:t>prezentacja projektu i dokumentacji; ocena sporządzonego oprogramowania</w:t>
             </w:r>
           </w:p>
         </w:tc>
@@ -32138,7 +32181,7 @@
                 <w:i w:val="0"/>
                 <w:sz w:val="22"/>
               </w:rPr>
-              <w:t>Projekt programistyczny realizowany indywidualnie lub w parach – 100%; Ocena projektu obejmuje: poprawność działania, jakość kodu, strukturę programu, dokumentację oraz prezentację rozwiązania; Warunkiem zaliczenia jest oddanie kompletnego projektu oraz jego pozytywna ocena</w:t>
+              <w:t>prezentacja projektu i dokumentacji; ocena sporządzonego oprogramowania</w:t>
             </w:r>
           </w:p>
         </w:tc>
@@ -32196,7 +32239,7 @@
                 <w:i w:val="0"/>
                 <w:sz w:val="22"/>
               </w:rPr>
-              <w:t>Projekt programistyczny realizowany indywidualnie lub w parach – 100%; Ocena projektu obejmuje: poprawność działania, jakość kodu, strukturę programu, dokumentację oraz prezentację rozwiązania; Warunkiem zaliczenia jest oddanie kompletnego projektu oraz jego pozytywna ocena</w:t>
+              <w:t>prezentacja projektu i dokumentacji; ocena sporządzonego oprogramowania</w:t>
             </w:r>
           </w:p>
         </w:tc>
@@ -32254,7 +32297,7 @@
                 <w:i w:val="0"/>
                 <w:sz w:val="22"/>
               </w:rPr>
-              <w:t>Projekt programistyczny realizowany indywidualnie lub w parach – 100%; Ocena projektu obejmuje: poprawność działania, jakość kodu, strukturę programu, dokumentację oraz prezentację rozwiązania; Warunkiem zaliczenia jest oddanie kompletnego projektu oraz jego pozytywna ocena</w:t>
+              <w:t>prezentacja projektu i dokumentacji; ocena sporządzonego oprogramowania</w:t>
             </w:r>
           </w:p>
         </w:tc>
@@ -32312,7 +32355,7 @@
                 <w:i w:val="0"/>
                 <w:sz w:val="22"/>
               </w:rPr>
-              <w:t>Projekt programistyczny realizowany indywidualnie lub w parach – 100%; Ocena projektu obejmuje: poprawność działania, jakość kodu, strukturę programu, dokumentację oraz prezentację rozwiązania; Warunkiem zaliczenia jest oddanie kompletnego projektu oraz jego pozytywna ocena</w:t>
+              <w:t>prezentacja projektu i dokumentacji; ocena sporządzonego oprogramowania</w:t>
             </w:r>
           </w:p>
         </w:tc>
@@ -32370,7 +32413,7 @@
                 <w:i w:val="0"/>
                 <w:sz w:val="22"/>
               </w:rPr>
-              <w:t>Projekt programistyczny realizowany indywidualnie lub w parach – 100%; Ocena projektu obejmuje: poprawność działania, jakość kodu, strukturę programu, dokumentację oraz prezentację rozwiązania; Warunkiem zaliczenia jest oddanie kompletnego projektu oraz jego pozytywna ocena</w:t>
+              <w:t>prezentacja projektu i dokumentacji; ocena sporządzonego oprogramowania</w:t>
             </w:r>
           </w:p>
         </w:tc>
@@ -32428,7 +32471,7 @@
                 <w:i w:val="0"/>
                 <w:sz w:val="22"/>
               </w:rPr>
-              <w:t>Projekt programistyczny realizowany indywidualnie lub w parach – 100%; Ocena projektu obejmuje: poprawność działania, jakość kodu, strukturę programu, dokumentację oraz prezentację rozwiązania; Warunkiem zaliczenia jest oddanie kompletnego projektu oraz jego pozytywna ocena</w:t>
+              <w:t>prezentacja projektu i dokumentacji; ocena sporządzonego oprogramowania</w:t>
             </w:r>
           </w:p>
         </w:tc>
@@ -32486,7 +32529,7 @@
                 <w:i w:val="0"/>
                 <w:sz w:val="22"/>
               </w:rPr>
-              <w:t>Projekt programistyczny realizowany indywidualnie lub w parach – 100%; Ocena projektu obejmuje: poprawność działania, jakość kodu, strukturę programu, dokumentację oraz prezentację rozwiązania; Warunkiem zaliczenia jest oddanie kompletnego projektu oraz jego pozytywna ocena</w:t>
+              <w:t>prezentacja projektu i dokumentacji; ocena sporządzonego oprogramowania</w:t>
             </w:r>
           </w:p>
         </w:tc>
@@ -32544,7 +32587,7 @@
                 <w:i w:val="0"/>
                 <w:sz w:val="22"/>
               </w:rPr>
-              <w:t>Projekt programistyczny realizowany indywidualnie lub w parach – 100%; Ocena projektu obejmuje: poprawność działania, jakość kodu, strukturę programu, dokumentację oraz prezentację rozwiązania; Warunkiem zaliczenia jest oddanie kompletnego projektu oraz jego pozytywna ocena</w:t>
+              <w:t>prezentacja projektu i dokumentacji; ocena sporządzonego oprogramowania</w:t>
             </w:r>
           </w:p>
         </w:tc>
@@ -32602,7 +32645,7 @@
                 <w:i w:val="0"/>
                 <w:sz w:val="22"/>
               </w:rPr>
-              <w:t>Projekt programistyczny realizowany indywidualnie lub w parach – 100%; Ocena projektu obejmuje: poprawność działania, jakość kodu, strukturę programu, dokumentację oraz prezentację rozwiązania; Warunkiem zaliczenia jest oddanie kompletnego projektu oraz jego pozytywna ocena</w:t>
+              <w:t>prezentacja projektu i dokumentacji; ocena sporządzonego oprogramowania</w:t>
             </w:r>
           </w:p>
         </w:tc>
@@ -32660,7 +32703,7 @@
                 <w:i w:val="0"/>
                 <w:sz w:val="22"/>
               </w:rPr>
-              <w:t>Projekt programistyczny realizowany indywidualnie lub w parach – 100%; Ocena projektu obejmuje: poprawność działania, jakość kodu, strukturę programu, dokumentację oraz prezentację rozwiązania; Warunkiem zaliczenia jest oddanie kompletnego projektu oraz jego pozytywna ocena</w:t>
+              <w:t>prezentacja projektu i dokumentacji; ocena sporządzonego oprogramowania</w:t>
             </w:r>
           </w:p>
         </w:tc>
@@ -32718,7 +32761,7 @@
                 <w:i w:val="0"/>
                 <w:sz w:val="22"/>
               </w:rPr>
-              <w:t>Projekt programistyczny realizowany indywidualnie lub w parach – 100%; Ocena projektu obejmuje: poprawność działania, jakość kodu, strukturę programu, dokumentację oraz prezentację rozwiązania; Warunkiem zaliczenia jest oddanie kompletnego projektu oraz jego pozytywna ocena</w:t>
+              <w:t>prezentacja projektu i dokumentacji; ocena sporządzonego oprogramowania</w:t>
             </w:r>
           </w:p>
         </w:tc>
@@ -32776,7 +32819,7 @@
                 <w:i w:val="0"/>
                 <w:sz w:val="22"/>
               </w:rPr>
-              <w:t>Projekt programistyczny realizowany indywidualnie lub w parach – 100%; Ocena projektu obejmuje: poprawność działania, jakość kodu, strukturę programu, dokumentację oraz prezentację rozwiązania; Warunkiem zaliczenia jest oddanie kompletnego projektu oraz jego pozytywna ocena</w:t>
+              <w:t>prezentacja projektu i dokumentacji; ocena sporządzonego oprogramowania</w:t>
             </w:r>
           </w:p>
         </w:tc>
@@ -32834,7 +32877,7 @@
                 <w:i w:val="0"/>
                 <w:sz w:val="22"/>
               </w:rPr>
-              <w:t>Projekt programistyczny realizowany indywidualnie lub w parach – 100%; Ocena projektu obejmuje: poprawność działania, jakość kodu, strukturę programu, dokumentację oraz prezentację rozwiązania; Warunkiem zaliczenia jest oddanie kompletnego projektu oraz jego pozytywna ocena</w:t>
+              <w:t>prezentacja projektu i dokumentacji; ocena sporządzonego oprogramowania</w:t>
             </w:r>
           </w:p>
         </w:tc>
@@ -32892,7 +32935,7 @@
                 <w:i w:val="0"/>
                 <w:sz w:val="22"/>
               </w:rPr>
-              <w:t>Projekt programistyczny realizowany indywidualnie lub w parach – 100%; Ocena projektu obejmuje: poprawność działania, jakość kodu, strukturę programu, dokumentację oraz prezentację rozwiązania; Warunkiem zaliczenia jest oddanie kompletnego projektu oraz jego pozytywna ocena</w:t>
+              <w:t>prezentacja projektu i dokumentacji; ocena sporządzonego oprogramowania</w:t>
             </w:r>
           </w:p>
         </w:tc>
@@ -32950,7 +32993,7 @@
                 <w:i w:val="0"/>
                 <w:sz w:val="22"/>
               </w:rPr>
-              <w:t>Projekt programistyczny realizowany indywidualnie lub w parach – 100%; Ocena projektu obejmuje: poprawność działania, jakość kodu, strukturę programu, dokumentację oraz prezentację rozwiązania; Warunkiem zaliczenia jest oddanie kompletnego projektu oraz jego pozytywna ocena</w:t>
+              <w:t>prezentacja projektu i dokumentacji; ocena sporządzonego oprogramowania</w:t>
             </w:r>
           </w:p>
         </w:tc>
@@ -33008,7 +33051,7 @@
                 <w:i w:val="0"/>
                 <w:sz w:val="22"/>
               </w:rPr>
-              <w:t>Projekt programistyczny realizowany indywidualnie lub w parach – 100%; Ocena projektu obejmuje: poprawność działania, jakość kodu, strukturę programu, dokumentację oraz prezentację rozwiązania; Warunkiem zaliczenia jest oddanie kompletnego projektu oraz jego pozytywna ocena</w:t>
+              <w:t>prezentacja projektu i dokumentacji; ocena sporządzonego oprogramowania</w:t>
             </w:r>
           </w:p>
         </w:tc>
@@ -33066,7 +33109,7 @@
                 <w:i w:val="0"/>
                 <w:sz w:val="22"/>
               </w:rPr>
-              <w:t>Projekt programistyczny realizowany indywidualnie lub w parach – 100%; Ocena projektu obejmuje: poprawność działania, jakość kodu, strukturę programu, dokumentację oraz prezentację rozwiązania; Warunkiem zaliczenia jest oddanie kompletnego projektu oraz jego pozytywna ocena</w:t>
+              <w:t>prezentacja projektu i dokumentacji; ocena sporządzonego oprogramowania</w:t>
             </w:r>
           </w:p>
         </w:tc>
@@ -33124,7 +33167,7 @@
                 <w:i w:val="0"/>
                 <w:sz w:val="22"/>
               </w:rPr>
-              <w:t>Projekt programistyczny realizowany indywidualnie lub w parach – 100%; Ocena projektu obejmuje: poprawność działania, jakość kodu, strukturę programu, dokumentację oraz prezentację rozwiązania; Warunkiem zaliczenia jest oddanie kompletnego projektu oraz jego pozytywna ocena</w:t>
+              <w:t>prezentacja projektu i dokumentacji; ocena sporządzonego oprogramowania</w:t>
             </w:r>
           </w:p>
         </w:tc>
@@ -33182,7 +33225,7 @@
                 <w:i w:val="0"/>
                 <w:sz w:val="22"/>
               </w:rPr>
-              <w:t>Projekt programistyczny realizowany indywidualnie lub w parach – 100%; Ocena projektu obejmuje: poprawność działania, jakość kodu, strukturę programu, dokumentację oraz prezentację rozwiązania; Warunkiem zaliczenia jest oddanie kompletnego projektu oraz jego pozytywna ocena</w:t>
+              <w:t>prezentacja projektu i dokumentacji; ocena sporządzonego oprogramowania</w:t>
             </w:r>
           </w:p>
         </w:tc>
@@ -33240,7 +33283,7 @@
                 <w:i w:val="0"/>
                 <w:sz w:val="22"/>
               </w:rPr>
-              <w:t>Projekt programistyczny realizowany indywidualnie lub w parach – 100%; Ocena projektu obejmuje: poprawność działania, jakość kodu, strukturę programu, dokumentację oraz prezentację rozwiązania; Warunkiem zaliczenia jest oddanie kompletnego projektu oraz jego pozytywna ocena</w:t>
+              <w:t>prezentacja projektu i dokumentacji; ocena sporządzonego oprogramowania</w:t>
             </w:r>
           </w:p>
         </w:tc>
@@ -33298,7 +33341,7 @@
                 <w:i w:val="0"/>
                 <w:sz w:val="22"/>
               </w:rPr>
-              <w:t>Projekt programistyczny realizowany indywidualnie lub w parach – 100%; Ocena projektu obejmuje: poprawność działania, jakość kodu, strukturę programu, dokumentację oraz prezentację rozwiązania; Warunkiem zaliczenia jest oddanie kompletnego projektu oraz jego pozytywna ocena</w:t>
+              <w:t>prezentacja projektu i dokumentacji; ocena sporządzonego oprogramowania</w:t>
             </w:r>
           </w:p>
         </w:tc>
@@ -33356,7 +33399,7 @@
                 <w:i w:val="0"/>
                 <w:sz w:val="22"/>
               </w:rPr>
-              <w:t>Projekt programistyczny realizowany indywidualnie lub w parach – 100%; Ocena projektu obejmuje: poprawność działania, jakość kodu, strukturę programu, dokumentację oraz prezentację rozwiązania; Warunkiem zaliczenia jest oddanie kompletnego projektu oraz jego pozytywna ocena</w:t>
+              <w:t>prezentacja projektu i dokumentacji; ocena sporządzonego oprogramowania</w:t>
             </w:r>
           </w:p>
         </w:tc>
@@ -33414,7 +33457,7 @@
                 <w:i w:val="0"/>
                 <w:sz w:val="22"/>
               </w:rPr>
-              <w:t>Projekt programistyczny realizowany indywidualnie lub w parach – 100%; Ocena projektu obejmuje: poprawność działania, jakość kodu, strukturę programu, dokumentację oraz prezentację rozwiązania; Warunkiem zaliczenia jest oddanie kompletnego projektu oraz jego pozytywna ocena</w:t>
+              <w:t>prezentacja projektu i dokumentacji; ocena sporządzonego oprogramowania</w:t>
             </w:r>
           </w:p>
         </w:tc>
@@ -33472,7 +33515,7 @@
                 <w:i w:val="0"/>
                 <w:sz w:val="22"/>
               </w:rPr>
-              <w:t>Projekt programistyczny realizowany indywidualnie lub w parach – 100%; Ocena projektu obejmuje: poprawność działania, jakość kodu, strukturę programu, dokumentację oraz prezentację rozwiązania; Warunkiem zaliczenia jest oddanie kompletnego projektu oraz jego pozytywna ocena</w:t>
+              <w:t>prezentacja projektu i dokumentacji; ocena sporządzonego oprogramowania</w:t>
             </w:r>
           </w:p>
         </w:tc>
@@ -33530,7 +33573,7 @@
                 <w:i w:val="0"/>
                 <w:sz w:val="22"/>
               </w:rPr>
-              <w:t>Projekt programistyczny realizowany indywidualnie lub w parach – 100%; Ocena projektu obejmuje: poprawność działania, jakość kodu, strukturę programu, dokumentację oraz prezentację rozwiązania; Warunkiem zaliczenia jest oddanie kompletnego projektu oraz jego pozytywna ocena</w:t>
+              <w:t>prezentacja projektu i dokumentacji; ocena sporządzonego oprogramowania</w:t>
             </w:r>
           </w:p>
         </w:tc>
@@ -33588,7 +33631,7 @@
                 <w:i w:val="0"/>
                 <w:sz w:val="22"/>
               </w:rPr>
-              <w:t>Projekt programistyczny realizowany indywidualnie lub w parach – 100%; Ocena projektu obejmuje: poprawność działania, jakość kodu, strukturę programu, dokumentację oraz prezentację rozwiązania; Warunkiem zaliczenia jest oddanie kompletnego projektu oraz jego pozytywna ocena</w:t>
+              <w:t>prezentacja projektu i dokumentacji; ocena sporządzonego oprogramowania</w:t>
             </w:r>
           </w:p>
         </w:tc>
@@ -33646,7 +33689,7 @@
                 <w:i w:val="0"/>
                 <w:sz w:val="22"/>
               </w:rPr>
-              <w:t>Projekt programistyczny realizowany indywidualnie lub w parach – 100%; Ocena projektu obejmuje: poprawność działania, jakość kodu, strukturę programu, dokumentację oraz prezentację rozwiązania; Warunkiem zaliczenia jest oddanie kompletnego projektu oraz jego pozytywna ocena</w:t>
+              <w:t>prezentacja projektu i dokumentacji; ocena sporządzonego oprogramowania</w:t>
             </w:r>
           </w:p>
         </w:tc>
@@ -33704,7 +33747,7 @@
                 <w:i w:val="0"/>
                 <w:sz w:val="22"/>
               </w:rPr>
-              <w:t>Projekt programistyczny realizowany indywidualnie lub w parach – 100%; Ocena projektu obejmuje: poprawność działania, jakość kodu, strukturę programu, dokumentację oraz prezentację rozwiązania; Warunkiem zaliczenia jest oddanie kompletnego projektu oraz jego pozytywna ocena</w:t>
+              <w:t>prezentacja projektu i dokumentacji; ocena sporządzonego oprogramowania</w:t>
             </w:r>
           </w:p>
         </w:tc>
@@ -33762,7 +33805,7 @@
                 <w:i w:val="0"/>
                 <w:sz w:val="22"/>
               </w:rPr>
-              <w:t>Projekt programistyczny realizowany indywidualnie lub w parach – 100%; Ocena projektu obejmuje: poprawność działania, jakość kodu, strukturę programu, dokumentację oraz prezentację rozwiązania; Warunkiem zaliczenia jest oddanie kompletnego projektu oraz jego pozytywna ocena</w:t>
+              <w:t>prezentacja projektu i dokumentacji; ocena sporządzonego oprogramowania</w:t>
             </w:r>
           </w:p>
         </w:tc>
@@ -33820,7 +33863,7 @@
                 <w:i w:val="0"/>
                 <w:sz w:val="22"/>
               </w:rPr>
-              <w:t>Projekt programistyczny realizowany indywidualnie lub w parach – 100%; Ocena projektu obejmuje: poprawność działania, jakość kodu, strukturę programu, dokumentację oraz prezentację rozwiązania; Warunkiem zaliczenia jest oddanie kompletnego projektu oraz jego pozytywna ocena</w:t>
+              <w:t>prezentacja projektu i dokumentacji; ocena sporządzonego oprogramowania</w:t>
             </w:r>
           </w:p>
         </w:tc>
@@ -33878,7 +33921,7 @@
                 <w:i w:val="0"/>
                 <w:sz w:val="22"/>
               </w:rPr>
-              <w:t>Projekt programistyczny realizowany indywidualnie lub w parach – 100%; Ocena projektu obejmuje: poprawność działania, jakość kodu, strukturę programu, dokumentację oraz prezentację rozwiązania; Warunkiem zaliczenia jest oddanie kompletnego projektu oraz jego pozytywna ocena</w:t>
+              <w:t>prezentacja projektu i dokumentacji; ocena sporządzonego oprogramowania</w:t>
             </w:r>
           </w:p>
         </w:tc>
@@ -33936,7 +33979,7 @@
                 <w:i w:val="0"/>
                 <w:sz w:val="22"/>
               </w:rPr>
-              <w:t>Projekt programistyczny realizowany indywidualnie lub w parach – 100%; Ocena projektu obejmuje: poprawność działania, jakość kodu, strukturę programu, dokumentację oraz prezentację rozwiązania; Warunkiem zaliczenia jest oddanie kompletnego projektu oraz jego pozytywna ocena</w:t>
+              <w:t>prezentacja projektu i dokumentacji; ocena sporządzonego oprogramowania</w:t>
             </w:r>
           </w:p>
         </w:tc>
@@ -33994,7 +34037,7 @@
                 <w:i w:val="0"/>
                 <w:sz w:val="22"/>
               </w:rPr>
-              <w:t>Projekt programistyczny realizowany indywidualnie lub w parach – 100%; Ocena projektu obejmuje: poprawność działania, jakość kodu, strukturę programu, dokumentację oraz prezentację rozwiązania; Warunkiem zaliczenia jest oddanie kompletnego projektu oraz jego pozytywna ocena</w:t>
+              <w:t>prezentacja projektu i dokumentacji; ocena sporządzonego oprogramowania</w:t>
             </w:r>
           </w:p>
         </w:tc>
@@ -34052,7 +34095,7 @@
                 <w:i w:val="0"/>
                 <w:sz w:val="22"/>
               </w:rPr>
-              <w:t>Projekt programistyczny realizowany indywidualnie lub w parach – 100%; Ocena projektu obejmuje: poprawność działania, jakość kodu, strukturę programu, dokumentację oraz prezentację rozwiązania; Warunkiem zaliczenia jest oddanie kompletnego projektu oraz jego pozytywna ocena</w:t>
+              <w:t>prezentacja projektu i dokumentacji; ocena sporządzonego oprogramowania</w:t>
             </w:r>
           </w:p>
         </w:tc>
@@ -34110,7 +34153,7 @@
                 <w:i w:val="0"/>
                 <w:sz w:val="22"/>
               </w:rPr>
-              <w:t>Projekt programistyczny realizowany indywidualnie lub w parach – 100%; Ocena projektu obejmuje: poprawność działania, jakość kodu, strukturę programu, dokumentację oraz prezentację rozwiązania; Warunkiem zaliczenia jest oddanie kompletnego projektu oraz jego pozytywna ocena</w:t>
+              <w:t>prezentacja projektu i dokumentacji; ocena sporządzonego oprogramowania</w:t>
             </w:r>
           </w:p>
         </w:tc>
@@ -34168,7 +34211,7 @@
                 <w:i w:val="0"/>
                 <w:sz w:val="22"/>
               </w:rPr>
-              <w:t>Projekt programistyczny realizowany indywidualnie lub w parach – 100%; Ocena projektu obejmuje: poprawność działania, jakość kodu, strukturę programu, dokumentację oraz prezentację rozwiązania; Warunkiem zaliczenia jest oddanie kompletnego projektu oraz jego pozytywna ocena</w:t>
+              <w:t>prezentacja projektu i dokumentacji; ocena sporządzonego oprogramowania</w:t>
             </w:r>
           </w:p>
         </w:tc>
@@ -34226,7 +34269,7 @@
                 <w:i w:val="0"/>
                 <w:sz w:val="22"/>
               </w:rPr>
-              <w:t>Projekt programistyczny realizowany indywidualnie lub w parach – 100%; Ocena projektu obejmuje: poprawność działania, jakość kodu, strukturę programu, dokumentację oraz prezentację rozwiązania; Warunkiem zaliczenia jest oddanie kompletnego projektu oraz jego pozytywna ocena</w:t>
+              <w:t>prezentacja projektu i dokumentacji; ocena sporządzonego oprogramowania</w:t>
             </w:r>
           </w:p>
         </w:tc>
@@ -34284,7 +34327,7 @@
                 <w:i w:val="0"/>
                 <w:sz w:val="22"/>
               </w:rPr>
-              <w:t>Projekt programistyczny realizowany indywidualnie lub w parach – 100%; Ocena projektu obejmuje: poprawność działania, jakość kodu, strukturę programu, dokumentację oraz prezentację rozwiązania; Warunkiem zaliczenia jest oddanie kompletnego projektu oraz jego pozytywna ocena</w:t>
+              <w:t>prezentacja projektu i dokumentacji; ocena sporządzonego oprogramowania</w:t>
             </w:r>
           </w:p>
         </w:tc>
@@ -34342,7 +34385,7 @@
                 <w:i w:val="0"/>
                 <w:sz w:val="22"/>
               </w:rPr>
-              <w:t>Projekt programistyczny realizowany indywidualnie lub w parach – 100%; Ocena projektu obejmuje: poprawność działania, jakość kodu, strukturę programu, dokumentację oraz prezentację rozwiązania; Warunkiem zaliczenia jest oddanie kompletnego projektu oraz jego pozytywna ocena</w:t>
+              <w:t>prezentacja projektu i dokumentacji; ocena sporządzonego oprogramowania</w:t>
             </w:r>
           </w:p>
         </w:tc>
@@ -34400,7 +34443,7 @@
                 <w:i w:val="0"/>
                 <w:sz w:val="22"/>
               </w:rPr>
-              <w:t>Projekt programistyczny realizowany indywidualnie lub w parach – 100%; Ocena projektu obejmuje: poprawność działania, jakość kodu, strukturę programu, dokumentację oraz prezentację rozwiązania; Warunkiem zaliczenia jest oddanie kompletnego projektu oraz jego pozytywna ocena</w:t>
+              <w:t>prezentacja projektu i dokumentacji; ocena sporządzonego oprogramowania</w:t>
             </w:r>
           </w:p>
         </w:tc>
@@ -34458,7 +34501,7 @@
                 <w:i w:val="0"/>
                 <w:sz w:val="22"/>
               </w:rPr>
-              <w:t>Projekt programistyczny realizowany indywidualnie lub w parach – 100%; Ocena projektu obejmuje: poprawność działania, jakość kodu, strukturę programu, dokumentację oraz prezentację rozwiązania; Warunkiem zaliczenia jest oddanie kompletnego projektu oraz jego pozytywna ocena</w:t>
+              <w:t>prezentacja projektu i dokumentacji; ocena sporządzonego oprogramowania</w:t>
             </w:r>
           </w:p>
         </w:tc>
@@ -34516,7 +34559,7 @@
                 <w:i w:val="0"/>
                 <w:sz w:val="22"/>
               </w:rPr>
-              <w:t>Projekt programistyczny realizowany indywidualnie lub w parach – 100%; Ocena projektu obejmuje: poprawność działania, jakość kodu, strukturę programu, dokumentację oraz prezentację rozwiązania; Warunkiem zaliczenia jest oddanie kompletnego projektu oraz jego pozytywna ocena</w:t>
+              <w:t>prezentacja projektu i dokumentacji; ocena sporządzonego oprogramowania</w:t>
             </w:r>
           </w:p>
         </w:tc>
@@ -34574,7 +34617,7 @@
                 <w:i w:val="0"/>
                 <w:sz w:val="22"/>
               </w:rPr>
-              <w:t>Projekt programistyczny realizowany indywidualnie lub w parach – 100%; Ocena projektu obejmuje: poprawność działania, jakość kodu, strukturę programu, dokumentację oraz prezentację rozwiązania; Warunkiem zaliczenia jest oddanie kompletnego projektu oraz jego pozytywna ocena</w:t>
+              <w:t>prezentacja projektu i dokumentacji; ocena sporządzonego oprogramowania</w:t>
             </w:r>
           </w:p>
         </w:tc>
@@ -34632,7 +34675,7 @@
                 <w:i w:val="0"/>
                 <w:sz w:val="22"/>
               </w:rPr>
-              <w:t>Projekt programistyczny realizowany indywidualnie lub w parach – 100%; Ocena projektu obejmuje: poprawność działania, jakość kodu, strukturę programu, dokumentację oraz prezentację rozwiązania; Warunkiem zaliczenia jest oddanie kompletnego projektu oraz jego pozytywna ocena</w:t>
+              <w:t>prezentacja projektu i dokumentacji; ocena sporządzonego oprogramowania</w:t>
             </w:r>
           </w:p>
         </w:tc>
@@ -34690,7 +34733,7 @@
                 <w:i w:val="0"/>
                 <w:sz w:val="22"/>
               </w:rPr>
-              <w:t>Projekt programistyczny realizowany indywidualnie lub w parach – 100%; Ocena projektu obejmuje: poprawność działania, jakość kodu, strukturę programu, dokumentację oraz prezentację rozwiązania; Warunkiem zaliczenia jest oddanie kompletnego projektu oraz jego pozytywna ocena</w:t>
+              <w:t>prezentacja projektu i dokumentacji; ocena sporządzonego oprogramowania</w:t>
             </w:r>
           </w:p>
         </w:tc>
@@ -34748,7 +34791,7 @@
                 <w:i w:val="0"/>
                 <w:sz w:val="22"/>
               </w:rPr>
-              <w:t>Projekt programistyczny realizowany indywidualnie lub w parach – 100%; Ocena projektu obejmuje: poprawność działania, jakość kodu, strukturę programu, dokumentację oraz prezentację rozwiązania; Warunkiem zaliczenia jest oddanie kompletnego projektu oraz jego pozytywna ocena</w:t>
+              <w:t>prezentacja projektu i dokumentacji; ocena sporządzonego oprogramowania</w:t>
             </w:r>
           </w:p>
         </w:tc>
@@ -34806,7 +34849,7 @@
                 <w:i w:val="0"/>
                 <w:sz w:val="22"/>
               </w:rPr>
-              <w:t>Projekt programistyczny realizowany indywidualnie lub w parach – 100%; Ocena projektu obejmuje: poprawność działania, jakość kodu, strukturę programu, dokumentację oraz prezentację rozwiązania; Warunkiem zaliczenia jest oddanie kompletnego projektu oraz jego pozytywna ocena</w:t>
+              <w:t>prezentacja projektu i dokumentacji; ocena sporządzonego oprogramowania</w:t>
             </w:r>
           </w:p>
         </w:tc>
@@ -34864,7 +34907,7 @@
                 <w:i w:val="0"/>
                 <w:sz w:val="22"/>
               </w:rPr>
-              <w:t>Projekt programistyczny realizowany indywidualnie lub w parach – 100%; Ocena projektu obejmuje: poprawność działania, jakość kodu, strukturę programu, dokumentację oraz prezentację rozwiązania; Warunkiem zaliczenia jest oddanie kompletnego projektu oraz jego pozytywna ocena</w:t>
+              <w:t>prezentacja projektu i dokumentacji; ocena sporządzonego oprogramowania</w:t>
             </w:r>
           </w:p>
         </w:tc>
@@ -34922,7 +34965,7 @@
                 <w:i w:val="0"/>
                 <w:sz w:val="22"/>
               </w:rPr>
-              <w:t>Projekt programistyczny realizowany indywidualnie lub w parach – 100%; Ocena projektu obejmuje: poprawność działania, jakość kodu, strukturę programu, dokumentację oraz prezentację rozwiązania; Warunkiem zaliczenia jest oddanie kompletnego projektu oraz jego pozytywna ocena</w:t>
+              <w:t>prezentacja projektu i dokumentacji; ocena sporządzonego oprogramowania</w:t>
             </w:r>
           </w:p>
         </w:tc>
@@ -34980,7 +35023,7 @@
                 <w:i w:val="0"/>
                 <w:sz w:val="22"/>
               </w:rPr>
-              <w:t>Projekt programistyczny realizowany indywidualnie lub w parach – 100%; Ocena projektu obejmuje: poprawność działania, jakość kodu, strukturę programu, dokumentację oraz prezentację rozwiązania; Warunkiem zaliczenia jest oddanie kompletnego projektu oraz jego pozytywna ocena</w:t>
+              <w:t>prezentacja projektu i dokumentacji; ocena sporządzonego oprogramowania</w:t>
             </w:r>
           </w:p>
         </w:tc>
@@ -35038,7 +35081,7 @@
                 <w:i w:val="0"/>
                 <w:sz w:val="22"/>
               </w:rPr>
-              <w:t>Projekt programistyczny realizowany indywidualnie lub w parach – 100%; Ocena projektu obejmuje: poprawność działania, jakość kodu, strukturę programu, dokumentację oraz prezentację rozwiązania; Warunkiem zaliczenia jest oddanie kompletnego projektu oraz jego pozytywna ocena</w:t>
+              <w:t>prezentacja projektu i dokumentacji; ocena sporządzonego oprogramowania</w:t>
             </w:r>
           </w:p>
         </w:tc>
@@ -35096,7 +35139,7 @@
                 <w:i w:val="0"/>
                 <w:sz w:val="22"/>
               </w:rPr>
-              <w:t>Projekt programistyczny realizowany indywidualnie lub w parach – 100%; Ocena projektu obejmuje: poprawność działania, jakość kodu, strukturę programu, dokumentację oraz prezentację rozwiązania; Warunkiem zaliczenia jest oddanie kompletnego projektu oraz jego pozytywna ocena</w:t>
+              <w:t>prezentacja projektu i dokumentacji; ocena sporządzonego oprogramowania</w:t>
             </w:r>
           </w:p>
         </w:tc>
@@ -35154,7 +35197,7 @@
                 <w:i w:val="0"/>
                 <w:sz w:val="22"/>
               </w:rPr>
-              <w:t>Projekt programistyczny realizowany indywidualnie lub w parach – 100%; Ocena projektu obejmuje: poprawność działania, jakość kodu, strukturę programu, dokumentację oraz prezentację rozwiązania; Warunkiem zaliczenia jest oddanie kompletnego projektu oraz jego pozytywna ocena</w:t>
+              <w:t>prezentacja projektu i dokumentacji; ocena sporządzonego oprogramowania</w:t>
             </w:r>
           </w:p>
         </w:tc>
@@ -35212,7 +35255,7 @@
                 <w:i w:val="0"/>
                 <w:sz w:val="22"/>
               </w:rPr>
-              <w:t>Projekt programistyczny realizowany indywidualnie lub w parach – 100%; Ocena projektu obejmuje: poprawność działania, jakość kodu, strukturę programu, dokumentację oraz prezentację rozwiązania; Warunkiem zaliczenia jest oddanie kompletnego projektu oraz jego pozytywna ocena</w:t>
+              <w:t>prezentacja projektu i dokumentacji; ocena sporządzonego oprogramowania</w:t>
             </w:r>
           </w:p>
         </w:tc>
@@ -35270,7 +35313,7 @@
                 <w:i w:val="0"/>
                 <w:sz w:val="22"/>
               </w:rPr>
-              <w:t>Projekt programistyczny realizowany indywidualnie lub w parach – 100%; Ocena projektu obejmuje: poprawność działania, jakość kodu, strukturę programu, dokumentację oraz prezentację rozwiązania; Warunkiem zaliczenia jest oddanie kompletnego projektu oraz jego pozytywna ocena</w:t>
+              <w:t>prezentacja projektu i dokumentacji; ocena sporządzonego oprogramowania</w:t>
             </w:r>
           </w:p>
         </w:tc>
@@ -35328,7 +35371,7 @@
                 <w:i w:val="0"/>
                 <w:sz w:val="22"/>
               </w:rPr>
-              <w:t>Projekt programistyczny realizowany indywidualnie lub w parach – 100%; Ocena projektu obejmuje: poprawność działania, jakość kodu, strukturę programu, dokumentację oraz prezentację rozwiązania; Warunkiem zaliczenia jest oddanie kompletnego projektu oraz jego pozytywna ocena</w:t>
+              <w:t>prezentacja projektu i dokumentacji; ocena sporządzonego oprogramowania</w:t>
             </w:r>
           </w:p>
         </w:tc>

--- a/public/assets/files/niestacjonarne/JPT.docx
+++ b/public/assets/files/niestacjonarne/JPT.docx
@@ -315,7 +315,7 @@
                 <w:i w:val="0"/>
                 <w:sz w:val="22"/>
               </w:rPr>
-              <w:t>2</w:t>
+              <w:t>1.5</w:t>
             </w:r>
           </w:p>
         </w:tc>
@@ -1093,7 +1093,7 @@
                 <w:i w:val="0"/>
                 <w:sz w:val="22"/>
               </w:rPr>
-              <w:t>34</w:t>
+              <w:t>29</w:t>
             </w:r>
           </w:p>
         </w:tc>
@@ -1113,7 +1113,7 @@
                 <w:i w:val="0"/>
                 <w:sz w:val="22"/>
               </w:rPr>
-              <w:t>1.4</w:t>
+              <w:t>1.2</w:t>
             </w:r>
           </w:p>
         </w:tc>

--- a/public/assets/files/niestacjonarne/JPT.docx
+++ b/public/assets/files/niestacjonarne/JPT.docx
@@ -1093,7 +1093,7 @@
                 <w:i w:val="0"/>
                 <w:sz w:val="22"/>
               </w:rPr>
-              <w:t>29</w:t>
+              <w:t>21.5</w:t>
             </w:r>
           </w:p>
         </w:tc>
@@ -1113,7 +1113,7 @@
                 <w:i w:val="0"/>
                 <w:sz w:val="22"/>
               </w:rPr>
-              <w:t>1.2</w:t>
+              <w:t>0.9</w:t>
             </w:r>
           </w:p>
         </w:tc>

--- a/public/assets/files/niestacjonarne/JPT.docx
+++ b/public/assets/files/niestacjonarne/JPT.docx
@@ -2934,6 +2934,7 @@
                 <w:i w:val="0"/>
                 <w:sz w:val="22"/>
               </w:rPr>
+              <w:t>K_W10</w:t>
             </w:r>
           </w:p>
         </w:tc>
@@ -2971,7 +2972,6 @@
                 <w:i w:val="0"/>
                 <w:sz w:val="22"/>
               </w:rPr>
-              <w:t>prezentacja projektu i dokumentacji; ocena sporządzonego oprogramowania</w:t>
             </w:r>
           </w:p>
         </w:tc>
@@ -3097,6 +3097,7 @@
                 <w:i w:val="0"/>
                 <w:sz w:val="22"/>
               </w:rPr>
+              <w:t>K_U16</w:t>
             </w:r>
           </w:p>
         </w:tc>
@@ -3134,7 +3135,7 @@
                 <w:i w:val="0"/>
                 <w:sz w:val="22"/>
               </w:rPr>
-              <w:t>prezentacja projektu i dokumentacji; ocena sporządzonego oprogramowania</w:t>
+              <w:t>prezentacja projektu i dokumentacji, ocena sporządzonego oprogramowania</w:t>
             </w:r>
           </w:p>
         </w:tc>
@@ -3260,6 +3261,7 @@
                 <w:i w:val="0"/>
                 <w:sz w:val="22"/>
               </w:rPr>
+              <w:t>K_K05</w:t>
             </w:r>
           </w:p>
         </w:tc>
@@ -3297,7 +3299,7 @@
                 <w:i w:val="0"/>
                 <w:sz w:val="22"/>
               </w:rPr>
-              <w:t>prezentacja projektu i dokumentacji; ocena sporządzonego oprogramowania</w:t>
+              <w:t>prezentacja projektu i dokumentacji, ocena sporządzonego oprogramowania</w:t>
             </w:r>
           </w:p>
         </w:tc>

--- a/public/assets/files/niestacjonarne/JPT.docx
+++ b/public/assets/files/niestacjonarne/JPT.docx
@@ -1445,7 +1445,7 @@
                 <w:rFonts w:ascii="Aptos" w:hAnsi="Aptos"/>
                 <w:sz w:val="22"/>
               </w:rPr>
-              <w:t>☐ Nieoceniany</w:t>
+              <w:t>☑ Nieoceniany</w:t>
             </w:r>
           </w:p>
           <w:p>
@@ -1522,7 +1522,7 @@
                 <w:rFonts w:ascii="Aptos" w:hAnsi="Aptos"/>
                 <w:sz w:val="22"/>
               </w:rPr>
-              <w:t>☐ Zaliczenie z oceną</w:t>
+              <w:t>☑ Zaliczenie z oceną</w:t>
             </w:r>
           </w:p>
           <w:p>
@@ -1869,14 +1869,13 @@
       </w:tblPr>
       <w:tblGrid>
         <w:gridCol w:w="680"/>
-        <w:gridCol w:w="4536"/>
-        <w:gridCol w:w="4252"/>
+        <w:gridCol w:w="8788"/>
       </w:tblGrid>
       <w:tr>
         <w:tc>
           <w:tcPr>
             <w:tcW w:type="dxa" w:w="9468"/>
-            <w:gridSpan w:val="3"/>
+            <w:gridSpan w:val="2"/>
             <w:shd w:val="clear" w:color="auto" w:fill="D9D9D9"/>
           </w:tcPr>
           <w:p>
@@ -1918,7 +1917,7 @@
         </w:tc>
         <w:tc>
           <w:tcPr>
-            <w:tcW w:type="dxa" w:w="4536"/>
+            <w:tcW w:type="dxa" w:w="8788"/>
             <w:shd w:val="clear" w:color="auto" w:fill="D9D9D9"/>
           </w:tcPr>
           <w:p>
@@ -1932,27 +1931,7 @@
                 <w:i w:val="0"/>
                 <w:sz w:val="16"/>
               </w:rPr>
-              <w:t>Wykład</w:t>
-            </w:r>
-          </w:p>
-        </w:tc>
-        <w:tc>
-          <w:tcPr>
-            <w:tcW w:type="dxa" w:w="4252"/>
-            <w:shd w:val="clear" w:color="auto" w:fill="D9D9D9"/>
-          </w:tcPr>
-          <w:p>
-            <w:pPr>
-              <w:spacing w:before="20" w:after="20"/>
-            </w:pPr>
-            <w:r>
-              <w:rPr>
-                <w:rFonts w:ascii="Aptos" w:hAnsi="Aptos"/>
-                <w:b/>
-                <w:i w:val="0"/>
-                <w:sz w:val="16"/>
-              </w:rPr>
-              <w:t>Ćwiczenia / Laboratorium / Pracownia</w:t>
+              <w:t>Treści programowe</w:t>
             </w:r>
           </w:p>
         </w:tc>
@@ -1979,7 +1958,7 @@
         </w:tc>
         <w:tc>
           <w:tcPr>
-            <w:tcW w:type="dxa" w:w="4536"/>
+            <w:tcW w:type="dxa" w:w="8788"/>
           </w:tcPr>
           <w:p>
             <w:pPr>
@@ -1993,24 +1972,6 @@
                 <w:sz w:val="22"/>
               </w:rPr>
               <w:t>Wprowadzenie do języka Python: zastosowania, środowisko pracy, interpreter, pierwsze programy.</w:t>
-            </w:r>
-          </w:p>
-        </w:tc>
-        <w:tc>
-          <w:tcPr>
-            <w:tcW w:type="dxa" w:w="4252"/>
-          </w:tcPr>
-          <w:p>
-            <w:pPr>
-              <w:spacing w:before="20" w:after="20"/>
-            </w:pPr>
-            <w:r>
-              <w:rPr>
-                <w:rFonts w:ascii="Aptos" w:hAnsi="Aptos"/>
-                <w:b w:val="0"/>
-                <w:i w:val="0"/>
-                <w:sz w:val="22"/>
-              </w:rPr>
             </w:r>
           </w:p>
         </w:tc>
@@ -2037,7 +1998,7 @@
         </w:tc>
         <w:tc>
           <w:tcPr>
-            <w:tcW w:type="dxa" w:w="4536"/>
+            <w:tcW w:type="dxa" w:w="8788"/>
           </w:tcPr>
           <w:p>
             <w:pPr>
@@ -2051,24 +2012,6 @@
                 <w:sz w:val="22"/>
               </w:rPr>
               <w:t>Typy danych: int, float, bool, string, operatory i konwersje typów.</w:t>
-            </w:r>
-          </w:p>
-        </w:tc>
-        <w:tc>
-          <w:tcPr>
-            <w:tcW w:type="dxa" w:w="4252"/>
-          </w:tcPr>
-          <w:p>
-            <w:pPr>
-              <w:spacing w:before="20" w:after="20"/>
-            </w:pPr>
-            <w:r>
-              <w:rPr>
-                <w:rFonts w:ascii="Aptos" w:hAnsi="Aptos"/>
-                <w:b w:val="0"/>
-                <w:i w:val="0"/>
-                <w:sz w:val="22"/>
-              </w:rPr>
             </w:r>
           </w:p>
         </w:tc>
@@ -2095,7 +2038,7 @@
         </w:tc>
         <w:tc>
           <w:tcPr>
-            <w:tcW w:type="dxa" w:w="4536"/>
+            <w:tcW w:type="dxa" w:w="8788"/>
           </w:tcPr>
           <w:p>
             <w:pPr>
@@ -2109,24 +2052,6 @@
                 <w:sz w:val="22"/>
               </w:rPr>
               <w:t>Instrukcje sterujące: if, for, while, zakresy, instrukcje break i continue.</w:t>
-            </w:r>
-          </w:p>
-        </w:tc>
-        <w:tc>
-          <w:tcPr>
-            <w:tcW w:type="dxa" w:w="4252"/>
-          </w:tcPr>
-          <w:p>
-            <w:pPr>
-              <w:spacing w:before="20" w:after="20"/>
-            </w:pPr>
-            <w:r>
-              <w:rPr>
-                <w:rFonts w:ascii="Aptos" w:hAnsi="Aptos"/>
-                <w:b w:val="0"/>
-                <w:i w:val="0"/>
-                <w:sz w:val="22"/>
-              </w:rPr>
             </w:r>
           </w:p>
         </w:tc>
@@ -2153,7 +2078,7 @@
         </w:tc>
         <w:tc>
           <w:tcPr>
-            <w:tcW w:type="dxa" w:w="4536"/>
+            <w:tcW w:type="dxa" w:w="8788"/>
           </w:tcPr>
           <w:p>
             <w:pPr>
@@ -2167,24 +2092,6 @@
                 <w:sz w:val="22"/>
               </w:rPr>
               <w:t>Struktury danych: listy, krotki, słowniki, zbiory – operacje i zastosowania.</w:t>
-            </w:r>
-          </w:p>
-        </w:tc>
-        <w:tc>
-          <w:tcPr>
-            <w:tcW w:type="dxa" w:w="4252"/>
-          </w:tcPr>
-          <w:p>
-            <w:pPr>
-              <w:spacing w:before="20" w:after="20"/>
-            </w:pPr>
-            <w:r>
-              <w:rPr>
-                <w:rFonts w:ascii="Aptos" w:hAnsi="Aptos"/>
-                <w:b w:val="0"/>
-                <w:i w:val="0"/>
-                <w:sz w:val="22"/>
-              </w:rPr>
             </w:r>
           </w:p>
         </w:tc>
@@ -2211,7 +2118,7 @@
         </w:tc>
         <w:tc>
           <w:tcPr>
-            <w:tcW w:type="dxa" w:w="4536"/>
+            <w:tcW w:type="dxa" w:w="8788"/>
           </w:tcPr>
           <w:p>
             <w:pPr>
@@ -2225,24 +2132,6 @@
                 <w:sz w:val="22"/>
               </w:rPr>
               <w:t>Funkcje: definicja, parametry, wartości zwracane, zakres zmiennych.</w:t>
-            </w:r>
-          </w:p>
-        </w:tc>
-        <w:tc>
-          <w:tcPr>
-            <w:tcW w:type="dxa" w:w="4252"/>
-          </w:tcPr>
-          <w:p>
-            <w:pPr>
-              <w:spacing w:before="20" w:after="20"/>
-            </w:pPr>
-            <w:r>
-              <w:rPr>
-                <w:rFonts w:ascii="Aptos" w:hAnsi="Aptos"/>
-                <w:b w:val="0"/>
-                <w:i w:val="0"/>
-                <w:sz w:val="22"/>
-              </w:rPr>
             </w:r>
           </w:p>
         </w:tc>
@@ -2269,7 +2158,7 @@
         </w:tc>
         <w:tc>
           <w:tcPr>
-            <w:tcW w:type="dxa" w:w="4536"/>
+            <w:tcW w:type="dxa" w:w="8788"/>
           </w:tcPr>
           <w:p>
             <w:pPr>
@@ -2283,24 +2172,6 @@
                 <w:sz w:val="22"/>
               </w:rPr>
               <w:t>Moduły i pakiety, korzystanie z bibliotek standardowych.</w:t>
-            </w:r>
-          </w:p>
-        </w:tc>
-        <w:tc>
-          <w:tcPr>
-            <w:tcW w:type="dxa" w:w="4252"/>
-          </w:tcPr>
-          <w:p>
-            <w:pPr>
-              <w:spacing w:before="20" w:after="20"/>
-            </w:pPr>
-            <w:r>
-              <w:rPr>
-                <w:rFonts w:ascii="Aptos" w:hAnsi="Aptos"/>
-                <w:b w:val="0"/>
-                <w:i w:val="0"/>
-                <w:sz w:val="22"/>
-              </w:rPr>
             </w:r>
           </w:p>
         </w:tc>
@@ -2327,7 +2198,7 @@
         </w:tc>
         <w:tc>
           <w:tcPr>
-            <w:tcW w:type="dxa" w:w="4536"/>
+            <w:tcW w:type="dxa" w:w="8788"/>
           </w:tcPr>
           <w:p>
             <w:pPr>
@@ -2341,24 +2212,6 @@
                 <w:sz w:val="22"/>
               </w:rPr>
               <w:t>Obsługa plików: odczyt i zapis danych, formaty tekstowe.</w:t>
-            </w:r>
-          </w:p>
-        </w:tc>
-        <w:tc>
-          <w:tcPr>
-            <w:tcW w:type="dxa" w:w="4252"/>
-          </w:tcPr>
-          <w:p>
-            <w:pPr>
-              <w:spacing w:before="20" w:after="20"/>
-            </w:pPr>
-            <w:r>
-              <w:rPr>
-                <w:rFonts w:ascii="Aptos" w:hAnsi="Aptos"/>
-                <w:b w:val="0"/>
-                <w:i w:val="0"/>
-                <w:sz w:val="22"/>
-              </w:rPr>
             </w:r>
           </w:p>
         </w:tc>
@@ -2385,7 +2238,7 @@
         </w:tc>
         <w:tc>
           <w:tcPr>
-            <w:tcW w:type="dxa" w:w="4536"/>
+            <w:tcW w:type="dxa" w:w="8788"/>
           </w:tcPr>
           <w:p>
             <w:pPr>
@@ -2399,24 +2252,6 @@
                 <w:sz w:val="22"/>
               </w:rPr>
               <w:t>Wyjątki i obsługa błędów.</w:t>
-            </w:r>
-          </w:p>
-        </w:tc>
-        <w:tc>
-          <w:tcPr>
-            <w:tcW w:type="dxa" w:w="4252"/>
-          </w:tcPr>
-          <w:p>
-            <w:pPr>
-              <w:spacing w:before="20" w:after="20"/>
-            </w:pPr>
-            <w:r>
-              <w:rPr>
-                <w:rFonts w:ascii="Aptos" w:hAnsi="Aptos"/>
-                <w:b w:val="0"/>
-                <w:i w:val="0"/>
-                <w:sz w:val="22"/>
-              </w:rPr>
             </w:r>
           </w:p>
         </w:tc>
@@ -2443,7 +2278,7 @@
         </w:tc>
         <w:tc>
           <w:tcPr>
-            <w:tcW w:type="dxa" w:w="4536"/>
+            <w:tcW w:type="dxa" w:w="8788"/>
           </w:tcPr>
           <w:p>
             <w:pPr>
@@ -2457,24 +2292,6 @@
                 <w:sz w:val="22"/>
               </w:rPr>
               <w:t>Wprowadzenie do programowania obiektowego w Pythonie.</w:t>
-            </w:r>
-          </w:p>
-        </w:tc>
-        <w:tc>
-          <w:tcPr>
-            <w:tcW w:type="dxa" w:w="4252"/>
-          </w:tcPr>
-          <w:p>
-            <w:pPr>
-              <w:spacing w:before="20" w:after="20"/>
-            </w:pPr>
-            <w:r>
-              <w:rPr>
-                <w:rFonts w:ascii="Aptos" w:hAnsi="Aptos"/>
-                <w:b w:val="0"/>
-                <w:i w:val="0"/>
-                <w:sz w:val="22"/>
-              </w:rPr>
             </w:r>
           </w:p>
         </w:tc>
@@ -2501,7 +2318,7 @@
         </w:tc>
         <w:tc>
           <w:tcPr>
-            <w:tcW w:type="dxa" w:w="4536"/>
+            <w:tcW w:type="dxa" w:w="8788"/>
           </w:tcPr>
           <w:p>
             <w:pPr>
@@ -2515,24 +2332,6 @@
                 <w:sz w:val="22"/>
               </w:rPr>
               <w:t xml:space="preserve"> Dobre praktyki: PEP8, czytelność kodu, komentarze i dokumentacja.</w:t>
-            </w:r>
-          </w:p>
-        </w:tc>
-        <w:tc>
-          <w:tcPr>
-            <w:tcW w:type="dxa" w:w="4252"/>
-          </w:tcPr>
-          <w:p>
-            <w:pPr>
-              <w:spacing w:before="20" w:after="20"/>
-            </w:pPr>
-            <w:r>
-              <w:rPr>
-                <w:rFonts w:ascii="Aptos" w:hAnsi="Aptos"/>
-                <w:b w:val="0"/>
-                <w:i w:val="0"/>
-                <w:sz w:val="22"/>
-              </w:rPr>
             </w:r>
           </w:p>
         </w:tc>
@@ -2559,7 +2358,7 @@
         </w:tc>
         <w:tc>
           <w:tcPr>
-            <w:tcW w:type="dxa" w:w="4536"/>
+            <w:tcW w:type="dxa" w:w="8788"/>
           </w:tcPr>
           <w:p>
             <w:pPr>
@@ -2573,24 +2372,6 @@
                 <w:sz w:val="22"/>
               </w:rPr>
               <w:t xml:space="preserve"> Testowanie i debugowanie prostych programów.</w:t>
-            </w:r>
-          </w:p>
-        </w:tc>
-        <w:tc>
-          <w:tcPr>
-            <w:tcW w:type="dxa" w:w="4252"/>
-          </w:tcPr>
-          <w:p>
-            <w:pPr>
-              <w:spacing w:before="20" w:after="20"/>
-            </w:pPr>
-            <w:r>
-              <w:rPr>
-                <w:rFonts w:ascii="Aptos" w:hAnsi="Aptos"/>
-                <w:b w:val="0"/>
-                <w:i w:val="0"/>
-                <w:sz w:val="22"/>
-              </w:rPr>
             </w:r>
           </w:p>
         </w:tc>

--- a/public/assets/files/niestacjonarne/JPT.docx
+++ b/public/assets/files/niestacjonarne/JPT.docx
@@ -1093,7 +1093,7 @@
                 <w:i w:val="0"/>
                 <w:sz w:val="22"/>
               </w:rPr>
-              <w:t>21.5</w:t>
+              <w:t>25</w:t>
             </w:r>
           </w:p>
         </w:tc>
@@ -1113,7 +1113,7 @@
                 <w:i w:val="0"/>
                 <w:sz w:val="22"/>
               </w:rPr>
-              <w:t>0.9</w:t>
+              <w:t>1.0</w:t>
             </w:r>
           </w:p>
         </w:tc>

--- a/public/assets/files/niestacjonarne/JPT.docx
+++ b/public/assets/files/niestacjonarne/JPT.docx
@@ -315,7 +315,7 @@
                 <w:i w:val="0"/>
                 <w:sz w:val="22"/>
               </w:rPr>
-              <w:t>1.5</w:t>
+              <w:t>2</w:t>
             </w:r>
           </w:p>
         </w:tc>
@@ -1093,7 +1093,7 @@
                 <w:i w:val="0"/>
                 <w:sz w:val="22"/>
               </w:rPr>
-              <w:t>25</w:t>
+              <w:t>34</w:t>
             </w:r>
           </w:p>
         </w:tc>
@@ -1113,7 +1113,7 @@
                 <w:i w:val="0"/>
                 <w:sz w:val="22"/>
               </w:rPr>
-              <w:t>1.0</w:t>
+              <w:t>1.4</w:t>
             </w:r>
           </w:p>
         </w:tc>

--- a/public/assets/files/niestacjonarne/JPT.docx
+++ b/public/assets/files/niestacjonarne/JPT.docx
@@ -660,7 +660,7 @@
                 <w:i w:val="0"/>
                 <w:sz w:val="22"/>
               </w:rPr>
-              <w:t>do ustalenia</w:t>
+              <w:t>mgr inż. Adam Urbanowicz</w:t>
             </w:r>
           </w:p>
         </w:tc>
